--- a/Assignment 15.docx
+++ b/Assignment 15.docx
@@ -240,15 +240,33 @@
           <w:szCs w:val="28"/>
           <w:lang w:val="en-US"/>
         </w:rPr>
-        <w:t>1.ENQUEUE</w:t>
-      </w:r>
-      <w:r>
-        <w:rPr>
-          <w:sz w:val="28"/>
-          <w:szCs w:val="28"/>
-          <w:lang w:val="en-US"/>
-        </w:rPr>
-        <w:t xml:space="preserve"> : U</w:t>
+        <w:t>1.</w:t>
+      </w:r>
+      <w:proofErr w:type="gramStart"/>
+      <w:r>
+        <w:rPr>
+          <w:sz w:val="28"/>
+          <w:szCs w:val="28"/>
+          <w:lang w:val="en-US"/>
+        </w:rPr>
+        <w:t>ENQUEUE</w:t>
+      </w:r>
+      <w:r>
+        <w:rPr>
+          <w:sz w:val="28"/>
+          <w:szCs w:val="28"/>
+          <w:lang w:val="en-US"/>
+        </w:rPr>
+        <w:t xml:space="preserve"> :</w:t>
+      </w:r>
+      <w:proofErr w:type="gramEnd"/>
+      <w:r>
+        <w:rPr>
+          <w:sz w:val="28"/>
+          <w:szCs w:val="28"/>
+          <w:lang w:val="en-US"/>
+        </w:rPr>
+        <w:t xml:space="preserve"> U</w:t>
       </w:r>
       <w:r>
         <w:rPr>
@@ -278,7 +296,16 @@
           <w:szCs w:val="28"/>
           <w:lang w:val="en-US"/>
         </w:rPr>
-        <w:t>2.DEQUEUE</w:t>
+        <w:t>2.</w:t>
+      </w:r>
+      <w:proofErr w:type="gramStart"/>
+      <w:r>
+        <w:rPr>
+          <w:sz w:val="28"/>
+          <w:szCs w:val="28"/>
+          <w:lang w:val="en-US"/>
+        </w:rPr>
+        <w:t>DEQUEUE</w:t>
       </w:r>
       <w:r>
         <w:rPr>
@@ -288,6 +315,7 @@
         </w:rPr>
         <w:t xml:space="preserve"> :</w:t>
       </w:r>
+      <w:proofErr w:type="gramEnd"/>
       <w:r>
         <w:rPr>
           <w:sz w:val="28"/>
@@ -911,6 +939,13 @@
         </w:rPr>
         <w:t>Only one lock allowed</w:t>
       </w:r>
+      <w:r>
+        <w:rPr>
+          <w:sz w:val="28"/>
+          <w:szCs w:val="28"/>
+        </w:rPr>
+        <w:t>.</w:t>
+      </w:r>
     </w:p>
     <w:p>
       <w:pPr>
@@ -1289,216 +1324,265 @@
           <w:ilvl w:val="0"/>
           <w:numId w:val="2"/>
         </w:numPr>
-        <w:rPr>
+        <w:spacing w:after="0" w:line="240" w:lineRule="auto"/>
+        <w:rPr>
+          <w:rFonts w:ascii="Calibri" w:eastAsia="Times New Roman" w:hAnsi="Calibri" w:cs="Calibri"/>
           <w:b/>
           <w:bCs/>
-          <w:sz w:val="28"/>
-          <w:szCs w:val="28"/>
-          <w:lang w:val="en-US"/>
-        </w:rPr>
-      </w:pPr>
-      <w:r>
-        <w:rPr>
+          <w:color w:val="000000"/>
+          <w:kern w:val="0"/>
+          <w:sz w:val="28"/>
+          <w:szCs w:val="28"/>
+          <w:lang w:eastAsia="en-IN"/>
+          <w14:ligatures w14:val="none"/>
+        </w:rPr>
+      </w:pPr>
+      <w:r>
+        <w:rPr>
+          <w:rFonts w:ascii="Calibri" w:eastAsia="Times New Roman" w:hAnsi="Calibri" w:cs="Calibri"/>
           <w:b/>
           <w:bCs/>
-          <w:sz w:val="28"/>
-          <w:szCs w:val="28"/>
-          <w:lang w:val="en-US"/>
-        </w:rPr>
-        <w:t>Explain modes of lock object.</w:t>
-      </w:r>
-    </w:p>
-    <w:p>
-      <w:pPr>
-        <w:pStyle w:val="ListParagraph"/>
-        <w:numPr>
-          <w:ilvl w:val="0"/>
-          <w:numId w:val="3"/>
-        </w:numPr>
-        <w:rPr>
+          <w:color w:val="000000"/>
+          <w:kern w:val="0"/>
+          <w:sz w:val="28"/>
+          <w:szCs w:val="28"/>
+          <w:lang w:eastAsia="en-IN"/>
+          <w14:ligatures w14:val="none"/>
+        </w:rPr>
+        <w:t>Difference between Asynchronization and Synchronization</w:t>
+      </w:r>
+    </w:p>
+    <w:p>
+      <w:pPr>
+        <w:pStyle w:val="ListParagraph"/>
+        <w:numPr>
+          <w:ilvl w:val="0"/>
+          <w:numId w:val="3"/>
+        </w:numPr>
+        <w:spacing w:after="0" w:line="240" w:lineRule="auto"/>
+        <w:rPr>
+          <w:rFonts w:ascii="Calibri" w:eastAsia="Times New Roman" w:hAnsi="Calibri" w:cs="Calibri"/>
+          <w:color w:val="000000"/>
+          <w:kern w:val="0"/>
+          <w:sz w:val="28"/>
+          <w:szCs w:val="28"/>
+          <w:lang w:eastAsia="en-IN"/>
+          <w14:ligatures w14:val="none"/>
+        </w:rPr>
+      </w:pPr>
+      <w:r>
+        <w:rPr>
+          <w:rFonts w:ascii="Calibri" w:eastAsia="Times New Roman" w:hAnsi="Calibri" w:cs="Calibri"/>
           <w:b/>
           <w:bCs/>
-          <w:sz w:val="28"/>
-          <w:szCs w:val="28"/>
-          <w:lang w:val="en-US"/>
-        </w:rPr>
-      </w:pPr>
-      <w:r>
-        <w:rPr>
+          <w:color w:val="000000"/>
+          <w:kern w:val="0"/>
+          <w:sz w:val="28"/>
+          <w:szCs w:val="28"/>
+          <w:lang w:eastAsia="en-IN"/>
+          <w14:ligatures w14:val="none"/>
+        </w:rPr>
+        <w:t>Synchronization</w:t>
+      </w:r>
+      <w:r>
+        <w:rPr>
+          <w:rFonts w:ascii="Calibri" w:eastAsia="Times New Roman" w:hAnsi="Calibri" w:cs="Calibri"/>
+          <w:color w:val="000000"/>
+          <w:kern w:val="0"/>
+          <w:sz w:val="28"/>
+          <w:szCs w:val="28"/>
+          <w:lang w:eastAsia="en-IN"/>
+          <w14:ligatures w14:val="none"/>
+        </w:rPr>
+        <w:t xml:space="preserve"> means processes or tasks are executed one after another in a controlled sequence, where the next task waits until the previous task finishes.</w:t>
+      </w:r>
+      <w:r>
+        <w:rPr>
+          <w:rFonts w:ascii="Calibri" w:eastAsia="Times New Roman" w:hAnsi="Calibri" w:cs="Calibri"/>
+          <w:color w:val="000000"/>
+          <w:kern w:val="0"/>
+          <w:sz w:val="28"/>
+          <w:szCs w:val="28"/>
+          <w:lang w:eastAsia="en-IN"/>
+          <w14:ligatures w14:val="none"/>
+        </w:rPr>
+        <w:t xml:space="preserve"> </w:t>
+      </w:r>
+    </w:p>
+    <w:p>
+      <w:pPr>
+        <w:pStyle w:val="ListParagraph"/>
+        <w:numPr>
+          <w:ilvl w:val="0"/>
+          <w:numId w:val="3"/>
+        </w:numPr>
+        <w:spacing w:after="0" w:line="240" w:lineRule="auto"/>
+        <w:rPr>
+          <w:rFonts w:ascii="Calibri" w:eastAsia="Times New Roman" w:hAnsi="Calibri" w:cs="Calibri"/>
+          <w:color w:val="000000"/>
+          <w:kern w:val="0"/>
+          <w:sz w:val="28"/>
+          <w:szCs w:val="28"/>
+          <w:lang w:eastAsia="en-IN"/>
+          <w14:ligatures w14:val="none"/>
+        </w:rPr>
+      </w:pPr>
+      <w:r>
+        <w:rPr>
+          <w:rFonts w:ascii="Calibri" w:eastAsia="Times New Roman" w:hAnsi="Calibri" w:cs="Calibri"/>
+          <w:color w:val="000000"/>
+          <w:kern w:val="0"/>
+          <w:sz w:val="28"/>
+          <w:szCs w:val="28"/>
+          <w:lang w:eastAsia="en-IN"/>
+          <w14:ligatures w14:val="none"/>
+        </w:rPr>
+        <w:t>Sequential execution</w:t>
+      </w:r>
+    </w:p>
+    <w:p>
+      <w:pPr>
+        <w:pStyle w:val="ListParagraph"/>
+        <w:spacing w:after="0" w:line="240" w:lineRule="auto"/>
+        <w:ind w:left="360"/>
+        <w:rPr>
+          <w:rFonts w:ascii="Calibri" w:eastAsia="Times New Roman" w:hAnsi="Calibri" w:cs="Calibri"/>
+          <w:color w:val="000000"/>
+          <w:kern w:val="0"/>
+          <w:sz w:val="28"/>
+          <w:szCs w:val="28"/>
+          <w:lang w:eastAsia="en-IN"/>
+          <w14:ligatures w14:val="none"/>
+        </w:rPr>
+      </w:pPr>
+    </w:p>
+    <w:p>
+      <w:pPr>
+        <w:pStyle w:val="ListParagraph"/>
+        <w:numPr>
+          <w:ilvl w:val="0"/>
+          <w:numId w:val="3"/>
+        </w:numPr>
+        <w:spacing w:after="0" w:line="240" w:lineRule="auto"/>
+        <w:rPr>
+          <w:rFonts w:ascii="Calibri" w:eastAsia="Times New Roman" w:hAnsi="Calibri" w:cs="Calibri"/>
+          <w:color w:val="000000"/>
+          <w:kern w:val="0"/>
+          <w:sz w:val="28"/>
+          <w:szCs w:val="28"/>
+          <w:lang w:eastAsia="en-IN"/>
+          <w14:ligatures w14:val="none"/>
+        </w:rPr>
+      </w:pPr>
+      <w:r>
+        <w:rPr>
+          <w:rFonts w:ascii="Calibri" w:eastAsia="Times New Roman" w:hAnsi="Calibri" w:cs="Calibri"/>
           <w:b/>
           <w:bCs/>
-          <w:sz w:val="28"/>
-          <w:szCs w:val="28"/>
-          <w:lang w:val="en-US"/>
-        </w:rPr>
-        <w:t>1. Shared Lock (S)</w:t>
-      </w:r>
-    </w:p>
-    <w:p>
-      <w:pPr>
-        <w:pStyle w:val="ListParagraph"/>
-        <w:numPr>
-          <w:ilvl w:val="0"/>
-          <w:numId w:val="3"/>
-        </w:numPr>
-        <w:rPr>
-          <w:sz w:val="28"/>
-          <w:szCs w:val="28"/>
-          <w:lang w:val="en-US"/>
-        </w:rPr>
-      </w:pPr>
-      <w:r>
-        <w:rPr>
-          <w:sz w:val="28"/>
-          <w:szCs w:val="28"/>
-          <w:lang w:val="en-US"/>
-        </w:rPr>
-        <w:t>A Shared Lock allows multiple users to read the same data simultaneously, but no user can modify it while the lock is active.</w:t>
-      </w:r>
-    </w:p>
-    <w:p>
-      <w:pPr>
-        <w:pStyle w:val="ListParagraph"/>
-        <w:numPr>
-          <w:ilvl w:val="0"/>
-          <w:numId w:val="3"/>
-        </w:numPr>
-        <w:rPr>
-          <w:sz w:val="28"/>
-          <w:szCs w:val="28"/>
-          <w:lang w:val="en-US"/>
-        </w:rPr>
-      </w:pPr>
-      <w:r>
-        <w:rPr>
-          <w:sz w:val="28"/>
-          <w:szCs w:val="28"/>
-          <w:lang w:val="en-US"/>
-        </w:rPr>
-        <w:t>Behavior:</w:t>
-      </w:r>
-    </w:p>
-    <w:p>
-      <w:pPr>
-        <w:pStyle w:val="ListParagraph"/>
-        <w:numPr>
-          <w:ilvl w:val="0"/>
-          <w:numId w:val="3"/>
-        </w:numPr>
-        <w:rPr>
-          <w:sz w:val="28"/>
-          <w:szCs w:val="28"/>
-          <w:lang w:val="en-US"/>
-        </w:rPr>
-      </w:pPr>
-      <w:r>
-        <w:rPr>
-          <w:sz w:val="28"/>
-          <w:szCs w:val="28"/>
-          <w:lang w:val="en-US"/>
-        </w:rPr>
-        <w:t>Multiple users can access data</w:t>
-      </w:r>
-    </w:p>
-    <w:p>
-      <w:pPr>
-        <w:pStyle w:val="ListParagraph"/>
-        <w:numPr>
-          <w:ilvl w:val="0"/>
-          <w:numId w:val="3"/>
-        </w:numPr>
-        <w:rPr>
-          <w:sz w:val="28"/>
-          <w:szCs w:val="28"/>
-          <w:lang w:val="en-US"/>
-        </w:rPr>
-      </w:pPr>
-      <w:r>
-        <w:rPr>
-          <w:sz w:val="28"/>
-          <w:szCs w:val="28"/>
-          <w:lang w:val="en-US"/>
-        </w:rPr>
-        <w:t>Only read allowed</w:t>
-      </w:r>
-    </w:p>
-    <w:p>
-      <w:pPr>
-        <w:pStyle w:val="ListParagraph"/>
-        <w:numPr>
-          <w:ilvl w:val="0"/>
-          <w:numId w:val="3"/>
-        </w:numPr>
-        <w:rPr>
-          <w:sz w:val="28"/>
-          <w:szCs w:val="28"/>
-          <w:lang w:val="en-US"/>
-        </w:rPr>
-      </w:pPr>
-      <w:r>
-        <w:rPr>
-          <w:sz w:val="28"/>
-          <w:szCs w:val="28"/>
-          <w:lang w:val="en-US"/>
-        </w:rPr>
-        <w:t>No update/delete allowed</w:t>
-      </w:r>
-    </w:p>
-    <w:p>
-      <w:pPr>
-        <w:pStyle w:val="ListParagraph"/>
-        <w:numPr>
-          <w:ilvl w:val="0"/>
-          <w:numId w:val="3"/>
-        </w:numPr>
-        <w:rPr>
-          <w:sz w:val="28"/>
-          <w:szCs w:val="28"/>
-          <w:lang w:val="en-US"/>
-        </w:rPr>
-      </w:pPr>
-      <w:r>
-        <w:rPr>
-          <w:sz w:val="28"/>
-          <w:szCs w:val="28"/>
-          <w:lang w:val="en-US"/>
-        </w:rPr>
-        <w:t>When data should be viewed by many users but not changed.</w:t>
-      </w:r>
-    </w:p>
-    <w:p>
-      <w:pPr>
-        <w:rPr>
-          <w:sz w:val="28"/>
-          <w:szCs w:val="28"/>
-          <w:lang w:val="en-US"/>
-        </w:rPr>
-      </w:pPr>
-      <w:r>
-        <w:rPr>
-          <w:sz w:val="28"/>
-          <w:szCs w:val="28"/>
-          <w:lang w:val="en-US"/>
-        </w:rPr>
-        <w:t xml:space="preserve"> </w:t>
-      </w:r>
-    </w:p>
-    <w:p>
-      <w:pPr>
-        <w:pStyle w:val="ListParagraph"/>
-        <w:numPr>
-          <w:ilvl w:val="0"/>
-          <w:numId w:val="3"/>
-        </w:numPr>
-        <w:rPr>
+          <w:color w:val="000000"/>
+          <w:kern w:val="0"/>
+          <w:sz w:val="28"/>
+          <w:szCs w:val="28"/>
+          <w:lang w:eastAsia="en-IN"/>
+          <w14:ligatures w14:val="none"/>
+        </w:rPr>
+        <w:t>Asynchronization</w:t>
+      </w:r>
+      <w:r>
+        <w:rPr>
+          <w:rFonts w:ascii="Calibri" w:eastAsia="Times New Roman" w:hAnsi="Calibri" w:cs="Calibri"/>
+          <w:color w:val="000000"/>
+          <w:kern w:val="0"/>
+          <w:sz w:val="28"/>
+          <w:szCs w:val="28"/>
+          <w:lang w:eastAsia="en-IN"/>
+          <w14:ligatures w14:val="none"/>
+        </w:rPr>
+        <w:t xml:space="preserve"> means processes or tasks are executed independently without waiting, and the program continues execution immediately.</w:t>
+      </w:r>
+    </w:p>
+    <w:p>
+      <w:pPr>
+        <w:pStyle w:val="ListParagraph"/>
+        <w:numPr>
+          <w:ilvl w:val="0"/>
+          <w:numId w:val="3"/>
+        </w:numPr>
+        <w:spacing w:after="0" w:line="240" w:lineRule="auto"/>
+        <w:rPr>
+          <w:rFonts w:ascii="Calibri" w:eastAsia="Times New Roman" w:hAnsi="Calibri" w:cs="Calibri"/>
+          <w:color w:val="000000"/>
+          <w:kern w:val="0"/>
+          <w:sz w:val="28"/>
+          <w:szCs w:val="28"/>
+          <w:lang w:eastAsia="en-IN"/>
+          <w14:ligatures w14:val="none"/>
+        </w:rPr>
+      </w:pPr>
+      <w:r>
+        <w:rPr>
+          <w:rFonts w:ascii="Calibri" w:eastAsia="Times New Roman" w:hAnsi="Calibri" w:cs="Calibri"/>
+          <w:color w:val="000000"/>
+          <w:kern w:val="0"/>
+          <w:sz w:val="28"/>
+          <w:szCs w:val="28"/>
+          <w:lang w:eastAsia="en-IN"/>
+          <w14:ligatures w14:val="none"/>
+        </w:rPr>
+        <w:t>Parallel execution</w:t>
+      </w:r>
+    </w:p>
+    <w:p>
+      <w:pPr>
+        <w:spacing w:after="0" w:line="240" w:lineRule="auto"/>
+        <w:rPr>
+          <w:rFonts w:ascii="Calibri" w:eastAsia="Times New Roman" w:hAnsi="Calibri" w:cs="Calibri"/>
+          <w:color w:val="000000"/>
+          <w:kern w:val="0"/>
+          <w:sz w:val="28"/>
+          <w:szCs w:val="28"/>
+          <w:lang w:eastAsia="en-IN"/>
+          <w14:ligatures w14:val="none"/>
+        </w:rPr>
+      </w:pPr>
+    </w:p>
+    <w:p>
+      <w:pPr>
+        <w:spacing w:after="0" w:line="240" w:lineRule="auto"/>
+        <w:rPr>
+          <w:rFonts w:ascii="Calibri" w:eastAsia="Times New Roman" w:hAnsi="Calibri" w:cs="Calibri"/>
+          <w:color w:val="000000"/>
+          <w:kern w:val="0"/>
+          <w:sz w:val="28"/>
+          <w:szCs w:val="28"/>
+          <w:lang w:eastAsia="en-IN"/>
+          <w14:ligatures w14:val="none"/>
+        </w:rPr>
+      </w:pPr>
+    </w:p>
+    <w:p>
+      <w:pPr>
+        <w:spacing w:after="0" w:line="240" w:lineRule="auto"/>
+        <w:rPr>
+          <w:rFonts w:ascii="Calibri" w:eastAsia="Times New Roman" w:hAnsi="Calibri" w:cs="Calibri"/>
           <w:b/>
           <w:bCs/>
-          <w:sz w:val="28"/>
-          <w:szCs w:val="28"/>
-          <w:lang w:val="en-US"/>
-        </w:rPr>
-      </w:pPr>
-      <w:r>
+          <w:color w:val="000000"/>
+          <w:kern w:val="0"/>
+          <w:sz w:val="28"/>
+          <w:szCs w:val="28"/>
+          <w:lang w:eastAsia="en-IN"/>
+          <w14:ligatures w14:val="none"/>
+        </w:rPr>
+      </w:pPr>
+    </w:p>
+    <w:p>
+      <w:pPr>
+        <w:pStyle w:val="ListParagraph"/>
+        <w:numPr>
+          <w:ilvl w:val="0"/>
+          <w:numId w:val="2"/>
+        </w:numPr>
         <w:rPr>
           <w:b/>
           <w:bCs/>
@@ -1506,190 +1590,8 @@
           <w:szCs w:val="28"/>
           <w:lang w:val="en-US"/>
         </w:rPr>
-        <w:lastRenderedPageBreak/>
-        <w:t>2. Exclusive Lock (E)</w:t>
-      </w:r>
-    </w:p>
-    <w:p>
-      <w:pPr>
-        <w:pStyle w:val="ListParagraph"/>
-        <w:numPr>
-          <w:ilvl w:val="0"/>
-          <w:numId w:val="3"/>
-        </w:numPr>
-        <w:rPr>
-          <w:sz w:val="28"/>
-          <w:szCs w:val="28"/>
-          <w:lang w:val="en-US"/>
-        </w:rPr>
-      </w:pPr>
-      <w:r>
-        <w:rPr>
-          <w:sz w:val="28"/>
-          <w:szCs w:val="28"/>
-          <w:lang w:val="en-US"/>
-        </w:rPr>
-        <w:t>An Exclusive Lock allows only one user to access and modify the data.</w:t>
-      </w:r>
-    </w:p>
-    <w:p>
-      <w:pPr>
-        <w:pStyle w:val="ListParagraph"/>
-        <w:numPr>
-          <w:ilvl w:val="0"/>
-          <w:numId w:val="3"/>
-        </w:numPr>
-        <w:rPr>
-          <w:sz w:val="28"/>
-          <w:szCs w:val="28"/>
-          <w:lang w:val="en-US"/>
-        </w:rPr>
-      </w:pPr>
-      <w:r>
-        <w:rPr>
-          <w:sz w:val="28"/>
-          <w:szCs w:val="28"/>
-          <w:lang w:val="en-US"/>
-        </w:rPr>
-        <w:t>Other users cannot read or change the locked record.</w:t>
-      </w:r>
-    </w:p>
-    <w:p>
-      <w:pPr>
-        <w:pStyle w:val="ListParagraph"/>
-        <w:numPr>
-          <w:ilvl w:val="0"/>
-          <w:numId w:val="3"/>
-        </w:numPr>
-        <w:rPr>
-          <w:sz w:val="28"/>
-          <w:szCs w:val="28"/>
-          <w:lang w:val="en-US"/>
-        </w:rPr>
-      </w:pPr>
-      <w:r>
-        <w:rPr>
-          <w:sz w:val="28"/>
-          <w:szCs w:val="28"/>
-          <w:lang w:val="en-US"/>
-        </w:rPr>
-        <w:t>Behavior:</w:t>
-      </w:r>
-    </w:p>
-    <w:p>
-      <w:pPr>
-        <w:pStyle w:val="ListParagraph"/>
-        <w:numPr>
-          <w:ilvl w:val="0"/>
-          <w:numId w:val="3"/>
-        </w:numPr>
-        <w:rPr>
-          <w:sz w:val="28"/>
-          <w:szCs w:val="28"/>
-          <w:lang w:val="en-US"/>
-        </w:rPr>
-      </w:pPr>
-      <w:r>
-        <w:rPr>
-          <w:sz w:val="28"/>
-          <w:szCs w:val="28"/>
-          <w:lang w:val="en-US"/>
-        </w:rPr>
-        <w:t>Only one user allowed</w:t>
-      </w:r>
-    </w:p>
-    <w:p>
-      <w:pPr>
-        <w:pStyle w:val="ListParagraph"/>
-        <w:numPr>
-          <w:ilvl w:val="0"/>
-          <w:numId w:val="3"/>
-        </w:numPr>
-        <w:rPr>
-          <w:sz w:val="28"/>
-          <w:szCs w:val="28"/>
-          <w:lang w:val="en-US"/>
-        </w:rPr>
-      </w:pPr>
-      <w:r>
-        <w:rPr>
-          <w:sz w:val="28"/>
-          <w:szCs w:val="28"/>
-          <w:lang w:val="en-US"/>
-        </w:rPr>
-        <w:t>Read + write allowed for locking user</w:t>
-      </w:r>
-    </w:p>
-    <w:p>
-      <w:pPr>
-        <w:pStyle w:val="ListParagraph"/>
-        <w:numPr>
-          <w:ilvl w:val="0"/>
-          <w:numId w:val="3"/>
-        </w:numPr>
-        <w:rPr>
-          <w:sz w:val="28"/>
-          <w:szCs w:val="28"/>
-          <w:lang w:val="en-US"/>
-        </w:rPr>
-      </w:pPr>
-      <w:r>
-        <w:rPr>
-          <w:sz w:val="28"/>
-          <w:szCs w:val="28"/>
-          <w:lang w:val="en-US"/>
-        </w:rPr>
-        <w:t>Others blocked</w:t>
-      </w:r>
-    </w:p>
-    <w:p>
-      <w:pPr>
-        <w:pStyle w:val="ListParagraph"/>
-        <w:numPr>
-          <w:ilvl w:val="0"/>
-          <w:numId w:val="3"/>
-        </w:numPr>
-        <w:rPr>
-          <w:sz w:val="28"/>
-          <w:szCs w:val="28"/>
-          <w:lang w:val="en-US"/>
-        </w:rPr>
-      </w:pPr>
-      <w:r>
-        <w:rPr>
-          <w:sz w:val="28"/>
-          <w:szCs w:val="28"/>
-          <w:lang w:val="en-US"/>
-        </w:rPr>
-        <w:t>When data is being edited.</w:t>
-      </w:r>
-    </w:p>
-    <w:p>
-      <w:pPr>
-        <w:pStyle w:val="ListParagraph"/>
-        <w:ind w:left="360"/>
-        <w:rPr>
-          <w:sz w:val="28"/>
-          <w:szCs w:val="28"/>
-          <w:lang w:val="en-US"/>
-        </w:rPr>
-      </w:pPr>
-      <w:r>
-        <w:rPr>
-          <w:sz w:val="28"/>
-          <w:szCs w:val="28"/>
-          <w:lang w:val="en-US"/>
-        </w:rPr>
-        <w:t xml:space="preserve"> </w:t>
-      </w:r>
-    </w:p>
-    <w:p>
-      <w:pPr>
-        <w:pStyle w:val="ListParagraph"/>
-        <w:numPr>
-          <w:ilvl w:val="0"/>
-          <w:numId w:val="3"/>
-        </w:numPr>
+      </w:pPr>
+      <w:r>
         <w:rPr>
           <w:b/>
           <w:bCs/>
@@ -1697,8 +1599,17 @@
           <w:szCs w:val="28"/>
           <w:lang w:val="en-US"/>
         </w:rPr>
-      </w:pPr>
-      <w:r>
+        <w:lastRenderedPageBreak/>
+        <w:t>Explain modes of lock object.</w:t>
+      </w:r>
+    </w:p>
+    <w:p>
+      <w:pPr>
+        <w:pStyle w:val="ListParagraph"/>
+        <w:numPr>
+          <w:ilvl w:val="0"/>
+          <w:numId w:val="3"/>
+        </w:numPr>
         <w:rPr>
           <w:b/>
           <w:bCs/>
@@ -1706,225 +1617,608 @@
           <w:szCs w:val="28"/>
           <w:lang w:val="en-US"/>
         </w:rPr>
-        <w:t>2. Exclusive Lock (E)</w:t>
-      </w:r>
-    </w:p>
-    <w:p>
-      <w:pPr>
-        <w:pStyle w:val="ListParagraph"/>
-        <w:numPr>
-          <w:ilvl w:val="0"/>
-          <w:numId w:val="3"/>
-        </w:numPr>
-        <w:rPr>
-          <w:sz w:val="28"/>
-          <w:szCs w:val="28"/>
-          <w:lang w:val="en-US"/>
-        </w:rPr>
-      </w:pPr>
-      <w:r>
-        <w:rPr>
-          <w:sz w:val="28"/>
-          <w:szCs w:val="28"/>
-          <w:lang w:val="en-US"/>
-        </w:rPr>
-        <w:t>An Exclusive Lock allows only one user to access and modify the data.</w:t>
-      </w:r>
-    </w:p>
-    <w:p>
-      <w:pPr>
-        <w:pStyle w:val="ListParagraph"/>
-        <w:numPr>
-          <w:ilvl w:val="0"/>
-          <w:numId w:val="3"/>
-        </w:numPr>
-        <w:rPr>
-          <w:sz w:val="28"/>
-          <w:szCs w:val="28"/>
-          <w:lang w:val="en-US"/>
-        </w:rPr>
-      </w:pPr>
-      <w:r>
-        <w:rPr>
-          <w:sz w:val="28"/>
-          <w:szCs w:val="28"/>
-          <w:lang w:val="en-US"/>
-        </w:rPr>
-        <w:t>Other users cannot read or change the locked record.</w:t>
-      </w:r>
-    </w:p>
-    <w:p>
-      <w:pPr>
-        <w:pStyle w:val="ListParagraph"/>
-        <w:numPr>
-          <w:ilvl w:val="0"/>
-          <w:numId w:val="3"/>
-        </w:numPr>
-        <w:rPr>
-          <w:sz w:val="28"/>
-          <w:szCs w:val="28"/>
-          <w:lang w:val="en-US"/>
-        </w:rPr>
-      </w:pPr>
-      <w:r>
-        <w:rPr>
-          <w:sz w:val="28"/>
-          <w:szCs w:val="28"/>
-          <w:lang w:val="en-US"/>
-        </w:rPr>
-        <w:t>Behavior:</w:t>
-      </w:r>
-    </w:p>
-    <w:p>
-      <w:pPr>
-        <w:pStyle w:val="ListParagraph"/>
-        <w:numPr>
-          <w:ilvl w:val="0"/>
-          <w:numId w:val="3"/>
-        </w:numPr>
-        <w:rPr>
-          <w:sz w:val="28"/>
-          <w:szCs w:val="28"/>
-          <w:lang w:val="en-US"/>
-        </w:rPr>
-      </w:pPr>
-      <w:r>
-        <w:rPr>
-          <w:sz w:val="28"/>
-          <w:szCs w:val="28"/>
-          <w:lang w:val="en-US"/>
-        </w:rPr>
-        <w:t>Only one user allowed</w:t>
-      </w:r>
-    </w:p>
-    <w:p>
-      <w:pPr>
-        <w:pStyle w:val="ListParagraph"/>
-        <w:numPr>
-          <w:ilvl w:val="0"/>
-          <w:numId w:val="3"/>
-        </w:numPr>
-        <w:rPr>
-          <w:sz w:val="28"/>
-          <w:szCs w:val="28"/>
-          <w:lang w:val="en-US"/>
-        </w:rPr>
-      </w:pPr>
-      <w:r>
-        <w:rPr>
-          <w:sz w:val="28"/>
-          <w:szCs w:val="28"/>
-          <w:lang w:val="en-US"/>
-        </w:rPr>
-        <w:t>Read + write allowed for locking user</w:t>
-      </w:r>
-    </w:p>
-    <w:p>
-      <w:pPr>
-        <w:pStyle w:val="ListParagraph"/>
-        <w:numPr>
-          <w:ilvl w:val="0"/>
-          <w:numId w:val="3"/>
-        </w:numPr>
-        <w:rPr>
-          <w:sz w:val="28"/>
-          <w:szCs w:val="28"/>
-          <w:lang w:val="en-US"/>
-        </w:rPr>
-      </w:pPr>
-      <w:r>
-        <w:rPr>
-          <w:sz w:val="28"/>
-          <w:szCs w:val="28"/>
-          <w:lang w:val="en-US"/>
-        </w:rPr>
-        <w:t>Others blocked</w:t>
-      </w:r>
-    </w:p>
-    <w:p>
-      <w:pPr>
-        <w:pStyle w:val="ListParagraph"/>
-        <w:numPr>
-          <w:ilvl w:val="0"/>
-          <w:numId w:val="3"/>
-        </w:numPr>
-        <w:rPr>
-          <w:sz w:val="28"/>
-          <w:szCs w:val="28"/>
-          <w:lang w:val="en-US"/>
-        </w:rPr>
-      </w:pPr>
-      <w:r>
-        <w:rPr>
-          <w:sz w:val="28"/>
-          <w:szCs w:val="28"/>
-          <w:lang w:val="en-US"/>
-        </w:rPr>
-        <w:t>When data is being edited.</w:t>
-      </w:r>
-    </w:p>
-    <w:p>
-      <w:pPr>
-        <w:rPr>
-          <w:sz w:val="28"/>
-          <w:szCs w:val="28"/>
-          <w:lang w:val="en-US"/>
-        </w:rPr>
-      </w:pPr>
-    </w:p>
-    <w:p>
-      <w:pPr>
-        <w:pStyle w:val="ListParagraph"/>
-        <w:numPr>
-          <w:ilvl w:val="0"/>
-          <w:numId w:val="2"/>
-        </w:numPr>
-        <w:spacing w:after="0" w:line="240" w:lineRule="auto"/>
-        <w:rPr>
-          <w:rFonts w:ascii="Calibri" w:eastAsia="Times New Roman" w:hAnsi="Calibri" w:cs="Calibri"/>
+      </w:pPr>
+      <w:r>
+        <w:rPr>
           <w:b/>
           <w:bCs/>
-          <w:color w:val="000000"/>
-          <w:kern w:val="0"/>
-          <w:sz w:val="28"/>
-          <w:szCs w:val="28"/>
-          <w:lang w:eastAsia="en-IN"/>
-          <w14:ligatures w14:val="none"/>
-        </w:rPr>
-      </w:pPr>
-      <w:r>
-        <w:rPr>
-          <w:rFonts w:ascii="Calibri" w:eastAsia="Times New Roman" w:hAnsi="Calibri" w:cs="Calibri"/>
+          <w:sz w:val="28"/>
+          <w:szCs w:val="28"/>
+          <w:lang w:val="en-US"/>
+        </w:rPr>
+        <w:t>1. Shared Lock (S)</w:t>
+      </w:r>
+    </w:p>
+    <w:p>
+      <w:pPr>
+        <w:pStyle w:val="ListParagraph"/>
+        <w:numPr>
+          <w:ilvl w:val="0"/>
+          <w:numId w:val="3"/>
+        </w:numPr>
+        <w:rPr>
+          <w:sz w:val="28"/>
+          <w:szCs w:val="28"/>
+          <w:lang w:val="en-US"/>
+        </w:rPr>
+      </w:pPr>
+      <w:r>
+        <w:rPr>
+          <w:sz w:val="28"/>
+          <w:szCs w:val="28"/>
+          <w:lang w:val="en-US"/>
+        </w:rPr>
+        <w:t>A Shared Lock allows multiple users to read the same data simultaneously, but no user can modify it while the lock is active.</w:t>
+      </w:r>
+    </w:p>
+    <w:p>
+      <w:pPr>
+        <w:pStyle w:val="ListParagraph"/>
+        <w:numPr>
+          <w:ilvl w:val="0"/>
+          <w:numId w:val="3"/>
+        </w:numPr>
+        <w:rPr>
+          <w:sz w:val="28"/>
+          <w:szCs w:val="28"/>
+          <w:lang w:val="en-US"/>
+        </w:rPr>
+      </w:pPr>
+      <w:r>
+        <w:rPr>
+          <w:sz w:val="28"/>
+          <w:szCs w:val="28"/>
+          <w:lang w:val="en-US"/>
+        </w:rPr>
+        <w:t>Behavior:</w:t>
+      </w:r>
+    </w:p>
+    <w:p>
+      <w:pPr>
+        <w:pStyle w:val="ListParagraph"/>
+        <w:numPr>
+          <w:ilvl w:val="0"/>
+          <w:numId w:val="3"/>
+        </w:numPr>
+        <w:rPr>
+          <w:sz w:val="28"/>
+          <w:szCs w:val="28"/>
+          <w:lang w:val="en-US"/>
+        </w:rPr>
+      </w:pPr>
+      <w:r>
+        <w:rPr>
+          <w:sz w:val="28"/>
+          <w:szCs w:val="28"/>
+          <w:lang w:val="en-US"/>
+        </w:rPr>
+        <w:t>Multiple users can access data</w:t>
+      </w:r>
+    </w:p>
+    <w:p>
+      <w:pPr>
+        <w:pStyle w:val="ListParagraph"/>
+        <w:numPr>
+          <w:ilvl w:val="0"/>
+          <w:numId w:val="3"/>
+        </w:numPr>
+        <w:rPr>
+          <w:sz w:val="28"/>
+          <w:szCs w:val="28"/>
+          <w:lang w:val="en-US"/>
+        </w:rPr>
+      </w:pPr>
+      <w:r>
+        <w:rPr>
+          <w:sz w:val="28"/>
+          <w:szCs w:val="28"/>
+          <w:lang w:val="en-US"/>
+        </w:rPr>
+        <w:t>Only read allowed</w:t>
+      </w:r>
+    </w:p>
+    <w:p>
+      <w:pPr>
+        <w:pStyle w:val="ListParagraph"/>
+        <w:numPr>
+          <w:ilvl w:val="0"/>
+          <w:numId w:val="3"/>
+        </w:numPr>
+        <w:rPr>
+          <w:sz w:val="28"/>
+          <w:szCs w:val="28"/>
+          <w:lang w:val="en-US"/>
+        </w:rPr>
+      </w:pPr>
+      <w:r>
+        <w:rPr>
+          <w:sz w:val="28"/>
+          <w:szCs w:val="28"/>
+          <w:lang w:val="en-US"/>
+        </w:rPr>
+        <w:t>No update/delete allowed</w:t>
+      </w:r>
+    </w:p>
+    <w:p>
+      <w:pPr>
+        <w:pStyle w:val="ListParagraph"/>
+        <w:numPr>
+          <w:ilvl w:val="0"/>
+          <w:numId w:val="3"/>
+        </w:numPr>
+        <w:rPr>
+          <w:sz w:val="28"/>
+          <w:szCs w:val="28"/>
+          <w:lang w:val="en-US"/>
+        </w:rPr>
+      </w:pPr>
+      <w:r>
+        <w:rPr>
+          <w:sz w:val="28"/>
+          <w:szCs w:val="28"/>
+          <w:lang w:val="en-US"/>
+        </w:rPr>
+        <w:t>When data should be viewed by many users but not changed.</w:t>
+      </w:r>
+    </w:p>
+    <w:p>
+      <w:pPr>
+        <w:rPr>
+          <w:sz w:val="28"/>
+          <w:szCs w:val="28"/>
+          <w:lang w:val="en-US"/>
+        </w:rPr>
+      </w:pPr>
+      <w:r>
+        <w:rPr>
+          <w:sz w:val="28"/>
+          <w:szCs w:val="28"/>
+          <w:lang w:val="en-US"/>
+        </w:rPr>
+        <w:t xml:space="preserve"> </w:t>
+      </w:r>
+    </w:p>
+    <w:p>
+      <w:pPr>
+        <w:pStyle w:val="ListParagraph"/>
+        <w:numPr>
+          <w:ilvl w:val="0"/>
+          <w:numId w:val="3"/>
+        </w:numPr>
+        <w:rPr>
           <w:b/>
           <w:bCs/>
-          <w:color w:val="000000"/>
-          <w:kern w:val="0"/>
-          <w:sz w:val="28"/>
-          <w:szCs w:val="28"/>
-          <w:lang w:eastAsia="en-IN"/>
-          <w14:ligatures w14:val="none"/>
-        </w:rPr>
-        <w:t xml:space="preserve">What </w:t>
-      </w:r>
-      <w:r>
-        <w:rPr>
-          <w:rFonts w:ascii="Calibri" w:eastAsia="Times New Roman" w:hAnsi="Calibri" w:cs="Calibri"/>
+          <w:sz w:val="28"/>
+          <w:szCs w:val="28"/>
+          <w:lang w:val="en-US"/>
+        </w:rPr>
+      </w:pPr>
+      <w:r>
+        <w:rPr>
           <w:b/>
           <w:bCs/>
-          <w:color w:val="000000"/>
-          <w:kern w:val="0"/>
-          <w:sz w:val="28"/>
-          <w:szCs w:val="28"/>
-          <w:lang w:eastAsia="en-IN"/>
-          <w14:ligatures w14:val="none"/>
-        </w:rPr>
-        <w:t>are</w:t>
-      </w:r>
-      <w:r>
-        <w:rPr>
-          <w:rFonts w:ascii="Calibri" w:eastAsia="Times New Roman" w:hAnsi="Calibri" w:cs="Calibri"/>
+          <w:sz w:val="28"/>
+          <w:szCs w:val="28"/>
+          <w:lang w:val="en-US"/>
+        </w:rPr>
+        <w:t>2. Exclusive Lock (E)</w:t>
+      </w:r>
+    </w:p>
+    <w:p>
+      <w:pPr>
+        <w:pStyle w:val="ListParagraph"/>
+        <w:numPr>
+          <w:ilvl w:val="0"/>
+          <w:numId w:val="3"/>
+        </w:numPr>
+        <w:rPr>
+          <w:sz w:val="28"/>
+          <w:szCs w:val="28"/>
+          <w:lang w:val="en-US"/>
+        </w:rPr>
+      </w:pPr>
+      <w:r>
+        <w:rPr>
+          <w:sz w:val="28"/>
+          <w:szCs w:val="28"/>
+          <w:lang w:val="en-US"/>
+        </w:rPr>
+        <w:t>An Exclusive Lock allows only one user to access and modify the data.</w:t>
+      </w:r>
+    </w:p>
+    <w:p>
+      <w:pPr>
+        <w:pStyle w:val="ListParagraph"/>
+        <w:numPr>
+          <w:ilvl w:val="0"/>
+          <w:numId w:val="3"/>
+        </w:numPr>
+        <w:rPr>
+          <w:sz w:val="28"/>
+          <w:szCs w:val="28"/>
+          <w:lang w:val="en-US"/>
+        </w:rPr>
+      </w:pPr>
+      <w:r>
+        <w:rPr>
+          <w:sz w:val="28"/>
+          <w:szCs w:val="28"/>
+          <w:lang w:val="en-US"/>
+        </w:rPr>
+        <w:t>Other users cannot read or change the locked record.</w:t>
+      </w:r>
+    </w:p>
+    <w:p>
+      <w:pPr>
+        <w:pStyle w:val="ListParagraph"/>
+        <w:numPr>
+          <w:ilvl w:val="0"/>
+          <w:numId w:val="3"/>
+        </w:numPr>
+        <w:rPr>
+          <w:sz w:val="28"/>
+          <w:szCs w:val="28"/>
+          <w:lang w:val="en-US"/>
+        </w:rPr>
+      </w:pPr>
+      <w:r>
+        <w:rPr>
+          <w:sz w:val="28"/>
+          <w:szCs w:val="28"/>
+          <w:lang w:val="en-US"/>
+        </w:rPr>
+        <w:t>Behavior:</w:t>
+      </w:r>
+    </w:p>
+    <w:p>
+      <w:pPr>
+        <w:pStyle w:val="ListParagraph"/>
+        <w:numPr>
+          <w:ilvl w:val="0"/>
+          <w:numId w:val="3"/>
+        </w:numPr>
+        <w:rPr>
+          <w:sz w:val="28"/>
+          <w:szCs w:val="28"/>
+          <w:lang w:val="en-US"/>
+        </w:rPr>
+      </w:pPr>
+      <w:r>
+        <w:rPr>
+          <w:sz w:val="28"/>
+          <w:szCs w:val="28"/>
+          <w:lang w:val="en-US"/>
+        </w:rPr>
+        <w:t>Only one user allowed</w:t>
+      </w:r>
+    </w:p>
+    <w:p>
+      <w:pPr>
+        <w:pStyle w:val="ListParagraph"/>
+        <w:numPr>
+          <w:ilvl w:val="0"/>
+          <w:numId w:val="3"/>
+        </w:numPr>
+        <w:rPr>
+          <w:sz w:val="28"/>
+          <w:szCs w:val="28"/>
+          <w:lang w:val="en-US"/>
+        </w:rPr>
+      </w:pPr>
+      <w:r>
+        <w:rPr>
+          <w:sz w:val="28"/>
+          <w:szCs w:val="28"/>
+          <w:lang w:val="en-US"/>
+        </w:rPr>
+        <w:t>Read + write allowed for locking user</w:t>
+      </w:r>
+    </w:p>
+    <w:p>
+      <w:pPr>
+        <w:pStyle w:val="ListParagraph"/>
+        <w:numPr>
+          <w:ilvl w:val="0"/>
+          <w:numId w:val="3"/>
+        </w:numPr>
+        <w:rPr>
+          <w:sz w:val="28"/>
+          <w:szCs w:val="28"/>
+          <w:lang w:val="en-US"/>
+        </w:rPr>
+      </w:pPr>
+      <w:r>
+        <w:rPr>
+          <w:sz w:val="28"/>
+          <w:szCs w:val="28"/>
+          <w:lang w:val="en-US"/>
+        </w:rPr>
+        <w:t>Others blocked</w:t>
+      </w:r>
+    </w:p>
+    <w:p>
+      <w:pPr>
+        <w:pStyle w:val="ListParagraph"/>
+        <w:numPr>
+          <w:ilvl w:val="0"/>
+          <w:numId w:val="3"/>
+        </w:numPr>
+        <w:rPr>
+          <w:sz w:val="28"/>
+          <w:szCs w:val="28"/>
+          <w:lang w:val="en-US"/>
+        </w:rPr>
+      </w:pPr>
+      <w:r>
+        <w:rPr>
+          <w:sz w:val="28"/>
+          <w:szCs w:val="28"/>
+          <w:lang w:val="en-US"/>
+        </w:rPr>
+        <w:t>When data is being edited.</w:t>
+      </w:r>
+    </w:p>
+    <w:p>
+      <w:pPr>
+        <w:pStyle w:val="ListParagraph"/>
+        <w:ind w:left="360"/>
+        <w:rPr>
+          <w:sz w:val="28"/>
+          <w:szCs w:val="28"/>
+          <w:lang w:val="en-US"/>
+        </w:rPr>
+      </w:pPr>
+      <w:r>
+        <w:rPr>
+          <w:sz w:val="28"/>
+          <w:szCs w:val="28"/>
+          <w:lang w:val="en-US"/>
+        </w:rPr>
+        <w:t xml:space="preserve"> </w:t>
+      </w:r>
+    </w:p>
+    <w:p>
+      <w:pPr>
+        <w:pStyle w:val="ListParagraph"/>
+        <w:numPr>
+          <w:ilvl w:val="0"/>
+          <w:numId w:val="3"/>
+        </w:numPr>
+        <w:rPr>
           <w:b/>
           <w:bCs/>
+          <w:sz w:val="28"/>
+          <w:szCs w:val="28"/>
+          <w:lang w:val="en-US"/>
+        </w:rPr>
+      </w:pPr>
+      <w:r>
+        <w:rPr>
+          <w:b/>
+          <w:bCs/>
+          <w:sz w:val="28"/>
+          <w:szCs w:val="28"/>
+          <w:lang w:val="en-US"/>
+        </w:rPr>
+        <w:t>2. Exclusive Lock (E)</w:t>
+      </w:r>
+    </w:p>
+    <w:p>
+      <w:pPr>
+        <w:pStyle w:val="ListParagraph"/>
+        <w:numPr>
+          <w:ilvl w:val="0"/>
+          <w:numId w:val="3"/>
+        </w:numPr>
+        <w:rPr>
+          <w:sz w:val="28"/>
+          <w:szCs w:val="28"/>
+          <w:lang w:val="en-US"/>
+        </w:rPr>
+      </w:pPr>
+      <w:r>
+        <w:rPr>
+          <w:sz w:val="28"/>
+          <w:szCs w:val="28"/>
+          <w:lang w:val="en-US"/>
+        </w:rPr>
+        <w:t>An Exclusive Lock allows only one user to access and modify the data.</w:t>
+      </w:r>
+    </w:p>
+    <w:p>
+      <w:pPr>
+        <w:pStyle w:val="ListParagraph"/>
+        <w:numPr>
+          <w:ilvl w:val="0"/>
+          <w:numId w:val="3"/>
+        </w:numPr>
+        <w:rPr>
+          <w:sz w:val="28"/>
+          <w:szCs w:val="28"/>
+          <w:lang w:val="en-US"/>
+        </w:rPr>
+      </w:pPr>
+      <w:r>
+        <w:rPr>
+          <w:sz w:val="28"/>
+          <w:szCs w:val="28"/>
+          <w:lang w:val="en-US"/>
+        </w:rPr>
+        <w:t>Other users cannot read or change the locked record.</w:t>
+      </w:r>
+    </w:p>
+    <w:p>
+      <w:pPr>
+        <w:pStyle w:val="ListParagraph"/>
+        <w:numPr>
+          <w:ilvl w:val="0"/>
+          <w:numId w:val="3"/>
+        </w:numPr>
+        <w:rPr>
+          <w:sz w:val="28"/>
+          <w:szCs w:val="28"/>
+          <w:lang w:val="en-US"/>
+        </w:rPr>
+      </w:pPr>
+      <w:r>
+        <w:rPr>
+          <w:sz w:val="28"/>
+          <w:szCs w:val="28"/>
+          <w:lang w:val="en-US"/>
+        </w:rPr>
+        <w:t>Behavior:</w:t>
+      </w:r>
+    </w:p>
+    <w:p>
+      <w:pPr>
+        <w:pStyle w:val="ListParagraph"/>
+        <w:numPr>
+          <w:ilvl w:val="0"/>
+          <w:numId w:val="3"/>
+        </w:numPr>
+        <w:rPr>
+          <w:sz w:val="28"/>
+          <w:szCs w:val="28"/>
+          <w:lang w:val="en-US"/>
+        </w:rPr>
+      </w:pPr>
+      <w:r>
+        <w:rPr>
+          <w:sz w:val="28"/>
+          <w:szCs w:val="28"/>
+          <w:lang w:val="en-US"/>
+        </w:rPr>
+        <w:t>Only one user allowed</w:t>
+      </w:r>
+    </w:p>
+    <w:p>
+      <w:pPr>
+        <w:pStyle w:val="ListParagraph"/>
+        <w:numPr>
+          <w:ilvl w:val="0"/>
+          <w:numId w:val="3"/>
+        </w:numPr>
+        <w:rPr>
+          <w:sz w:val="28"/>
+          <w:szCs w:val="28"/>
+          <w:lang w:val="en-US"/>
+        </w:rPr>
+      </w:pPr>
+      <w:r>
+        <w:rPr>
+          <w:sz w:val="28"/>
+          <w:szCs w:val="28"/>
+          <w:lang w:val="en-US"/>
+        </w:rPr>
+        <w:t>Read + write allowed for locking user</w:t>
+      </w:r>
+    </w:p>
+    <w:p>
+      <w:pPr>
+        <w:pStyle w:val="ListParagraph"/>
+        <w:numPr>
+          <w:ilvl w:val="0"/>
+          <w:numId w:val="3"/>
+        </w:numPr>
+        <w:rPr>
+          <w:sz w:val="28"/>
+          <w:szCs w:val="28"/>
+          <w:lang w:val="en-US"/>
+        </w:rPr>
+      </w:pPr>
+      <w:r>
+        <w:rPr>
+          <w:sz w:val="28"/>
+          <w:szCs w:val="28"/>
+          <w:lang w:val="en-US"/>
+        </w:rPr>
+        <w:t>Others blocked</w:t>
+      </w:r>
+    </w:p>
+    <w:p>
+      <w:pPr>
+        <w:pStyle w:val="ListParagraph"/>
+        <w:numPr>
+          <w:ilvl w:val="0"/>
+          <w:numId w:val="3"/>
+        </w:numPr>
+        <w:rPr>
+          <w:sz w:val="28"/>
+          <w:szCs w:val="28"/>
+          <w:lang w:val="en-US"/>
+        </w:rPr>
+      </w:pPr>
+      <w:r>
+        <w:rPr>
+          <w:sz w:val="28"/>
+          <w:szCs w:val="28"/>
+          <w:lang w:val="en-US"/>
+        </w:rPr>
+        <w:t>When data is being edited.</w:t>
+      </w:r>
+    </w:p>
+    <w:p>
+      <w:pPr>
+        <w:rPr>
+          <w:sz w:val="28"/>
+          <w:szCs w:val="28"/>
+          <w:lang w:val="en-US"/>
+        </w:rPr>
+      </w:pPr>
+    </w:p>
+    <w:p>
+      <w:pPr>
+        <w:pStyle w:val="ListParagraph"/>
+        <w:numPr>
+          <w:ilvl w:val="0"/>
+          <w:numId w:val="2"/>
+        </w:numPr>
+        <w:spacing w:after="0" w:line="240" w:lineRule="auto"/>
+        <w:rPr>
+          <w:rFonts w:ascii="Calibri" w:eastAsia="Times New Roman" w:hAnsi="Calibri" w:cs="Calibri"/>
+          <w:b/>
+          <w:bCs/>
+          <w:color w:val="000000"/>
+          <w:kern w:val="0"/>
+          <w:sz w:val="28"/>
+          <w:szCs w:val="28"/>
+          <w:lang w:eastAsia="en-IN"/>
+          <w14:ligatures w14:val="none"/>
+        </w:rPr>
+      </w:pPr>
+      <w:r>
+        <w:rPr>
+          <w:rFonts w:ascii="Calibri" w:eastAsia="Times New Roman" w:hAnsi="Calibri" w:cs="Calibri"/>
+          <w:b/>
+          <w:bCs/>
+          <w:color w:val="000000"/>
+          <w:kern w:val="0"/>
+          <w:sz w:val="28"/>
+          <w:szCs w:val="28"/>
+          <w:lang w:eastAsia="en-IN"/>
+          <w14:ligatures w14:val="none"/>
+        </w:rPr>
+        <w:t xml:space="preserve">What </w:t>
+      </w:r>
+      <w:r>
+        <w:rPr>
+          <w:rFonts w:ascii="Calibri" w:eastAsia="Times New Roman" w:hAnsi="Calibri" w:cs="Calibri"/>
+          <w:b/>
+          <w:bCs/>
+          <w:color w:val="000000"/>
+          <w:kern w:val="0"/>
+          <w:sz w:val="28"/>
+          <w:szCs w:val="28"/>
+          <w:lang w:eastAsia="en-IN"/>
+          <w14:ligatures w14:val="none"/>
+        </w:rPr>
+        <w:t>are</w:t>
+      </w:r>
+      <w:r>
+        <w:rPr>
+          <w:rFonts w:ascii="Calibri" w:eastAsia="Times New Roman" w:hAnsi="Calibri" w:cs="Calibri"/>
+          <w:b/>
+          <w:bCs/>
           <w:color w:val="000000"/>
           <w:kern w:val="0"/>
           <w:sz w:val="28"/>
@@ -2028,6 +2322,595 @@
           <w:ilvl w:val="0"/>
           <w:numId w:val="3"/>
         </w:numPr>
+        <w:spacing w:after="0" w:line="240" w:lineRule="auto"/>
+        <w:rPr>
+          <w:rFonts w:ascii="Calibri" w:eastAsia="Times New Roman" w:hAnsi="Calibri" w:cs="Calibri"/>
+          <w:color w:val="000000"/>
+          <w:kern w:val="0"/>
+          <w:sz w:val="28"/>
+          <w:szCs w:val="28"/>
+          <w:lang w:eastAsia="en-IN"/>
+          <w14:ligatures w14:val="none"/>
+        </w:rPr>
+      </w:pPr>
+      <w:r>
+        <w:rPr>
+          <w:rFonts w:ascii="Calibri" w:eastAsia="Times New Roman" w:hAnsi="Calibri" w:cs="Calibri"/>
+          <w:color w:val="000000"/>
+          <w:kern w:val="0"/>
+          <w:sz w:val="28"/>
+          <w:szCs w:val="28"/>
+          <w:lang w:eastAsia="en-IN"/>
+          <w14:ligatures w14:val="none"/>
+        </w:rPr>
+        <w:t>1.ENQUEUE</w:t>
+      </w:r>
+      <w:r>
+        <w:rPr>
+          <w:rFonts w:ascii="Calibri" w:eastAsia="Times New Roman" w:hAnsi="Calibri" w:cs="Calibri"/>
+          <w:color w:val="000000"/>
+          <w:kern w:val="0"/>
+          <w:sz w:val="28"/>
+          <w:szCs w:val="28"/>
+          <w:lang w:eastAsia="en-IN"/>
+          <w14:ligatures w14:val="none"/>
+        </w:rPr>
+        <w:t>:</w:t>
+      </w:r>
+    </w:p>
+    <w:p>
+      <w:pPr>
+        <w:pStyle w:val="ListParagraph"/>
+        <w:numPr>
+          <w:ilvl w:val="0"/>
+          <w:numId w:val="3"/>
+        </w:numPr>
+        <w:spacing w:after="0" w:line="240" w:lineRule="auto"/>
+        <w:rPr>
+          <w:rFonts w:ascii="Calibri" w:eastAsia="Times New Roman" w:hAnsi="Calibri" w:cs="Calibri"/>
+          <w:color w:val="000000"/>
+          <w:kern w:val="0"/>
+          <w:sz w:val="28"/>
+          <w:szCs w:val="28"/>
+          <w:lang w:eastAsia="en-IN"/>
+          <w14:ligatures w14:val="none"/>
+        </w:rPr>
+      </w:pPr>
+      <w:r>
+        <w:rPr>
+          <w:rFonts w:ascii="Calibri" w:eastAsia="Times New Roman" w:hAnsi="Calibri" w:cs="Calibri"/>
+          <w:color w:val="000000"/>
+          <w:kern w:val="0"/>
+          <w:sz w:val="28"/>
+          <w:szCs w:val="28"/>
+          <w:lang w:eastAsia="en-IN"/>
+          <w14:ligatures w14:val="none"/>
+        </w:rPr>
+        <w:lastRenderedPageBreak/>
+        <w:t>Used to set (apply) a lock on database table records</w:t>
+      </w:r>
+    </w:p>
+    <w:p>
+      <w:pPr>
+        <w:pStyle w:val="ListParagraph"/>
+        <w:numPr>
+          <w:ilvl w:val="0"/>
+          <w:numId w:val="3"/>
+        </w:numPr>
+        <w:spacing w:after="0" w:line="240" w:lineRule="auto"/>
+        <w:rPr>
+          <w:rFonts w:ascii="Calibri" w:eastAsia="Times New Roman" w:hAnsi="Calibri" w:cs="Calibri"/>
+          <w:color w:val="000000"/>
+          <w:kern w:val="0"/>
+          <w:sz w:val="28"/>
+          <w:szCs w:val="28"/>
+          <w:lang w:eastAsia="en-IN"/>
+          <w14:ligatures w14:val="none"/>
+        </w:rPr>
+      </w:pPr>
+      <w:r>
+        <w:rPr>
+          <w:rFonts w:ascii="Calibri" w:eastAsia="Times New Roman" w:hAnsi="Calibri" w:cs="Calibri"/>
+          <w:color w:val="000000"/>
+          <w:kern w:val="0"/>
+          <w:sz w:val="28"/>
+          <w:szCs w:val="28"/>
+          <w:lang w:eastAsia="en-IN"/>
+          <w14:ligatures w14:val="none"/>
+        </w:rPr>
+        <w:t xml:space="preserve">Naming </w:t>
+      </w:r>
+      <w:r>
+        <w:rPr>
+          <w:rFonts w:ascii="Calibri" w:eastAsia="Times New Roman" w:hAnsi="Calibri" w:cs="Calibri"/>
+          <w:color w:val="000000"/>
+          <w:kern w:val="0"/>
+          <w:sz w:val="28"/>
+          <w:szCs w:val="28"/>
+          <w:lang w:eastAsia="en-IN"/>
+          <w14:ligatures w14:val="none"/>
+        </w:rPr>
+        <w:t xml:space="preserve">convention: </w:t>
+      </w:r>
+      <w:r>
+        <w:rPr>
+          <w:rFonts w:ascii="Calibri" w:eastAsia="Times New Roman" w:hAnsi="Calibri" w:cs="Calibri"/>
+          <w:color w:val="000000"/>
+          <w:kern w:val="0"/>
+          <w:sz w:val="28"/>
+          <w:szCs w:val="28"/>
+          <w:lang w:eastAsia="en-IN"/>
+          <w14:ligatures w14:val="none"/>
+        </w:rPr>
+        <w:t>ENQUEUE_&lt;</w:t>
+      </w:r>
+      <w:proofErr w:type="spellStart"/>
+      <w:r>
+        <w:rPr>
+          <w:rFonts w:ascii="Calibri" w:eastAsia="Times New Roman" w:hAnsi="Calibri" w:cs="Calibri"/>
+          <w:color w:val="000000"/>
+          <w:kern w:val="0"/>
+          <w:sz w:val="28"/>
+          <w:szCs w:val="28"/>
+          <w:lang w:eastAsia="en-IN"/>
+          <w14:ligatures w14:val="none"/>
+        </w:rPr>
+        <w:t>LockObjectName</w:t>
+      </w:r>
+      <w:proofErr w:type="spellEnd"/>
+      <w:r>
+        <w:rPr>
+          <w:rFonts w:ascii="Calibri" w:eastAsia="Times New Roman" w:hAnsi="Calibri" w:cs="Calibri"/>
+          <w:color w:val="000000"/>
+          <w:kern w:val="0"/>
+          <w:sz w:val="28"/>
+          <w:szCs w:val="28"/>
+          <w:lang w:eastAsia="en-IN"/>
+          <w14:ligatures w14:val="none"/>
+        </w:rPr>
+        <w:t>&gt;</w:t>
+      </w:r>
+    </w:p>
+    <w:p>
+      <w:pPr>
+        <w:pStyle w:val="ListParagraph"/>
+        <w:numPr>
+          <w:ilvl w:val="0"/>
+          <w:numId w:val="3"/>
+        </w:numPr>
+        <w:spacing w:after="0" w:line="240" w:lineRule="auto"/>
+        <w:rPr>
+          <w:rFonts w:ascii="Calibri" w:eastAsia="Times New Roman" w:hAnsi="Calibri" w:cs="Calibri"/>
+          <w:color w:val="000000"/>
+          <w:kern w:val="0"/>
+          <w:sz w:val="28"/>
+          <w:szCs w:val="28"/>
+          <w:lang w:eastAsia="en-IN"/>
+          <w14:ligatures w14:val="none"/>
+        </w:rPr>
+      </w:pPr>
+    </w:p>
+    <w:p>
+      <w:pPr>
+        <w:pStyle w:val="ListParagraph"/>
+        <w:numPr>
+          <w:ilvl w:val="0"/>
+          <w:numId w:val="3"/>
+        </w:numPr>
+        <w:spacing w:after="0" w:line="240" w:lineRule="auto"/>
+        <w:rPr>
+          <w:rFonts w:ascii="Calibri" w:eastAsia="Times New Roman" w:hAnsi="Calibri" w:cs="Calibri"/>
+          <w:color w:val="000000"/>
+          <w:kern w:val="0"/>
+          <w:sz w:val="28"/>
+          <w:szCs w:val="28"/>
+          <w:lang w:eastAsia="en-IN"/>
+          <w14:ligatures w14:val="none"/>
+        </w:rPr>
+      </w:pPr>
+      <w:r>
+        <w:rPr>
+          <w:rFonts w:ascii="Calibri" w:eastAsia="Times New Roman" w:hAnsi="Calibri" w:cs="Calibri"/>
+          <w:color w:val="000000"/>
+          <w:kern w:val="0"/>
+          <w:sz w:val="28"/>
+          <w:szCs w:val="28"/>
+          <w:lang w:eastAsia="en-IN"/>
+          <w14:ligatures w14:val="none"/>
+        </w:rPr>
+        <w:t>Locks specified table entries</w:t>
+      </w:r>
+    </w:p>
+    <w:p>
+      <w:pPr>
+        <w:pStyle w:val="ListParagraph"/>
+        <w:numPr>
+          <w:ilvl w:val="0"/>
+          <w:numId w:val="3"/>
+        </w:numPr>
+        <w:spacing w:after="0" w:line="240" w:lineRule="auto"/>
+        <w:rPr>
+          <w:rFonts w:ascii="Calibri" w:eastAsia="Times New Roman" w:hAnsi="Calibri" w:cs="Calibri"/>
+          <w:color w:val="000000"/>
+          <w:kern w:val="0"/>
+          <w:sz w:val="28"/>
+          <w:szCs w:val="28"/>
+          <w:lang w:eastAsia="en-IN"/>
+          <w14:ligatures w14:val="none"/>
+        </w:rPr>
+      </w:pPr>
+      <w:r>
+        <w:rPr>
+          <w:rFonts w:ascii="Calibri" w:eastAsia="Times New Roman" w:hAnsi="Calibri" w:cs="Calibri"/>
+          <w:color w:val="000000"/>
+          <w:kern w:val="0"/>
+          <w:sz w:val="28"/>
+          <w:szCs w:val="28"/>
+          <w:lang w:eastAsia="en-IN"/>
+          <w14:ligatures w14:val="none"/>
+        </w:rPr>
+        <w:t>Prevents other users from modifying data</w:t>
+      </w:r>
+    </w:p>
+    <w:p>
+      <w:pPr>
+        <w:pStyle w:val="ListParagraph"/>
+        <w:numPr>
+          <w:ilvl w:val="0"/>
+          <w:numId w:val="3"/>
+        </w:numPr>
+        <w:spacing w:after="0" w:line="240" w:lineRule="auto"/>
+        <w:rPr>
+          <w:rFonts w:ascii="Calibri" w:eastAsia="Times New Roman" w:hAnsi="Calibri" w:cs="Calibri"/>
+          <w:color w:val="000000"/>
+          <w:kern w:val="0"/>
+          <w:sz w:val="28"/>
+          <w:szCs w:val="28"/>
+          <w:lang w:eastAsia="en-IN"/>
+          <w14:ligatures w14:val="none"/>
+        </w:rPr>
+      </w:pPr>
+      <w:r>
+        <w:rPr>
+          <w:rFonts w:ascii="Calibri" w:eastAsia="Times New Roman" w:hAnsi="Calibri" w:cs="Calibri"/>
+          <w:color w:val="000000"/>
+          <w:kern w:val="0"/>
+          <w:sz w:val="28"/>
+          <w:szCs w:val="28"/>
+          <w:lang w:eastAsia="en-IN"/>
+          <w14:ligatures w14:val="none"/>
+        </w:rPr>
+        <w:t>Called before updating data</w:t>
+      </w:r>
+    </w:p>
+    <w:p>
+      <w:pPr>
+        <w:spacing w:after="0" w:line="240" w:lineRule="auto"/>
+        <w:rPr>
+          <w:rFonts w:ascii="Calibri" w:eastAsia="Times New Roman" w:hAnsi="Calibri" w:cs="Calibri"/>
+          <w:color w:val="000000"/>
+          <w:kern w:val="0"/>
+          <w:sz w:val="28"/>
+          <w:szCs w:val="28"/>
+          <w:lang w:eastAsia="en-IN"/>
+          <w14:ligatures w14:val="none"/>
+        </w:rPr>
+      </w:pPr>
+    </w:p>
+    <w:p>
+      <w:pPr>
+        <w:pStyle w:val="ListParagraph"/>
+        <w:numPr>
+          <w:ilvl w:val="0"/>
+          <w:numId w:val="3"/>
+        </w:numPr>
+        <w:spacing w:after="0" w:line="240" w:lineRule="auto"/>
+        <w:rPr>
+          <w:rFonts w:ascii="Calibri" w:eastAsia="Times New Roman" w:hAnsi="Calibri" w:cs="Calibri"/>
+          <w:color w:val="000000"/>
+          <w:kern w:val="0"/>
+          <w:sz w:val="28"/>
+          <w:szCs w:val="28"/>
+          <w:lang w:eastAsia="en-IN"/>
+          <w14:ligatures w14:val="none"/>
+        </w:rPr>
+      </w:pPr>
+      <w:r>
+        <w:rPr>
+          <w:rFonts w:ascii="Calibri" w:eastAsia="Times New Roman" w:hAnsi="Calibri" w:cs="Calibri"/>
+          <w:color w:val="000000"/>
+          <w:kern w:val="0"/>
+          <w:sz w:val="28"/>
+          <w:szCs w:val="28"/>
+          <w:lang w:eastAsia="en-IN"/>
+          <w14:ligatures w14:val="none"/>
+        </w:rPr>
+        <w:t>2.DEQUEUE</w:t>
+      </w:r>
+      <w:r>
+        <w:rPr>
+          <w:rFonts w:ascii="Calibri" w:eastAsia="Times New Roman" w:hAnsi="Calibri" w:cs="Calibri"/>
+          <w:color w:val="000000"/>
+          <w:kern w:val="0"/>
+          <w:sz w:val="28"/>
+          <w:szCs w:val="28"/>
+          <w:lang w:eastAsia="en-IN"/>
+          <w14:ligatures w14:val="none"/>
+        </w:rPr>
+        <w:t>:</w:t>
+      </w:r>
+    </w:p>
+    <w:p>
+      <w:pPr>
+        <w:pStyle w:val="ListParagraph"/>
+        <w:numPr>
+          <w:ilvl w:val="0"/>
+          <w:numId w:val="3"/>
+        </w:numPr>
+        <w:spacing w:after="0" w:line="240" w:lineRule="auto"/>
+        <w:rPr>
+          <w:rFonts w:ascii="Calibri" w:eastAsia="Times New Roman" w:hAnsi="Calibri" w:cs="Calibri"/>
+          <w:color w:val="000000"/>
+          <w:kern w:val="0"/>
+          <w:sz w:val="28"/>
+          <w:szCs w:val="28"/>
+          <w:lang w:eastAsia="en-IN"/>
+          <w14:ligatures w14:val="none"/>
+        </w:rPr>
+      </w:pPr>
+      <w:r>
+        <w:rPr>
+          <w:rFonts w:ascii="Calibri" w:eastAsia="Times New Roman" w:hAnsi="Calibri" w:cs="Calibri"/>
+          <w:color w:val="000000"/>
+          <w:kern w:val="0"/>
+          <w:sz w:val="28"/>
+          <w:szCs w:val="28"/>
+          <w:lang w:eastAsia="en-IN"/>
+          <w14:ligatures w14:val="none"/>
+        </w:rPr>
+        <w:t>Used to release (remove) the lock from database table records.</w:t>
+      </w:r>
+    </w:p>
+    <w:p>
+      <w:pPr>
+        <w:pStyle w:val="ListParagraph"/>
+        <w:numPr>
+          <w:ilvl w:val="0"/>
+          <w:numId w:val="3"/>
+        </w:numPr>
+        <w:spacing w:after="0" w:line="240" w:lineRule="auto"/>
+        <w:rPr>
+          <w:rFonts w:ascii="Calibri" w:eastAsia="Times New Roman" w:hAnsi="Calibri" w:cs="Calibri"/>
+          <w:color w:val="000000"/>
+          <w:kern w:val="0"/>
+          <w:sz w:val="28"/>
+          <w:szCs w:val="28"/>
+          <w:lang w:eastAsia="en-IN"/>
+          <w14:ligatures w14:val="none"/>
+        </w:rPr>
+      </w:pPr>
+      <w:r>
+        <w:rPr>
+          <w:rFonts w:ascii="Calibri" w:eastAsia="Times New Roman" w:hAnsi="Calibri" w:cs="Calibri"/>
+          <w:color w:val="000000"/>
+          <w:kern w:val="0"/>
+          <w:sz w:val="28"/>
+          <w:szCs w:val="28"/>
+          <w:lang w:eastAsia="en-IN"/>
+          <w14:ligatures w14:val="none"/>
+        </w:rPr>
+        <w:t>Naming convention:</w:t>
+      </w:r>
+    </w:p>
+    <w:p>
+      <w:pPr>
+        <w:pStyle w:val="ListParagraph"/>
+        <w:numPr>
+          <w:ilvl w:val="0"/>
+          <w:numId w:val="3"/>
+        </w:numPr>
+        <w:spacing w:after="0" w:line="240" w:lineRule="auto"/>
+        <w:rPr>
+          <w:rFonts w:ascii="Calibri" w:eastAsia="Times New Roman" w:hAnsi="Calibri" w:cs="Calibri"/>
+          <w:color w:val="000000"/>
+          <w:kern w:val="0"/>
+          <w:sz w:val="28"/>
+          <w:szCs w:val="28"/>
+          <w:lang w:eastAsia="en-IN"/>
+          <w14:ligatures w14:val="none"/>
+        </w:rPr>
+      </w:pPr>
+      <w:r>
+        <w:rPr>
+          <w:rFonts w:ascii="Calibri" w:eastAsia="Times New Roman" w:hAnsi="Calibri" w:cs="Calibri"/>
+          <w:color w:val="000000"/>
+          <w:kern w:val="0"/>
+          <w:sz w:val="28"/>
+          <w:szCs w:val="28"/>
+          <w:lang w:eastAsia="en-IN"/>
+          <w14:ligatures w14:val="none"/>
+        </w:rPr>
+        <w:t>DE</w:t>
+      </w:r>
+      <w:r>
+        <w:rPr>
+          <w:rFonts w:ascii="Calibri" w:eastAsia="Times New Roman" w:hAnsi="Calibri" w:cs="Calibri"/>
+          <w:color w:val="000000"/>
+          <w:kern w:val="0"/>
+          <w:sz w:val="28"/>
+          <w:szCs w:val="28"/>
+          <w:lang w:eastAsia="en-IN"/>
+          <w14:ligatures w14:val="none"/>
+        </w:rPr>
+        <w:t>QUEUE_&lt;</w:t>
+      </w:r>
+      <w:proofErr w:type="spellStart"/>
+      <w:r>
+        <w:rPr>
+          <w:rFonts w:ascii="Calibri" w:eastAsia="Times New Roman" w:hAnsi="Calibri" w:cs="Calibri"/>
+          <w:color w:val="000000"/>
+          <w:kern w:val="0"/>
+          <w:sz w:val="28"/>
+          <w:szCs w:val="28"/>
+          <w:lang w:eastAsia="en-IN"/>
+          <w14:ligatures w14:val="none"/>
+        </w:rPr>
+        <w:t>LockObjectName</w:t>
+      </w:r>
+      <w:proofErr w:type="spellEnd"/>
+      <w:r>
+        <w:rPr>
+          <w:rFonts w:ascii="Calibri" w:eastAsia="Times New Roman" w:hAnsi="Calibri" w:cs="Calibri"/>
+          <w:color w:val="000000"/>
+          <w:kern w:val="0"/>
+          <w:sz w:val="28"/>
+          <w:szCs w:val="28"/>
+          <w:lang w:eastAsia="en-IN"/>
+          <w14:ligatures w14:val="none"/>
+        </w:rPr>
+        <w:t>&gt;</w:t>
+      </w:r>
+    </w:p>
+    <w:p>
+      <w:pPr>
+        <w:pStyle w:val="ListParagraph"/>
+        <w:numPr>
+          <w:ilvl w:val="0"/>
+          <w:numId w:val="3"/>
+        </w:numPr>
+        <w:spacing w:after="0" w:line="240" w:lineRule="auto"/>
+        <w:rPr>
+          <w:rFonts w:ascii="Calibri" w:eastAsia="Times New Roman" w:hAnsi="Calibri" w:cs="Calibri"/>
+          <w:color w:val="000000"/>
+          <w:kern w:val="0"/>
+          <w:sz w:val="28"/>
+          <w:szCs w:val="28"/>
+          <w:lang w:eastAsia="en-IN"/>
+          <w14:ligatures w14:val="none"/>
+        </w:rPr>
+      </w:pPr>
+      <w:r>
+        <w:rPr>
+          <w:rFonts w:ascii="Calibri" w:eastAsia="Times New Roman" w:hAnsi="Calibri" w:cs="Calibri"/>
+          <w:color w:val="000000"/>
+          <w:kern w:val="0"/>
+          <w:sz w:val="28"/>
+          <w:szCs w:val="28"/>
+          <w:lang w:eastAsia="en-IN"/>
+          <w14:ligatures w14:val="none"/>
+        </w:rPr>
+        <w:t xml:space="preserve"> </w:t>
+      </w:r>
+    </w:p>
+    <w:p>
+      <w:pPr>
+        <w:pStyle w:val="ListParagraph"/>
+        <w:numPr>
+          <w:ilvl w:val="0"/>
+          <w:numId w:val="3"/>
+        </w:numPr>
+        <w:spacing w:after="0" w:line="240" w:lineRule="auto"/>
+        <w:rPr>
+          <w:rFonts w:ascii="Calibri" w:eastAsia="Times New Roman" w:hAnsi="Calibri" w:cs="Calibri"/>
+          <w:color w:val="000000"/>
+          <w:kern w:val="0"/>
+          <w:sz w:val="28"/>
+          <w:szCs w:val="28"/>
+          <w:lang w:eastAsia="en-IN"/>
+          <w14:ligatures w14:val="none"/>
+        </w:rPr>
+      </w:pPr>
+      <w:r>
+        <w:rPr>
+          <w:rFonts w:ascii="Calibri" w:eastAsia="Times New Roman" w:hAnsi="Calibri" w:cs="Calibri"/>
+          <w:color w:val="000000"/>
+          <w:kern w:val="0"/>
+          <w:sz w:val="28"/>
+          <w:szCs w:val="28"/>
+          <w:lang w:eastAsia="en-IN"/>
+          <w14:ligatures w14:val="none"/>
+        </w:rPr>
+        <w:t>Removes lock after update</w:t>
+      </w:r>
+    </w:p>
+    <w:p>
+      <w:pPr>
+        <w:pStyle w:val="ListParagraph"/>
+        <w:numPr>
+          <w:ilvl w:val="0"/>
+          <w:numId w:val="3"/>
+        </w:numPr>
+        <w:spacing w:after="0" w:line="240" w:lineRule="auto"/>
+        <w:rPr>
+          <w:rFonts w:ascii="Calibri" w:eastAsia="Times New Roman" w:hAnsi="Calibri" w:cs="Calibri"/>
+          <w:color w:val="000000"/>
+          <w:kern w:val="0"/>
+          <w:sz w:val="28"/>
+          <w:szCs w:val="28"/>
+          <w:lang w:eastAsia="en-IN"/>
+          <w14:ligatures w14:val="none"/>
+        </w:rPr>
+      </w:pPr>
+      <w:r>
+        <w:rPr>
+          <w:rFonts w:ascii="Calibri" w:eastAsia="Times New Roman" w:hAnsi="Calibri" w:cs="Calibri"/>
+          <w:color w:val="000000"/>
+          <w:kern w:val="0"/>
+          <w:sz w:val="28"/>
+          <w:szCs w:val="28"/>
+          <w:lang w:eastAsia="en-IN"/>
+          <w14:ligatures w14:val="none"/>
+        </w:rPr>
+        <w:t>Allows other users to access data</w:t>
+      </w:r>
+    </w:p>
+    <w:p>
+      <w:pPr>
+        <w:pStyle w:val="ListParagraph"/>
+        <w:numPr>
+          <w:ilvl w:val="0"/>
+          <w:numId w:val="3"/>
+        </w:numPr>
+        <w:spacing w:after="0" w:line="240" w:lineRule="auto"/>
+        <w:rPr>
+          <w:rFonts w:ascii="Calibri" w:eastAsia="Times New Roman" w:hAnsi="Calibri" w:cs="Calibri"/>
+          <w:color w:val="000000"/>
+          <w:kern w:val="0"/>
+          <w:sz w:val="28"/>
+          <w:szCs w:val="28"/>
+          <w:lang w:eastAsia="en-IN"/>
+          <w14:ligatures w14:val="none"/>
+        </w:rPr>
+      </w:pPr>
+      <w:r>
+        <w:rPr>
+          <w:rFonts w:ascii="Calibri" w:eastAsia="Times New Roman" w:hAnsi="Calibri" w:cs="Calibri"/>
+          <w:color w:val="000000"/>
+          <w:kern w:val="0"/>
+          <w:sz w:val="28"/>
+          <w:szCs w:val="28"/>
+          <w:lang w:eastAsia="en-IN"/>
+          <w14:ligatures w14:val="none"/>
+        </w:rPr>
+        <w:t>Called after saving changes</w:t>
+      </w:r>
+    </w:p>
+    <w:p>
+      <w:pPr>
+        <w:spacing w:after="0" w:line="240" w:lineRule="auto"/>
+        <w:rPr>
+          <w:rFonts w:ascii="Calibri" w:eastAsia="Times New Roman" w:hAnsi="Calibri" w:cs="Calibri"/>
+          <w:color w:val="000000"/>
+          <w:kern w:val="0"/>
+          <w:sz w:val="28"/>
+          <w:szCs w:val="28"/>
+          <w:lang w:eastAsia="en-IN"/>
+          <w14:ligatures w14:val="none"/>
+        </w:rPr>
+      </w:pPr>
+    </w:p>
+    <w:p>
+      <w:pPr>
         <w:spacing w:after="0" w:line="240" w:lineRule="auto"/>
         <w:rPr>
           <w:rFonts w:ascii="Calibri" w:eastAsia="Times New Roman" w:hAnsi="Calibri" w:cs="Calibri"/>
@@ -3237,7 +4120,6 @@
   <w:style w:type="character" w:default="1" w:styleId="DefaultParagraphFont">
     <w:name w:val="Default Paragraph Font"/>
     <w:uiPriority w:val="1"/>
-    <w:semiHidden/>
     <w:unhideWhenUsed/>
   </w:style>
   <w:style w:type="table" w:default="1" w:styleId="TableNormal">

--- a/Assignment 15.docx
+++ b/Assignment 15.docx
@@ -343,6 +343,15 @@
     </w:p>
     <w:p>
       <w:pPr>
+        <w:rPr>
+          <w:sz w:val="28"/>
+          <w:szCs w:val="28"/>
+          <w:lang w:val="en-US"/>
+        </w:rPr>
+      </w:pPr>
+    </w:p>
+    <w:p>
+      <w:pPr>
         <w:pStyle w:val="ListParagraph"/>
         <w:ind w:left="360"/>
         <w:rPr>
@@ -351,6 +360,271 @@
           <w:lang w:val="en-US"/>
         </w:rPr>
       </w:pPr>
+      <w:r>
+        <w:rPr>
+          <w:sz w:val="28"/>
+          <w:szCs w:val="28"/>
+          <w:lang w:val="en-US"/>
+        </w:rPr>
+        <w:t>TYPES:</w:t>
+      </w:r>
+    </w:p>
+    <w:p>
+      <w:pPr>
+        <w:pStyle w:val="ListParagraph"/>
+        <w:numPr>
+          <w:ilvl w:val="0"/>
+          <w:numId w:val="8"/>
+        </w:numPr>
+        <w:rPr>
+          <w:b/>
+          <w:bCs/>
+          <w:sz w:val="28"/>
+          <w:szCs w:val="28"/>
+          <w:lang w:val="en-US"/>
+        </w:rPr>
+      </w:pPr>
+      <w:r>
+        <w:rPr>
+          <w:b/>
+          <w:bCs/>
+          <w:sz w:val="28"/>
+          <w:szCs w:val="28"/>
+          <w:lang w:val="en-US"/>
+        </w:rPr>
+        <w:t>1.</w:t>
+      </w:r>
+      <w:r>
+        <w:rPr>
+          <w:b/>
+          <w:bCs/>
+          <w:sz w:val="28"/>
+          <w:szCs w:val="28"/>
+          <w:lang w:val="en-US"/>
+        </w:rPr>
+        <w:t>Table-level lock</w:t>
+      </w:r>
+      <w:r>
+        <w:rPr>
+          <w:b/>
+          <w:bCs/>
+          <w:sz w:val="28"/>
+          <w:szCs w:val="28"/>
+          <w:lang w:val="en-US"/>
+        </w:rPr>
+        <w:t>:</w:t>
+      </w:r>
+    </w:p>
+    <w:p>
+      <w:pPr>
+        <w:pStyle w:val="ListParagraph"/>
+        <w:numPr>
+          <w:ilvl w:val="0"/>
+          <w:numId w:val="8"/>
+        </w:numPr>
+        <w:rPr>
+          <w:sz w:val="28"/>
+          <w:szCs w:val="28"/>
+          <w:lang w:val="en-US"/>
+        </w:rPr>
+      </w:pPr>
+      <w:r>
+        <w:rPr>
+          <w:sz w:val="28"/>
+          <w:szCs w:val="28"/>
+          <w:lang w:val="en-US"/>
+        </w:rPr>
+        <w:t>Locks the entire database table.</w:t>
+      </w:r>
+    </w:p>
+    <w:p>
+      <w:pPr>
+        <w:pStyle w:val="ListParagraph"/>
+        <w:numPr>
+          <w:ilvl w:val="0"/>
+          <w:numId w:val="8"/>
+        </w:numPr>
+        <w:rPr>
+          <w:sz w:val="28"/>
+          <w:szCs w:val="28"/>
+          <w:lang w:val="en-US"/>
+        </w:rPr>
+      </w:pPr>
+      <w:r>
+        <w:rPr>
+          <w:sz w:val="28"/>
+          <w:szCs w:val="28"/>
+          <w:lang w:val="en-US"/>
+        </w:rPr>
+        <w:t>No other user/program can change any record in that table while the lock exists.</w:t>
+      </w:r>
+    </w:p>
+    <w:p>
+      <w:pPr>
+        <w:pStyle w:val="ListParagraph"/>
+        <w:numPr>
+          <w:ilvl w:val="0"/>
+          <w:numId w:val="8"/>
+        </w:numPr>
+        <w:rPr>
+          <w:sz w:val="28"/>
+          <w:szCs w:val="28"/>
+          <w:lang w:val="en-US"/>
+        </w:rPr>
+      </w:pPr>
+      <w:r>
+        <w:rPr>
+          <w:sz w:val="28"/>
+          <w:szCs w:val="28"/>
+          <w:lang w:val="en-US"/>
+        </w:rPr>
+        <w:t>Example:</w:t>
+      </w:r>
+    </w:p>
+    <w:p>
+      <w:pPr>
+        <w:pStyle w:val="ListParagraph"/>
+        <w:numPr>
+          <w:ilvl w:val="0"/>
+          <w:numId w:val="8"/>
+        </w:numPr>
+        <w:rPr>
+          <w:sz w:val="28"/>
+          <w:szCs w:val="28"/>
+          <w:lang w:val="en-US"/>
+        </w:rPr>
+      </w:pPr>
+      <w:r>
+        <w:rPr>
+          <w:sz w:val="28"/>
+          <w:szCs w:val="28"/>
+          <w:lang w:val="en-US"/>
+        </w:rPr>
+        <w:t>If table ZEMPLOYEE is locked at table level → nobody can modify any employee record until unlock.</w:t>
+      </w:r>
+    </w:p>
+    <w:p>
+      <w:pPr>
+        <w:pStyle w:val="ListParagraph"/>
+        <w:ind w:left="360"/>
+        <w:rPr>
+          <w:sz w:val="28"/>
+          <w:szCs w:val="28"/>
+          <w:lang w:val="en-US"/>
+        </w:rPr>
+      </w:pPr>
+    </w:p>
+    <w:p>
+      <w:pPr>
+        <w:pStyle w:val="ListParagraph"/>
+        <w:numPr>
+          <w:ilvl w:val="0"/>
+          <w:numId w:val="8"/>
+        </w:numPr>
+        <w:rPr>
+          <w:b/>
+          <w:bCs/>
+          <w:sz w:val="28"/>
+          <w:szCs w:val="28"/>
+          <w:lang w:val="en-US"/>
+        </w:rPr>
+      </w:pPr>
+      <w:r>
+        <w:rPr>
+          <w:b/>
+          <w:bCs/>
+          <w:sz w:val="28"/>
+          <w:szCs w:val="28"/>
+          <w:lang w:val="en-US"/>
+        </w:rPr>
+        <w:t>2.</w:t>
+      </w:r>
+      <w:r>
+        <w:rPr>
+          <w:b/>
+          <w:bCs/>
+          <w:sz w:val="28"/>
+          <w:szCs w:val="28"/>
+          <w:lang w:val="en-US"/>
+        </w:rPr>
+        <w:t>Row-level lock (record-level)</w:t>
+      </w:r>
+      <w:r>
+        <w:rPr>
+          <w:b/>
+          <w:bCs/>
+          <w:sz w:val="28"/>
+          <w:szCs w:val="28"/>
+          <w:lang w:val="en-US"/>
+        </w:rPr>
+        <w:t>:</w:t>
+      </w:r>
+    </w:p>
+    <w:p>
+      <w:pPr>
+        <w:pStyle w:val="ListParagraph"/>
+        <w:numPr>
+          <w:ilvl w:val="0"/>
+          <w:numId w:val="8"/>
+        </w:numPr>
+        <w:rPr>
+          <w:sz w:val="28"/>
+          <w:szCs w:val="28"/>
+          <w:lang w:val="en-US"/>
+        </w:rPr>
+      </w:pPr>
+      <w:r>
+        <w:rPr>
+          <w:sz w:val="28"/>
+          <w:szCs w:val="28"/>
+          <w:lang w:val="en-US"/>
+        </w:rPr>
+        <w:t>Locks specific table entries based on key fields.</w:t>
+      </w:r>
+    </w:p>
+    <w:p>
+      <w:pPr>
+        <w:pStyle w:val="ListParagraph"/>
+        <w:numPr>
+          <w:ilvl w:val="0"/>
+          <w:numId w:val="8"/>
+        </w:numPr>
+        <w:rPr>
+          <w:sz w:val="28"/>
+          <w:szCs w:val="28"/>
+          <w:lang w:val="en-US"/>
+        </w:rPr>
+      </w:pPr>
+      <w:r>
+        <w:rPr>
+          <w:sz w:val="28"/>
+          <w:szCs w:val="28"/>
+          <w:lang w:val="en-US"/>
+        </w:rPr>
+        <w:t>Most common and recommended in SAP.</w:t>
+      </w:r>
+    </w:p>
+    <w:p>
+      <w:pPr>
+        <w:pStyle w:val="ListParagraph"/>
+        <w:numPr>
+          <w:ilvl w:val="0"/>
+          <w:numId w:val="8"/>
+        </w:numPr>
+        <w:rPr>
+          <w:sz w:val="28"/>
+          <w:szCs w:val="28"/>
+          <w:lang w:val="en-US"/>
+        </w:rPr>
+      </w:pPr>
+      <w:r>
+        <w:rPr>
+          <w:sz w:val="28"/>
+          <w:szCs w:val="28"/>
+          <w:lang w:val="en-US"/>
+        </w:rPr>
+        <w:t>Allows multiple users to work on different records simultaneously.</w:t>
+      </w:r>
     </w:p>
     <w:p>
       <w:pPr>
@@ -949,6 +1223,15 @@
     </w:p>
     <w:p>
       <w:pPr>
+        <w:rPr>
+          <w:sz w:val="28"/>
+          <w:szCs w:val="28"/>
+          <w:lang w:val="en-US"/>
+        </w:rPr>
+      </w:pPr>
+    </w:p>
+    <w:p>
+      <w:pPr>
         <w:pStyle w:val="ListParagraph"/>
         <w:numPr>
           <w:ilvl w:val="0"/>
@@ -968,64 +1251,473 @@
           <w:szCs w:val="28"/>
           <w:lang w:val="en-US"/>
         </w:rPr>
+        <w:t>Explain types of lock object</w:t>
+      </w:r>
+      <w:r>
+        <w:rPr>
+          <w:sz w:val="28"/>
+          <w:szCs w:val="28"/>
+          <w:lang w:val="en-US"/>
+        </w:rPr>
+        <w:t>.</w:t>
+      </w:r>
+    </w:p>
+    <w:p>
+      <w:pPr>
+        <w:pStyle w:val="ListParagraph"/>
+        <w:ind w:left="360"/>
+        <w:rPr>
+          <w:sz w:val="28"/>
+          <w:szCs w:val="28"/>
+          <w:lang w:val="en-US"/>
+        </w:rPr>
+      </w:pPr>
+      <w:r>
+        <w:rPr>
+          <w:sz w:val="28"/>
+          <w:szCs w:val="28"/>
+          <w:lang w:val="en-US"/>
+        </w:rPr>
+        <w:t>TYPES:</w:t>
+      </w:r>
+    </w:p>
+    <w:p>
+      <w:pPr>
+        <w:pStyle w:val="ListParagraph"/>
+        <w:numPr>
+          <w:ilvl w:val="0"/>
+          <w:numId w:val="3"/>
+        </w:numPr>
+        <w:rPr>
+          <w:b/>
+          <w:bCs/>
+          <w:sz w:val="28"/>
+          <w:szCs w:val="28"/>
+          <w:lang w:val="en-US"/>
+        </w:rPr>
+      </w:pPr>
+      <w:r>
+        <w:rPr>
+          <w:b/>
+          <w:bCs/>
+          <w:sz w:val="28"/>
+          <w:szCs w:val="28"/>
+          <w:lang w:val="en-US"/>
+        </w:rPr>
+        <w:t>1.Table-level lock:</w:t>
+      </w:r>
+    </w:p>
+    <w:p>
+      <w:pPr>
+        <w:pStyle w:val="ListParagraph"/>
+        <w:numPr>
+          <w:ilvl w:val="0"/>
+          <w:numId w:val="3"/>
+        </w:numPr>
+        <w:rPr>
+          <w:sz w:val="28"/>
+          <w:szCs w:val="28"/>
+          <w:lang w:val="en-US"/>
+        </w:rPr>
+      </w:pPr>
+      <w:r>
+        <w:rPr>
+          <w:sz w:val="28"/>
+          <w:szCs w:val="28"/>
+          <w:lang w:val="en-US"/>
+        </w:rPr>
+        <w:t>Locks the entire database table.</w:t>
+      </w:r>
+    </w:p>
+    <w:p>
+      <w:pPr>
+        <w:pStyle w:val="ListParagraph"/>
+        <w:numPr>
+          <w:ilvl w:val="0"/>
+          <w:numId w:val="3"/>
+        </w:numPr>
+        <w:rPr>
+          <w:sz w:val="28"/>
+          <w:szCs w:val="28"/>
+          <w:lang w:val="en-US"/>
+        </w:rPr>
+      </w:pPr>
+      <w:r>
+        <w:rPr>
+          <w:sz w:val="28"/>
+          <w:szCs w:val="28"/>
+          <w:lang w:val="en-US"/>
+        </w:rPr>
+        <w:t>No other user/program can change any record in that table while the lock exists.</w:t>
+      </w:r>
+    </w:p>
+    <w:p>
+      <w:pPr>
+        <w:pStyle w:val="ListParagraph"/>
+        <w:numPr>
+          <w:ilvl w:val="0"/>
+          <w:numId w:val="3"/>
+        </w:numPr>
+        <w:rPr>
+          <w:sz w:val="28"/>
+          <w:szCs w:val="28"/>
+          <w:lang w:val="en-US"/>
+        </w:rPr>
+      </w:pPr>
+      <w:r>
+        <w:rPr>
+          <w:sz w:val="28"/>
+          <w:szCs w:val="28"/>
+          <w:lang w:val="en-US"/>
+        </w:rPr>
+        <w:t>Example:</w:t>
+      </w:r>
+    </w:p>
+    <w:p>
+      <w:pPr>
+        <w:pStyle w:val="ListParagraph"/>
+        <w:numPr>
+          <w:ilvl w:val="0"/>
+          <w:numId w:val="3"/>
+        </w:numPr>
+        <w:rPr>
+          <w:sz w:val="28"/>
+          <w:szCs w:val="28"/>
+          <w:lang w:val="en-US"/>
+        </w:rPr>
+      </w:pPr>
+      <w:r>
+        <w:rPr>
+          <w:sz w:val="28"/>
+          <w:szCs w:val="28"/>
+          <w:lang w:val="en-US"/>
+        </w:rPr>
+        <w:t>If table ZEMPLOYEE is locked at table level → nobody can modify any employee record until unlock.</w:t>
+      </w:r>
+    </w:p>
+    <w:p>
+      <w:pPr>
+        <w:pStyle w:val="ListParagraph"/>
+        <w:ind w:left="360"/>
+        <w:rPr>
+          <w:sz w:val="28"/>
+          <w:szCs w:val="28"/>
+          <w:lang w:val="en-US"/>
+        </w:rPr>
+      </w:pPr>
+    </w:p>
+    <w:p>
+      <w:pPr>
+        <w:pStyle w:val="ListParagraph"/>
+        <w:numPr>
+          <w:ilvl w:val="0"/>
+          <w:numId w:val="3"/>
+        </w:numPr>
+        <w:rPr>
+          <w:b/>
+          <w:bCs/>
+          <w:sz w:val="28"/>
+          <w:szCs w:val="28"/>
+          <w:lang w:val="en-US"/>
+        </w:rPr>
+      </w:pPr>
+      <w:r>
+        <w:rPr>
+          <w:b/>
+          <w:bCs/>
+          <w:sz w:val="28"/>
+          <w:szCs w:val="28"/>
+          <w:lang w:val="en-US"/>
+        </w:rPr>
+        <w:t>2.Row-level lock (record-level):</w:t>
+      </w:r>
+    </w:p>
+    <w:p>
+      <w:pPr>
+        <w:pStyle w:val="ListParagraph"/>
+        <w:numPr>
+          <w:ilvl w:val="0"/>
+          <w:numId w:val="3"/>
+        </w:numPr>
+        <w:rPr>
+          <w:sz w:val="28"/>
+          <w:szCs w:val="28"/>
+          <w:lang w:val="en-US"/>
+        </w:rPr>
+      </w:pPr>
+      <w:r>
+        <w:rPr>
+          <w:sz w:val="28"/>
+          <w:szCs w:val="28"/>
+          <w:lang w:val="en-US"/>
+        </w:rPr>
+        <w:t>Locks specific table entries based on key fields.</w:t>
+      </w:r>
+    </w:p>
+    <w:p>
+      <w:pPr>
+        <w:pStyle w:val="ListParagraph"/>
+        <w:numPr>
+          <w:ilvl w:val="0"/>
+          <w:numId w:val="3"/>
+        </w:numPr>
+        <w:rPr>
+          <w:sz w:val="28"/>
+          <w:szCs w:val="28"/>
+          <w:lang w:val="en-US"/>
+        </w:rPr>
+      </w:pPr>
+      <w:r>
+        <w:rPr>
+          <w:sz w:val="28"/>
+          <w:szCs w:val="28"/>
+          <w:lang w:val="en-US"/>
+        </w:rPr>
+        <w:t>Most common and recommended in SAP.</w:t>
+      </w:r>
+    </w:p>
+    <w:p>
+      <w:pPr>
+        <w:pStyle w:val="ListParagraph"/>
+        <w:numPr>
+          <w:ilvl w:val="0"/>
+          <w:numId w:val="3"/>
+        </w:numPr>
+        <w:rPr>
+          <w:sz w:val="28"/>
+          <w:szCs w:val="28"/>
+          <w:lang w:val="en-US"/>
+        </w:rPr>
+      </w:pPr>
+      <w:r>
+        <w:rPr>
+          <w:sz w:val="28"/>
+          <w:szCs w:val="28"/>
+          <w:lang w:val="en-US"/>
+        </w:rPr>
+        <w:t>Allows multiple users to work on different records simultaneously.</w:t>
+      </w:r>
+    </w:p>
+    <w:p>
+      <w:pPr>
+        <w:pStyle w:val="ListParagraph"/>
+        <w:numPr>
+          <w:ilvl w:val="0"/>
+          <w:numId w:val="3"/>
+        </w:numPr>
+        <w:rPr>
+          <w:sz w:val="28"/>
+          <w:szCs w:val="28"/>
+          <w:lang w:val="en-US"/>
+        </w:rPr>
+      </w:pPr>
+      <w:r>
+        <w:rPr>
+          <w:sz w:val="28"/>
+          <w:szCs w:val="28"/>
+        </w:rPr>
+        <w:t xml:space="preserve">Lock Entries are coming from the </w:t>
+      </w:r>
+      <w:r>
+        <w:rPr>
+          <w:b/>
+          <w:bCs/>
+          <w:sz w:val="28"/>
+          <w:szCs w:val="28"/>
+        </w:rPr>
+        <w:t>Enqueue Server</w:t>
+      </w:r>
+      <w:r>
+        <w:rPr>
+          <w:b/>
+          <w:bCs/>
+          <w:sz w:val="28"/>
+          <w:szCs w:val="28"/>
+        </w:rPr>
+        <w:t xml:space="preserve">, </w:t>
+      </w:r>
+      <w:r>
+        <w:rPr>
+          <w:sz w:val="28"/>
+          <w:szCs w:val="28"/>
+        </w:rPr>
+        <w:t>not coming from Database table.</w:t>
+      </w:r>
+    </w:p>
+    <w:p>
+      <w:pPr>
+        <w:pStyle w:val="ListParagraph"/>
+        <w:numPr>
+          <w:ilvl w:val="0"/>
+          <w:numId w:val="3"/>
+        </w:numPr>
+        <w:rPr>
+          <w:sz w:val="28"/>
+          <w:szCs w:val="28"/>
+          <w:lang w:val="en-US"/>
+        </w:rPr>
+      </w:pPr>
+    </w:p>
+    <w:p>
+      <w:pPr>
+        <w:pStyle w:val="ListParagraph"/>
+        <w:numPr>
+          <w:ilvl w:val="0"/>
+          <w:numId w:val="3"/>
+        </w:numPr>
+        <w:rPr>
+          <w:sz w:val="28"/>
+          <w:szCs w:val="28"/>
+          <w:lang w:val="en-US"/>
+        </w:rPr>
+      </w:pPr>
+      <w:r>
+        <w:rPr>
+          <w:sz w:val="28"/>
+          <w:szCs w:val="28"/>
+          <w:lang w:val="en-US"/>
+        </w:rPr>
+        <w:t>Lock Objects are classified based on lock mode (locking behavior).</w:t>
+      </w:r>
+    </w:p>
+    <w:p>
+      <w:pPr>
+        <w:pStyle w:val="ListParagraph"/>
+        <w:numPr>
+          <w:ilvl w:val="0"/>
+          <w:numId w:val="3"/>
+        </w:numPr>
+        <w:rPr>
+          <w:b/>
+          <w:bCs/>
+          <w:sz w:val="28"/>
+          <w:szCs w:val="28"/>
+          <w:lang w:val="en-US"/>
+        </w:rPr>
+      </w:pPr>
+      <w:r>
+        <w:rPr>
+          <w:b/>
+          <w:bCs/>
+          <w:sz w:val="28"/>
+          <w:szCs w:val="28"/>
+          <w:lang w:val="en-US"/>
+        </w:rPr>
+        <w:t>1. Exclusive Lock (Write Lock)</w:t>
+      </w:r>
+      <w:r>
+        <w:rPr>
+          <w:b/>
+          <w:bCs/>
+          <w:sz w:val="28"/>
+          <w:szCs w:val="28"/>
+          <w:lang w:val="en-US"/>
+        </w:rPr>
+        <w:t>:</w:t>
+      </w:r>
+    </w:p>
+    <w:p>
+      <w:pPr>
+        <w:pStyle w:val="ListParagraph"/>
+        <w:numPr>
+          <w:ilvl w:val="0"/>
+          <w:numId w:val="3"/>
+        </w:numPr>
+        <w:rPr>
+          <w:sz w:val="28"/>
+          <w:szCs w:val="28"/>
+          <w:lang w:val="en-US"/>
+        </w:rPr>
+      </w:pPr>
+      <w:r>
+        <w:rPr>
+          <w:sz w:val="28"/>
+          <w:szCs w:val="28"/>
+          <w:lang w:val="en-US"/>
+        </w:rPr>
         <w:lastRenderedPageBreak/>
-        <w:t>Explain types of lock object</w:t>
-      </w:r>
-      <w:r>
-        <w:rPr>
-          <w:sz w:val="28"/>
-          <w:szCs w:val="28"/>
-          <w:lang w:val="en-US"/>
-        </w:rPr>
-        <w:t>.</w:t>
-      </w:r>
-    </w:p>
-    <w:p>
-      <w:pPr>
-        <w:pStyle w:val="ListParagraph"/>
-        <w:numPr>
-          <w:ilvl w:val="0"/>
-          <w:numId w:val="3"/>
-        </w:numPr>
-        <w:rPr>
-          <w:sz w:val="28"/>
-          <w:szCs w:val="28"/>
-          <w:lang w:val="en-US"/>
-        </w:rPr>
-      </w:pPr>
-      <w:r>
-        <w:rPr>
-          <w:sz w:val="28"/>
-          <w:szCs w:val="28"/>
-          <w:lang w:val="en-US"/>
-        </w:rPr>
-        <w:t>Lock Objects are classified based on lock mode (locking behavior).</w:t>
-      </w:r>
-    </w:p>
-    <w:p>
-      <w:pPr>
-        <w:pStyle w:val="ListParagraph"/>
-        <w:numPr>
-          <w:ilvl w:val="0"/>
-          <w:numId w:val="3"/>
-        </w:numPr>
-        <w:rPr>
-          <w:b/>
-          <w:bCs/>
-          <w:sz w:val="28"/>
-          <w:szCs w:val="28"/>
-          <w:lang w:val="en-US"/>
-        </w:rPr>
-      </w:pPr>
-      <w:r>
-        <w:rPr>
-          <w:b/>
-          <w:bCs/>
-          <w:sz w:val="28"/>
-          <w:szCs w:val="28"/>
-          <w:lang w:val="en-US"/>
-        </w:rPr>
-        <w:t>1. Exclusive Lock (Write Lock)</w:t>
+        <w:t>The most restrictive type of lock. When an object is under an Exclusive Lock, no other user can read or change the data until the lock is released.</w:t>
+      </w:r>
+    </w:p>
+    <w:p>
+      <w:pPr>
+        <w:pStyle w:val="ListParagraph"/>
+        <w:numPr>
+          <w:ilvl w:val="0"/>
+          <w:numId w:val="3"/>
+        </w:numPr>
+        <w:rPr>
+          <w:sz w:val="28"/>
+          <w:szCs w:val="28"/>
+          <w:lang w:val="en-US"/>
+        </w:rPr>
+      </w:pPr>
+      <w:r>
+        <w:rPr>
+          <w:sz w:val="28"/>
+          <w:szCs w:val="28"/>
+          <w:lang w:val="en-US"/>
+        </w:rPr>
+        <w:t>Best for: Modifying or deleting data.</w:t>
+      </w:r>
+    </w:p>
+    <w:p>
+      <w:pPr>
+        <w:pStyle w:val="ListParagraph"/>
+        <w:numPr>
+          <w:ilvl w:val="0"/>
+          <w:numId w:val="3"/>
+        </w:numPr>
+        <w:rPr>
+          <w:sz w:val="28"/>
+          <w:szCs w:val="28"/>
+          <w:lang w:val="en-US"/>
+        </w:rPr>
+      </w:pPr>
+      <w:r>
+        <w:rPr>
+          <w:sz w:val="28"/>
+          <w:szCs w:val="28"/>
+          <w:lang w:val="en-US"/>
+        </w:rPr>
+        <w:t>Behavior: Only one user can hold this lock at a time. It prevents "Dirty Reads" and data conflicts.</w:t>
+      </w:r>
+    </w:p>
+    <w:p>
+      <w:pPr>
+        <w:pStyle w:val="ListParagraph"/>
+        <w:ind w:left="360"/>
+        <w:rPr>
+          <w:sz w:val="28"/>
+          <w:szCs w:val="28"/>
+          <w:lang w:val="en-US"/>
+        </w:rPr>
+      </w:pPr>
+    </w:p>
+    <w:p>
+      <w:pPr>
+        <w:pStyle w:val="ListParagraph"/>
+        <w:numPr>
+          <w:ilvl w:val="0"/>
+          <w:numId w:val="3"/>
+        </w:numPr>
+        <w:rPr>
+          <w:b/>
+          <w:bCs/>
+          <w:sz w:val="28"/>
+          <w:szCs w:val="28"/>
+          <w:lang w:val="en-US"/>
+        </w:rPr>
+      </w:pPr>
+      <w:r>
+        <w:rPr>
+          <w:b/>
+          <w:bCs/>
+          <w:sz w:val="28"/>
+          <w:szCs w:val="28"/>
+          <w:lang w:val="en-US"/>
+        </w:rPr>
+        <w:t>2. Shared Lock (Read Lock)</w:t>
       </w:r>
       <w:r>
         <w:rPr>
@@ -1057,51 +1749,51 @@
           <w:szCs w:val="28"/>
           <w:lang w:val="en-US"/>
         </w:rPr>
-        <w:t>The most restrictive type of lock. When an object is under an Exclusive Lock, no other user can read or change the data until the lock is released.</w:t>
-      </w:r>
-    </w:p>
-    <w:p>
-      <w:pPr>
-        <w:pStyle w:val="ListParagraph"/>
-        <w:numPr>
-          <w:ilvl w:val="0"/>
-          <w:numId w:val="3"/>
-        </w:numPr>
-        <w:rPr>
-          <w:sz w:val="28"/>
-          <w:szCs w:val="28"/>
-          <w:lang w:val="en-US"/>
-        </w:rPr>
-      </w:pPr>
-      <w:r>
-        <w:rPr>
-          <w:sz w:val="28"/>
-          <w:szCs w:val="28"/>
-          <w:lang w:val="en-US"/>
-        </w:rPr>
-        <w:t>Best for: Modifying or deleting data.</w:t>
-      </w:r>
-    </w:p>
-    <w:p>
-      <w:pPr>
-        <w:pStyle w:val="ListParagraph"/>
-        <w:numPr>
-          <w:ilvl w:val="0"/>
-          <w:numId w:val="3"/>
-        </w:numPr>
-        <w:rPr>
-          <w:sz w:val="28"/>
-          <w:szCs w:val="28"/>
-          <w:lang w:val="en-US"/>
-        </w:rPr>
-      </w:pPr>
-      <w:r>
-        <w:rPr>
-          <w:sz w:val="28"/>
-          <w:szCs w:val="28"/>
-          <w:lang w:val="en-US"/>
-        </w:rPr>
-        <w:t>Behavior: Only one user can hold this lock at a time. It prevents "Dirty Reads" and data conflicts.</w:t>
+        <w:t>This lock allows multiple users to read the same data simultaneously but prevents anyone from making changes.</w:t>
+      </w:r>
+    </w:p>
+    <w:p>
+      <w:pPr>
+        <w:pStyle w:val="ListParagraph"/>
+        <w:numPr>
+          <w:ilvl w:val="0"/>
+          <w:numId w:val="3"/>
+        </w:numPr>
+        <w:rPr>
+          <w:sz w:val="28"/>
+          <w:szCs w:val="28"/>
+          <w:lang w:val="en-US"/>
+        </w:rPr>
+      </w:pPr>
+      <w:r>
+        <w:rPr>
+          <w:sz w:val="28"/>
+          <w:szCs w:val="28"/>
+          <w:lang w:val="en-US"/>
+        </w:rPr>
+        <w:t>Best for: Generating reports or viewing records without intending to edit.</w:t>
+      </w:r>
+    </w:p>
+    <w:p>
+      <w:pPr>
+        <w:pStyle w:val="ListParagraph"/>
+        <w:numPr>
+          <w:ilvl w:val="0"/>
+          <w:numId w:val="3"/>
+        </w:numPr>
+        <w:rPr>
+          <w:sz w:val="28"/>
+          <w:szCs w:val="28"/>
+          <w:lang w:val="en-US"/>
+        </w:rPr>
+      </w:pPr>
+      <w:r>
+        <w:rPr>
+          <w:sz w:val="28"/>
+          <w:szCs w:val="28"/>
+          <w:lang w:val="en-US"/>
+        </w:rPr>
+        <w:t>Behavior: Several users can hold a shared lock on the same object. However, if someone wants to edit (Exclusive Lock), they must wait until all shared locks are released.</w:t>
       </w:r>
     </w:p>
     <w:p>
@@ -1138,7 +1830,7 @@
           <w:szCs w:val="28"/>
           <w:lang w:val="en-US"/>
         </w:rPr>
-        <w:t>2. Shared Lock (Read Lock)</w:t>
+        <w:t>3. Exclusive but Non-Cumulative Lock</w:t>
       </w:r>
       <w:r>
         <w:rPr>
@@ -1170,119 +1862,6 @@
           <w:szCs w:val="28"/>
           <w:lang w:val="en-US"/>
         </w:rPr>
-        <w:t>This lock allows multiple users to read the same data simultaneously but prevents anyone from making changes.</w:t>
-      </w:r>
-    </w:p>
-    <w:p>
-      <w:pPr>
-        <w:pStyle w:val="ListParagraph"/>
-        <w:numPr>
-          <w:ilvl w:val="0"/>
-          <w:numId w:val="3"/>
-        </w:numPr>
-        <w:rPr>
-          <w:sz w:val="28"/>
-          <w:szCs w:val="28"/>
-          <w:lang w:val="en-US"/>
-        </w:rPr>
-      </w:pPr>
-      <w:r>
-        <w:rPr>
-          <w:sz w:val="28"/>
-          <w:szCs w:val="28"/>
-          <w:lang w:val="en-US"/>
-        </w:rPr>
-        <w:t>Best for: Generating reports or viewing records without intending to edit.</w:t>
-      </w:r>
-    </w:p>
-    <w:p>
-      <w:pPr>
-        <w:pStyle w:val="ListParagraph"/>
-        <w:numPr>
-          <w:ilvl w:val="0"/>
-          <w:numId w:val="3"/>
-        </w:numPr>
-        <w:rPr>
-          <w:sz w:val="28"/>
-          <w:szCs w:val="28"/>
-          <w:lang w:val="en-US"/>
-        </w:rPr>
-      </w:pPr>
-      <w:r>
-        <w:rPr>
-          <w:sz w:val="28"/>
-          <w:szCs w:val="28"/>
-          <w:lang w:val="en-US"/>
-        </w:rPr>
-        <w:t>Behavior: Several users can hold a shared lock on the same object. However, if someone wants to edit (Exclusive Lock), they must wait until all shared locks are released.</w:t>
-      </w:r>
-    </w:p>
-    <w:p>
-      <w:pPr>
-        <w:pStyle w:val="ListParagraph"/>
-        <w:ind w:left="360"/>
-        <w:rPr>
-          <w:sz w:val="28"/>
-          <w:szCs w:val="28"/>
-          <w:lang w:val="en-US"/>
-        </w:rPr>
-      </w:pPr>
-    </w:p>
-    <w:p>
-      <w:pPr>
-        <w:pStyle w:val="ListParagraph"/>
-        <w:numPr>
-          <w:ilvl w:val="0"/>
-          <w:numId w:val="3"/>
-        </w:numPr>
-        <w:rPr>
-          <w:b/>
-          <w:bCs/>
-          <w:sz w:val="28"/>
-          <w:szCs w:val="28"/>
-          <w:lang w:val="en-US"/>
-        </w:rPr>
-      </w:pPr>
-      <w:r>
-        <w:rPr>
-          <w:b/>
-          <w:bCs/>
-          <w:sz w:val="28"/>
-          <w:szCs w:val="28"/>
-          <w:lang w:val="en-US"/>
-        </w:rPr>
-        <w:t>3. Exclusive but Non-Cumulative Lock</w:t>
-      </w:r>
-      <w:r>
-        <w:rPr>
-          <w:b/>
-          <w:bCs/>
-          <w:sz w:val="28"/>
-          <w:szCs w:val="28"/>
-          <w:lang w:val="en-US"/>
-        </w:rPr>
-        <w:t>:</w:t>
-      </w:r>
-    </w:p>
-    <w:p>
-      <w:pPr>
-        <w:pStyle w:val="ListParagraph"/>
-        <w:numPr>
-          <w:ilvl w:val="0"/>
-          <w:numId w:val="3"/>
-        </w:numPr>
-        <w:rPr>
-          <w:sz w:val="28"/>
-          <w:szCs w:val="28"/>
-          <w:lang w:val="en-US"/>
-        </w:rPr>
-      </w:pPr>
-      <w:r>
-        <w:rPr>
-          <w:sz w:val="28"/>
-          <w:szCs w:val="28"/>
-          <w:lang w:val="en-US"/>
-        </w:rPr>
         <w:t>While a standard exclusive lock can be requested multiple times by the same transaction (stacking up), a Non-Cumulative Lock can only be requested once within a transaction.</w:t>
       </w:r>
     </w:p>
@@ -1395,18 +1974,6 @@
           <w14:ligatures w14:val="none"/>
         </w:rPr>
         <w:t xml:space="preserve"> means processes or tasks are executed one after another in a controlled sequence, where the next task waits until the previous task finishes.</w:t>
-      </w:r>
-      <w:r>
-        <w:rPr>
-          <w:rFonts w:ascii="Calibri" w:eastAsia="Times New Roman" w:hAnsi="Calibri" w:cs="Calibri"/>
-          <w:color w:val="000000"/>
-          <w:kern w:val="0"/>
-          <w:sz w:val="28"/>
-          <w:szCs w:val="28"/>
-          <w:lang w:eastAsia="en-IN"/>
-          <w14:ligatures w14:val="none"/>
-        </w:rPr>
-        <w:t xml:space="preserve"> </w:t>
       </w:r>
     </w:p>
     <w:p>
@@ -1551,17 +2118,313 @@
         <w:spacing w:after="0" w:line="240" w:lineRule="auto"/>
         <w:rPr>
           <w:rFonts w:ascii="Calibri" w:eastAsia="Times New Roman" w:hAnsi="Calibri" w:cs="Calibri"/>
-          <w:color w:val="000000"/>
-          <w:kern w:val="0"/>
-          <w:sz w:val="28"/>
-          <w:szCs w:val="28"/>
-          <w:lang w:eastAsia="en-IN"/>
-          <w14:ligatures w14:val="none"/>
-        </w:rPr>
-      </w:pPr>
-    </w:p>
-    <w:p>
-      <w:pPr>
+          <w:b/>
+          <w:bCs/>
+          <w:color w:val="000000"/>
+          <w:kern w:val="0"/>
+          <w:sz w:val="28"/>
+          <w:szCs w:val="28"/>
+          <w:lang w:eastAsia="en-IN"/>
+          <w14:ligatures w14:val="none"/>
+        </w:rPr>
+      </w:pPr>
+    </w:p>
+    <w:p>
+      <w:pPr>
+        <w:pStyle w:val="ListParagraph"/>
+        <w:numPr>
+          <w:ilvl w:val="0"/>
+          <w:numId w:val="2"/>
+        </w:numPr>
+        <w:rPr>
+          <w:b/>
+          <w:bCs/>
+          <w:sz w:val="28"/>
+          <w:szCs w:val="28"/>
+          <w:lang w:val="en-US"/>
+        </w:rPr>
+      </w:pPr>
+      <w:r>
+        <w:rPr>
+          <w:b/>
+          <w:bCs/>
+          <w:sz w:val="28"/>
+          <w:szCs w:val="28"/>
+          <w:lang w:val="en-US"/>
+        </w:rPr>
+        <w:t>Explain modes of lock object.</w:t>
+      </w:r>
+    </w:p>
+    <w:p>
+      <w:pPr>
+        <w:rPr>
+          <w:b/>
+          <w:bCs/>
+          <w:sz w:val="28"/>
+          <w:szCs w:val="28"/>
+          <w:lang w:val="en-US"/>
+        </w:rPr>
+      </w:pPr>
+      <w:r>
+        <w:rPr>
+          <w:b/>
+          <w:bCs/>
+          <w:sz w:val="28"/>
+          <w:szCs w:val="28"/>
+          <w:lang w:val="en-US"/>
+        </w:rPr>
+        <w:t>1. Exclusive Lock (Write Lock):</w:t>
+      </w:r>
+    </w:p>
+    <w:p>
+      <w:pPr>
+        <w:rPr>
+          <w:b/>
+          <w:bCs/>
+          <w:sz w:val="28"/>
+          <w:szCs w:val="28"/>
+          <w:lang w:val="en-US"/>
+        </w:rPr>
+      </w:pPr>
+      <w:r>
+        <w:rPr>
+          <w:b/>
+          <w:bCs/>
+          <w:sz w:val="28"/>
+          <w:szCs w:val="28"/>
+          <w:lang w:val="en-US"/>
+        </w:rPr>
+        <w:lastRenderedPageBreak/>
+        <w:t>The most restrictive type of lock. When an object is under an Exclusive Lock, no other user can read or change the data until the lock is released.</w:t>
+      </w:r>
+    </w:p>
+    <w:p>
+      <w:pPr>
+        <w:rPr>
+          <w:b/>
+          <w:bCs/>
+          <w:sz w:val="28"/>
+          <w:szCs w:val="28"/>
+          <w:lang w:val="en-US"/>
+        </w:rPr>
+      </w:pPr>
+      <w:r>
+        <w:rPr>
+          <w:b/>
+          <w:bCs/>
+          <w:sz w:val="28"/>
+          <w:szCs w:val="28"/>
+          <w:lang w:val="en-US"/>
+        </w:rPr>
+        <w:t>Best for: Modifying or deleting data.</w:t>
+      </w:r>
+    </w:p>
+    <w:p>
+      <w:pPr>
+        <w:rPr>
+          <w:b/>
+          <w:bCs/>
+          <w:sz w:val="28"/>
+          <w:szCs w:val="28"/>
+          <w:lang w:val="en-US"/>
+        </w:rPr>
+      </w:pPr>
+      <w:r>
+        <w:rPr>
+          <w:b/>
+          <w:bCs/>
+          <w:sz w:val="28"/>
+          <w:szCs w:val="28"/>
+          <w:lang w:val="en-US"/>
+        </w:rPr>
+        <w:t>Behavior: Only one user can hold this lock at a time. It prevents "Dirty Reads" and data conflicts.</w:t>
+      </w:r>
+    </w:p>
+    <w:p>
+      <w:pPr>
+        <w:rPr>
+          <w:b/>
+          <w:bCs/>
+          <w:sz w:val="28"/>
+          <w:szCs w:val="28"/>
+          <w:lang w:val="en-US"/>
+        </w:rPr>
+      </w:pPr>
+    </w:p>
+    <w:p>
+      <w:pPr>
+        <w:rPr>
+          <w:b/>
+          <w:bCs/>
+          <w:sz w:val="28"/>
+          <w:szCs w:val="28"/>
+          <w:lang w:val="en-US"/>
+        </w:rPr>
+      </w:pPr>
+      <w:r>
+        <w:rPr>
+          <w:b/>
+          <w:bCs/>
+          <w:sz w:val="28"/>
+          <w:szCs w:val="28"/>
+          <w:lang w:val="en-US"/>
+        </w:rPr>
+        <w:t>2. Shared Lock (Read Lock):</w:t>
+      </w:r>
+    </w:p>
+    <w:p>
+      <w:pPr>
+        <w:rPr>
+          <w:b/>
+          <w:bCs/>
+          <w:sz w:val="28"/>
+          <w:szCs w:val="28"/>
+          <w:lang w:val="en-US"/>
+        </w:rPr>
+      </w:pPr>
+      <w:r>
+        <w:rPr>
+          <w:b/>
+          <w:bCs/>
+          <w:sz w:val="28"/>
+          <w:szCs w:val="28"/>
+          <w:lang w:val="en-US"/>
+        </w:rPr>
+        <w:t>This lock allows multiple users to read the same data simultaneously but prevents anyone from making changes.</w:t>
+      </w:r>
+    </w:p>
+    <w:p>
+      <w:pPr>
+        <w:rPr>
+          <w:b/>
+          <w:bCs/>
+          <w:sz w:val="28"/>
+          <w:szCs w:val="28"/>
+          <w:lang w:val="en-US"/>
+        </w:rPr>
+      </w:pPr>
+      <w:r>
+        <w:rPr>
+          <w:b/>
+          <w:bCs/>
+          <w:sz w:val="28"/>
+          <w:szCs w:val="28"/>
+          <w:lang w:val="en-US"/>
+        </w:rPr>
+        <w:t>Best for: Generating reports or viewing records without intending to edit.</w:t>
+      </w:r>
+    </w:p>
+    <w:p>
+      <w:pPr>
+        <w:rPr>
+          <w:b/>
+          <w:bCs/>
+          <w:sz w:val="28"/>
+          <w:szCs w:val="28"/>
+          <w:lang w:val="en-US"/>
+        </w:rPr>
+      </w:pPr>
+      <w:r>
+        <w:rPr>
+          <w:b/>
+          <w:bCs/>
+          <w:sz w:val="28"/>
+          <w:szCs w:val="28"/>
+          <w:lang w:val="en-US"/>
+        </w:rPr>
+        <w:t>Behavior: Several users can hold a shared lock on the same object. However, if someone wants to edit (Exclusive Lock), they must wait until all shared locks are released.</w:t>
+      </w:r>
+    </w:p>
+    <w:p>
+      <w:pPr>
+        <w:rPr>
+          <w:b/>
+          <w:bCs/>
+          <w:sz w:val="28"/>
+          <w:szCs w:val="28"/>
+          <w:lang w:val="en-US"/>
+        </w:rPr>
+      </w:pPr>
+    </w:p>
+    <w:p>
+      <w:pPr>
+        <w:rPr>
+          <w:b/>
+          <w:bCs/>
+          <w:sz w:val="28"/>
+          <w:szCs w:val="28"/>
+          <w:lang w:val="en-US"/>
+        </w:rPr>
+      </w:pPr>
+      <w:r>
+        <w:rPr>
+          <w:b/>
+          <w:bCs/>
+          <w:sz w:val="28"/>
+          <w:szCs w:val="28"/>
+          <w:lang w:val="en-US"/>
+        </w:rPr>
+        <w:t>3. Exclusive but Non-Cumulative Lock:</w:t>
+      </w:r>
+    </w:p>
+    <w:p>
+      <w:pPr>
+        <w:rPr>
+          <w:b/>
+          <w:bCs/>
+          <w:sz w:val="28"/>
+          <w:szCs w:val="28"/>
+          <w:lang w:val="en-US"/>
+        </w:rPr>
+      </w:pPr>
+      <w:r>
+        <w:rPr>
+          <w:b/>
+          <w:bCs/>
+          <w:sz w:val="28"/>
+          <w:szCs w:val="28"/>
+          <w:lang w:val="en-US"/>
+        </w:rPr>
+        <w:t>While a standard exclusive lock can be requested multiple times by the same transaction (stacking up), a Non-Cumulative Lock can only be requested once within a transaction.</w:t>
+      </w:r>
+    </w:p>
+    <w:p>
+      <w:pPr>
+        <w:rPr>
+          <w:b/>
+          <w:bCs/>
+          <w:sz w:val="28"/>
+          <w:szCs w:val="28"/>
+          <w:lang w:val="en-US"/>
+        </w:rPr>
+      </w:pPr>
+      <w:r>
+        <w:rPr>
+          <w:b/>
+          <w:bCs/>
+          <w:sz w:val="28"/>
+          <w:szCs w:val="28"/>
+          <w:lang w:val="en-US"/>
+        </w:rPr>
+        <w:t>Best for: Specific programming scenarios where you want to prevent a process from locking the same resource multiple times accidentally.</w:t>
+      </w:r>
+    </w:p>
+    <w:p>
+      <w:pPr>
+        <w:rPr>
+          <w:sz w:val="28"/>
+          <w:szCs w:val="28"/>
+          <w:lang w:val="en-US"/>
+        </w:rPr>
+      </w:pPr>
+    </w:p>
+    <w:p>
+      <w:pPr>
+        <w:pStyle w:val="ListParagraph"/>
+        <w:numPr>
+          <w:ilvl w:val="0"/>
+          <w:numId w:val="2"/>
+        </w:numPr>
         <w:spacing w:after="0" w:line="240" w:lineRule="auto"/>
         <w:rPr>
           <w:rFonts w:ascii="Calibri" w:eastAsia="Times New Roman" w:hAnsi="Calibri" w:cs="Calibri"/>
@@ -1575,6 +2438,708 @@
           <w14:ligatures w14:val="none"/>
         </w:rPr>
       </w:pPr>
+      <w:r>
+        <w:rPr>
+          <w:rFonts w:ascii="Calibri" w:eastAsia="Times New Roman" w:hAnsi="Calibri" w:cs="Calibri"/>
+          <w:b/>
+          <w:bCs/>
+          <w:color w:val="000000"/>
+          <w:kern w:val="0"/>
+          <w:sz w:val="28"/>
+          <w:szCs w:val="28"/>
+          <w:lang w:eastAsia="en-IN"/>
+          <w14:ligatures w14:val="none"/>
+        </w:rPr>
+        <w:t xml:space="preserve">What </w:t>
+      </w:r>
+      <w:r>
+        <w:rPr>
+          <w:rFonts w:ascii="Calibri" w:eastAsia="Times New Roman" w:hAnsi="Calibri" w:cs="Calibri"/>
+          <w:b/>
+          <w:bCs/>
+          <w:color w:val="000000"/>
+          <w:kern w:val="0"/>
+          <w:sz w:val="28"/>
+          <w:szCs w:val="28"/>
+          <w:lang w:eastAsia="en-IN"/>
+          <w14:ligatures w14:val="none"/>
+        </w:rPr>
+        <w:t>are</w:t>
+      </w:r>
+      <w:r>
+        <w:rPr>
+          <w:rFonts w:ascii="Calibri" w:eastAsia="Times New Roman" w:hAnsi="Calibri" w:cs="Calibri"/>
+          <w:b/>
+          <w:bCs/>
+          <w:color w:val="000000"/>
+          <w:kern w:val="0"/>
+          <w:sz w:val="28"/>
+          <w:szCs w:val="28"/>
+          <w:lang w:eastAsia="en-IN"/>
+          <w14:ligatures w14:val="none"/>
+        </w:rPr>
+        <w:t xml:space="preserve"> the functional modules will be generated after activating the lock object?</w:t>
+      </w:r>
+    </w:p>
+    <w:p>
+      <w:pPr>
+        <w:pStyle w:val="ListParagraph"/>
+        <w:numPr>
+          <w:ilvl w:val="0"/>
+          <w:numId w:val="3"/>
+        </w:numPr>
+        <w:spacing w:after="0" w:line="240" w:lineRule="auto"/>
+        <w:rPr>
+          <w:rFonts w:ascii="Calibri" w:eastAsia="Times New Roman" w:hAnsi="Calibri" w:cs="Calibri"/>
+          <w:color w:val="000000"/>
+          <w:kern w:val="0"/>
+          <w:sz w:val="28"/>
+          <w:szCs w:val="28"/>
+          <w:lang w:eastAsia="en-IN"/>
+          <w14:ligatures w14:val="none"/>
+        </w:rPr>
+      </w:pPr>
+      <w:r>
+        <w:rPr>
+          <w:rFonts w:ascii="Calibri" w:eastAsia="Times New Roman" w:hAnsi="Calibri" w:cs="Calibri"/>
+          <w:color w:val="000000"/>
+          <w:kern w:val="0"/>
+          <w:sz w:val="28"/>
+          <w:szCs w:val="28"/>
+          <w:lang w:eastAsia="en-IN"/>
+          <w14:ligatures w14:val="none"/>
+        </w:rPr>
+        <w:t xml:space="preserve">When </w:t>
+      </w:r>
+      <w:r>
+        <w:rPr>
+          <w:rFonts w:ascii="Calibri" w:eastAsia="Times New Roman" w:hAnsi="Calibri" w:cs="Calibri"/>
+          <w:color w:val="000000"/>
+          <w:kern w:val="0"/>
+          <w:sz w:val="28"/>
+          <w:szCs w:val="28"/>
+          <w:lang w:eastAsia="en-IN"/>
+          <w14:ligatures w14:val="none"/>
+        </w:rPr>
+        <w:t xml:space="preserve">we </w:t>
+      </w:r>
+      <w:r>
+        <w:rPr>
+          <w:rFonts w:ascii="Calibri" w:eastAsia="Times New Roman" w:hAnsi="Calibri" w:cs="Calibri"/>
+          <w:color w:val="000000"/>
+          <w:kern w:val="0"/>
+          <w:sz w:val="28"/>
+          <w:szCs w:val="28"/>
+          <w:lang w:eastAsia="en-IN"/>
+          <w14:ligatures w14:val="none"/>
+        </w:rPr>
+        <w:t>create and activate a Lock Object, the SAP system automatically generates two specific Function Modules</w:t>
+      </w:r>
+    </w:p>
+    <w:p>
+      <w:pPr>
+        <w:pStyle w:val="ListParagraph"/>
+        <w:numPr>
+          <w:ilvl w:val="0"/>
+          <w:numId w:val="3"/>
+        </w:numPr>
+        <w:spacing w:after="0" w:line="240" w:lineRule="auto"/>
+        <w:rPr>
+          <w:rFonts w:ascii="Calibri" w:eastAsia="Times New Roman" w:hAnsi="Calibri" w:cs="Calibri"/>
+          <w:color w:val="000000"/>
+          <w:kern w:val="0"/>
+          <w:sz w:val="28"/>
+          <w:szCs w:val="28"/>
+          <w:lang w:eastAsia="en-IN"/>
+          <w14:ligatures w14:val="none"/>
+        </w:rPr>
+      </w:pPr>
+      <w:r>
+        <w:rPr>
+          <w:rFonts w:ascii="Calibri" w:eastAsia="Times New Roman" w:hAnsi="Calibri" w:cs="Calibri"/>
+          <w:color w:val="000000"/>
+          <w:kern w:val="0"/>
+          <w:sz w:val="28"/>
+          <w:szCs w:val="28"/>
+          <w:lang w:eastAsia="en-IN"/>
+          <w14:ligatures w14:val="none"/>
+        </w:rPr>
+        <w:t>These modules are used in your ABAP programs to set and release locks.</w:t>
+      </w:r>
+    </w:p>
+    <w:p>
+      <w:pPr>
+        <w:pStyle w:val="ListParagraph"/>
+        <w:spacing w:after="0" w:line="240" w:lineRule="auto"/>
+        <w:ind w:left="360"/>
+        <w:rPr>
+          <w:rFonts w:ascii="Calibri" w:eastAsia="Times New Roman" w:hAnsi="Calibri" w:cs="Calibri"/>
+          <w:color w:val="000000"/>
+          <w:kern w:val="0"/>
+          <w:sz w:val="28"/>
+          <w:szCs w:val="28"/>
+          <w:lang w:eastAsia="en-IN"/>
+          <w14:ligatures w14:val="none"/>
+        </w:rPr>
+      </w:pPr>
+    </w:p>
+    <w:p>
+      <w:pPr>
+        <w:pStyle w:val="ListParagraph"/>
+        <w:numPr>
+          <w:ilvl w:val="0"/>
+          <w:numId w:val="3"/>
+        </w:numPr>
+        <w:spacing w:after="0" w:line="240" w:lineRule="auto"/>
+        <w:rPr>
+          <w:rFonts w:ascii="Calibri" w:eastAsia="Times New Roman" w:hAnsi="Calibri" w:cs="Calibri"/>
+          <w:color w:val="000000"/>
+          <w:kern w:val="0"/>
+          <w:sz w:val="28"/>
+          <w:szCs w:val="28"/>
+          <w:lang w:eastAsia="en-IN"/>
+          <w14:ligatures w14:val="none"/>
+        </w:rPr>
+      </w:pPr>
+      <w:r>
+        <w:rPr>
+          <w:rFonts w:ascii="Calibri" w:eastAsia="Times New Roman" w:hAnsi="Calibri" w:cs="Calibri"/>
+          <w:color w:val="000000"/>
+          <w:kern w:val="0"/>
+          <w:sz w:val="28"/>
+          <w:szCs w:val="28"/>
+          <w:lang w:eastAsia="en-IN"/>
+          <w14:ligatures w14:val="none"/>
+        </w:rPr>
+        <w:t>1.ENQUEUE</w:t>
+      </w:r>
+      <w:r>
+        <w:rPr>
+          <w:rFonts w:ascii="Calibri" w:eastAsia="Times New Roman" w:hAnsi="Calibri" w:cs="Calibri"/>
+          <w:color w:val="000000"/>
+          <w:kern w:val="0"/>
+          <w:sz w:val="28"/>
+          <w:szCs w:val="28"/>
+          <w:lang w:eastAsia="en-IN"/>
+          <w14:ligatures w14:val="none"/>
+        </w:rPr>
+        <w:t>:</w:t>
+      </w:r>
+    </w:p>
+    <w:p>
+      <w:pPr>
+        <w:pStyle w:val="ListParagraph"/>
+        <w:numPr>
+          <w:ilvl w:val="0"/>
+          <w:numId w:val="3"/>
+        </w:numPr>
+        <w:spacing w:after="0" w:line="240" w:lineRule="auto"/>
+        <w:rPr>
+          <w:rFonts w:ascii="Calibri" w:eastAsia="Times New Roman" w:hAnsi="Calibri" w:cs="Calibri"/>
+          <w:color w:val="000000"/>
+          <w:kern w:val="0"/>
+          <w:sz w:val="28"/>
+          <w:szCs w:val="28"/>
+          <w:lang w:eastAsia="en-IN"/>
+          <w14:ligatures w14:val="none"/>
+        </w:rPr>
+      </w:pPr>
+      <w:r>
+        <w:rPr>
+          <w:rFonts w:ascii="Calibri" w:eastAsia="Times New Roman" w:hAnsi="Calibri" w:cs="Calibri"/>
+          <w:color w:val="000000"/>
+          <w:kern w:val="0"/>
+          <w:sz w:val="28"/>
+          <w:szCs w:val="28"/>
+          <w:lang w:eastAsia="en-IN"/>
+          <w14:ligatures w14:val="none"/>
+        </w:rPr>
+        <w:t>Used to set (apply) a lock on database table records</w:t>
+      </w:r>
+    </w:p>
+    <w:p>
+      <w:pPr>
+        <w:pStyle w:val="ListParagraph"/>
+        <w:numPr>
+          <w:ilvl w:val="0"/>
+          <w:numId w:val="3"/>
+        </w:numPr>
+        <w:spacing w:after="0" w:line="240" w:lineRule="auto"/>
+        <w:rPr>
+          <w:rFonts w:ascii="Calibri" w:eastAsia="Times New Roman" w:hAnsi="Calibri" w:cs="Calibri"/>
+          <w:color w:val="000000"/>
+          <w:kern w:val="0"/>
+          <w:sz w:val="28"/>
+          <w:szCs w:val="28"/>
+          <w:lang w:eastAsia="en-IN"/>
+          <w14:ligatures w14:val="none"/>
+        </w:rPr>
+      </w:pPr>
+      <w:r>
+        <w:rPr>
+          <w:rFonts w:ascii="Calibri" w:eastAsia="Times New Roman" w:hAnsi="Calibri" w:cs="Calibri"/>
+          <w:color w:val="000000"/>
+          <w:kern w:val="0"/>
+          <w:sz w:val="28"/>
+          <w:szCs w:val="28"/>
+          <w:lang w:eastAsia="en-IN"/>
+          <w14:ligatures w14:val="none"/>
+        </w:rPr>
+        <w:t xml:space="preserve">Naming </w:t>
+      </w:r>
+      <w:r>
+        <w:rPr>
+          <w:rFonts w:ascii="Calibri" w:eastAsia="Times New Roman" w:hAnsi="Calibri" w:cs="Calibri"/>
+          <w:color w:val="000000"/>
+          <w:kern w:val="0"/>
+          <w:sz w:val="28"/>
+          <w:szCs w:val="28"/>
+          <w:lang w:eastAsia="en-IN"/>
+          <w14:ligatures w14:val="none"/>
+        </w:rPr>
+        <w:t xml:space="preserve">convention: </w:t>
+      </w:r>
+      <w:r>
+        <w:rPr>
+          <w:rFonts w:ascii="Calibri" w:eastAsia="Times New Roman" w:hAnsi="Calibri" w:cs="Calibri"/>
+          <w:color w:val="000000"/>
+          <w:kern w:val="0"/>
+          <w:sz w:val="28"/>
+          <w:szCs w:val="28"/>
+          <w:lang w:eastAsia="en-IN"/>
+          <w14:ligatures w14:val="none"/>
+        </w:rPr>
+        <w:t>ENQUEUE_&lt;</w:t>
+      </w:r>
+      <w:proofErr w:type="spellStart"/>
+      <w:r>
+        <w:rPr>
+          <w:rFonts w:ascii="Calibri" w:eastAsia="Times New Roman" w:hAnsi="Calibri" w:cs="Calibri"/>
+          <w:color w:val="000000"/>
+          <w:kern w:val="0"/>
+          <w:sz w:val="28"/>
+          <w:szCs w:val="28"/>
+          <w:lang w:eastAsia="en-IN"/>
+          <w14:ligatures w14:val="none"/>
+        </w:rPr>
+        <w:t>LockObjectName</w:t>
+      </w:r>
+      <w:proofErr w:type="spellEnd"/>
+      <w:r>
+        <w:rPr>
+          <w:rFonts w:ascii="Calibri" w:eastAsia="Times New Roman" w:hAnsi="Calibri" w:cs="Calibri"/>
+          <w:color w:val="000000"/>
+          <w:kern w:val="0"/>
+          <w:sz w:val="28"/>
+          <w:szCs w:val="28"/>
+          <w:lang w:eastAsia="en-IN"/>
+          <w14:ligatures w14:val="none"/>
+        </w:rPr>
+        <w:t>&gt;</w:t>
+      </w:r>
+    </w:p>
+    <w:p>
+      <w:pPr>
+        <w:pStyle w:val="ListParagraph"/>
+        <w:numPr>
+          <w:ilvl w:val="0"/>
+          <w:numId w:val="3"/>
+        </w:numPr>
+        <w:spacing w:after="0" w:line="240" w:lineRule="auto"/>
+        <w:rPr>
+          <w:rFonts w:ascii="Calibri" w:eastAsia="Times New Roman" w:hAnsi="Calibri" w:cs="Calibri"/>
+          <w:color w:val="000000"/>
+          <w:kern w:val="0"/>
+          <w:sz w:val="28"/>
+          <w:szCs w:val="28"/>
+          <w:lang w:eastAsia="en-IN"/>
+          <w14:ligatures w14:val="none"/>
+        </w:rPr>
+      </w:pPr>
+      <w:r>
+        <w:rPr>
+          <w:rFonts w:ascii="Calibri" w:eastAsia="Times New Roman" w:hAnsi="Calibri" w:cs="Calibri"/>
+          <w:color w:val="000000"/>
+          <w:kern w:val="0"/>
+          <w:sz w:val="28"/>
+          <w:szCs w:val="28"/>
+          <w:lang w:eastAsia="en-IN"/>
+          <w14:ligatures w14:val="none"/>
+        </w:rPr>
+        <w:t>Locks specified table entries</w:t>
+      </w:r>
+    </w:p>
+    <w:p>
+      <w:pPr>
+        <w:pStyle w:val="ListParagraph"/>
+        <w:numPr>
+          <w:ilvl w:val="0"/>
+          <w:numId w:val="3"/>
+        </w:numPr>
+        <w:spacing w:after="0" w:line="240" w:lineRule="auto"/>
+        <w:rPr>
+          <w:rFonts w:ascii="Calibri" w:eastAsia="Times New Roman" w:hAnsi="Calibri" w:cs="Calibri"/>
+          <w:color w:val="000000"/>
+          <w:kern w:val="0"/>
+          <w:sz w:val="28"/>
+          <w:szCs w:val="28"/>
+          <w:lang w:eastAsia="en-IN"/>
+          <w14:ligatures w14:val="none"/>
+        </w:rPr>
+      </w:pPr>
+      <w:r>
+        <w:rPr>
+          <w:rFonts w:ascii="Calibri" w:eastAsia="Times New Roman" w:hAnsi="Calibri" w:cs="Calibri"/>
+          <w:color w:val="000000"/>
+          <w:kern w:val="0"/>
+          <w:sz w:val="28"/>
+          <w:szCs w:val="28"/>
+          <w:lang w:eastAsia="en-IN"/>
+          <w14:ligatures w14:val="none"/>
+        </w:rPr>
+        <w:lastRenderedPageBreak/>
+        <w:t>Prevents other users from modifying data</w:t>
+      </w:r>
+    </w:p>
+    <w:p>
+      <w:pPr>
+        <w:pStyle w:val="ListParagraph"/>
+        <w:numPr>
+          <w:ilvl w:val="0"/>
+          <w:numId w:val="3"/>
+        </w:numPr>
+        <w:spacing w:after="0" w:line="240" w:lineRule="auto"/>
+        <w:rPr>
+          <w:rFonts w:ascii="Calibri" w:eastAsia="Times New Roman" w:hAnsi="Calibri" w:cs="Calibri"/>
+          <w:color w:val="000000"/>
+          <w:kern w:val="0"/>
+          <w:sz w:val="28"/>
+          <w:szCs w:val="28"/>
+          <w:lang w:eastAsia="en-IN"/>
+          <w14:ligatures w14:val="none"/>
+        </w:rPr>
+      </w:pPr>
+      <w:r>
+        <w:rPr>
+          <w:rFonts w:ascii="Calibri" w:eastAsia="Times New Roman" w:hAnsi="Calibri" w:cs="Calibri"/>
+          <w:color w:val="000000"/>
+          <w:kern w:val="0"/>
+          <w:sz w:val="28"/>
+          <w:szCs w:val="28"/>
+          <w:lang w:eastAsia="en-IN"/>
+          <w14:ligatures w14:val="none"/>
+        </w:rPr>
+        <w:t>Called before updating data</w:t>
+      </w:r>
+    </w:p>
+    <w:p>
+      <w:pPr>
+        <w:spacing w:after="0" w:line="240" w:lineRule="auto"/>
+        <w:rPr>
+          <w:rFonts w:ascii="Calibri" w:eastAsia="Times New Roman" w:hAnsi="Calibri" w:cs="Calibri"/>
+          <w:color w:val="000000"/>
+          <w:kern w:val="0"/>
+          <w:sz w:val="28"/>
+          <w:szCs w:val="28"/>
+          <w:lang w:eastAsia="en-IN"/>
+          <w14:ligatures w14:val="none"/>
+        </w:rPr>
+      </w:pPr>
+    </w:p>
+    <w:p>
+      <w:pPr>
+        <w:pStyle w:val="ListParagraph"/>
+        <w:numPr>
+          <w:ilvl w:val="0"/>
+          <w:numId w:val="3"/>
+        </w:numPr>
+        <w:spacing w:after="0" w:line="240" w:lineRule="auto"/>
+        <w:rPr>
+          <w:rFonts w:ascii="Calibri" w:eastAsia="Times New Roman" w:hAnsi="Calibri" w:cs="Calibri"/>
+          <w:color w:val="000000"/>
+          <w:kern w:val="0"/>
+          <w:sz w:val="28"/>
+          <w:szCs w:val="28"/>
+          <w:lang w:eastAsia="en-IN"/>
+          <w14:ligatures w14:val="none"/>
+        </w:rPr>
+      </w:pPr>
+      <w:r>
+        <w:rPr>
+          <w:rFonts w:ascii="Calibri" w:eastAsia="Times New Roman" w:hAnsi="Calibri" w:cs="Calibri"/>
+          <w:color w:val="000000"/>
+          <w:kern w:val="0"/>
+          <w:sz w:val="28"/>
+          <w:szCs w:val="28"/>
+          <w:lang w:eastAsia="en-IN"/>
+          <w14:ligatures w14:val="none"/>
+        </w:rPr>
+        <w:t>2.DEQUEUE</w:t>
+      </w:r>
+      <w:r>
+        <w:rPr>
+          <w:rFonts w:ascii="Calibri" w:eastAsia="Times New Roman" w:hAnsi="Calibri" w:cs="Calibri"/>
+          <w:color w:val="000000"/>
+          <w:kern w:val="0"/>
+          <w:sz w:val="28"/>
+          <w:szCs w:val="28"/>
+          <w:lang w:eastAsia="en-IN"/>
+          <w14:ligatures w14:val="none"/>
+        </w:rPr>
+        <w:t>:</w:t>
+      </w:r>
+    </w:p>
+    <w:p>
+      <w:pPr>
+        <w:pStyle w:val="ListParagraph"/>
+        <w:numPr>
+          <w:ilvl w:val="0"/>
+          <w:numId w:val="3"/>
+        </w:numPr>
+        <w:spacing w:after="0" w:line="240" w:lineRule="auto"/>
+        <w:rPr>
+          <w:rFonts w:ascii="Calibri" w:eastAsia="Times New Roman" w:hAnsi="Calibri" w:cs="Calibri"/>
+          <w:color w:val="000000"/>
+          <w:kern w:val="0"/>
+          <w:sz w:val="28"/>
+          <w:szCs w:val="28"/>
+          <w:lang w:eastAsia="en-IN"/>
+          <w14:ligatures w14:val="none"/>
+        </w:rPr>
+      </w:pPr>
+      <w:r>
+        <w:rPr>
+          <w:rFonts w:ascii="Calibri" w:eastAsia="Times New Roman" w:hAnsi="Calibri" w:cs="Calibri"/>
+          <w:color w:val="000000"/>
+          <w:kern w:val="0"/>
+          <w:sz w:val="28"/>
+          <w:szCs w:val="28"/>
+          <w:lang w:eastAsia="en-IN"/>
+          <w14:ligatures w14:val="none"/>
+        </w:rPr>
+        <w:t>Used to release (remove) the lock from database table records.</w:t>
+      </w:r>
+    </w:p>
+    <w:p>
+      <w:pPr>
+        <w:pStyle w:val="ListParagraph"/>
+        <w:numPr>
+          <w:ilvl w:val="0"/>
+          <w:numId w:val="3"/>
+        </w:numPr>
+        <w:spacing w:after="0" w:line="240" w:lineRule="auto"/>
+        <w:rPr>
+          <w:rFonts w:ascii="Calibri" w:eastAsia="Times New Roman" w:hAnsi="Calibri" w:cs="Calibri"/>
+          <w:color w:val="000000"/>
+          <w:kern w:val="0"/>
+          <w:sz w:val="28"/>
+          <w:szCs w:val="28"/>
+          <w:lang w:eastAsia="en-IN"/>
+          <w14:ligatures w14:val="none"/>
+        </w:rPr>
+      </w:pPr>
+      <w:r>
+        <w:rPr>
+          <w:rFonts w:ascii="Calibri" w:eastAsia="Times New Roman" w:hAnsi="Calibri" w:cs="Calibri"/>
+          <w:color w:val="000000"/>
+          <w:kern w:val="0"/>
+          <w:sz w:val="28"/>
+          <w:szCs w:val="28"/>
+          <w:lang w:eastAsia="en-IN"/>
+          <w14:ligatures w14:val="none"/>
+        </w:rPr>
+        <w:t>Naming convention:</w:t>
+      </w:r>
+    </w:p>
+    <w:p>
+      <w:pPr>
+        <w:pStyle w:val="ListParagraph"/>
+        <w:numPr>
+          <w:ilvl w:val="0"/>
+          <w:numId w:val="3"/>
+        </w:numPr>
+        <w:spacing w:after="0" w:line="240" w:lineRule="auto"/>
+        <w:rPr>
+          <w:rFonts w:ascii="Calibri" w:eastAsia="Times New Roman" w:hAnsi="Calibri" w:cs="Calibri"/>
+          <w:color w:val="000000"/>
+          <w:kern w:val="0"/>
+          <w:sz w:val="28"/>
+          <w:szCs w:val="28"/>
+          <w:lang w:eastAsia="en-IN"/>
+          <w14:ligatures w14:val="none"/>
+        </w:rPr>
+      </w:pPr>
+      <w:r>
+        <w:rPr>
+          <w:rFonts w:ascii="Calibri" w:eastAsia="Times New Roman" w:hAnsi="Calibri" w:cs="Calibri"/>
+          <w:color w:val="000000"/>
+          <w:kern w:val="0"/>
+          <w:sz w:val="28"/>
+          <w:szCs w:val="28"/>
+          <w:lang w:eastAsia="en-IN"/>
+          <w14:ligatures w14:val="none"/>
+        </w:rPr>
+        <w:t>DE</w:t>
+      </w:r>
+      <w:r>
+        <w:rPr>
+          <w:rFonts w:ascii="Calibri" w:eastAsia="Times New Roman" w:hAnsi="Calibri" w:cs="Calibri"/>
+          <w:color w:val="000000"/>
+          <w:kern w:val="0"/>
+          <w:sz w:val="28"/>
+          <w:szCs w:val="28"/>
+          <w:lang w:eastAsia="en-IN"/>
+          <w14:ligatures w14:val="none"/>
+        </w:rPr>
+        <w:t>QUEUE_&lt;</w:t>
+      </w:r>
+      <w:proofErr w:type="spellStart"/>
+      <w:r>
+        <w:rPr>
+          <w:rFonts w:ascii="Calibri" w:eastAsia="Times New Roman" w:hAnsi="Calibri" w:cs="Calibri"/>
+          <w:color w:val="000000"/>
+          <w:kern w:val="0"/>
+          <w:sz w:val="28"/>
+          <w:szCs w:val="28"/>
+          <w:lang w:eastAsia="en-IN"/>
+          <w14:ligatures w14:val="none"/>
+        </w:rPr>
+        <w:t>LockObjectName</w:t>
+      </w:r>
+      <w:proofErr w:type="spellEnd"/>
+      <w:r>
+        <w:rPr>
+          <w:rFonts w:ascii="Calibri" w:eastAsia="Times New Roman" w:hAnsi="Calibri" w:cs="Calibri"/>
+          <w:color w:val="000000"/>
+          <w:kern w:val="0"/>
+          <w:sz w:val="28"/>
+          <w:szCs w:val="28"/>
+          <w:lang w:eastAsia="en-IN"/>
+          <w14:ligatures w14:val="none"/>
+        </w:rPr>
+        <w:t>&gt;</w:t>
+      </w:r>
+    </w:p>
+    <w:p>
+      <w:pPr>
+        <w:pStyle w:val="ListParagraph"/>
+        <w:numPr>
+          <w:ilvl w:val="0"/>
+          <w:numId w:val="3"/>
+        </w:numPr>
+        <w:spacing w:after="0" w:line="240" w:lineRule="auto"/>
+        <w:rPr>
+          <w:rFonts w:ascii="Calibri" w:eastAsia="Times New Roman" w:hAnsi="Calibri" w:cs="Calibri"/>
+          <w:color w:val="000000"/>
+          <w:kern w:val="0"/>
+          <w:sz w:val="28"/>
+          <w:szCs w:val="28"/>
+          <w:lang w:eastAsia="en-IN"/>
+          <w14:ligatures w14:val="none"/>
+        </w:rPr>
+      </w:pPr>
+      <w:r>
+        <w:rPr>
+          <w:rFonts w:ascii="Calibri" w:eastAsia="Times New Roman" w:hAnsi="Calibri" w:cs="Calibri"/>
+          <w:color w:val="000000"/>
+          <w:kern w:val="0"/>
+          <w:sz w:val="28"/>
+          <w:szCs w:val="28"/>
+          <w:lang w:eastAsia="en-IN"/>
+          <w14:ligatures w14:val="none"/>
+        </w:rPr>
+        <w:t>Removes lock after update</w:t>
+      </w:r>
+    </w:p>
+    <w:p>
+      <w:pPr>
+        <w:pStyle w:val="ListParagraph"/>
+        <w:numPr>
+          <w:ilvl w:val="0"/>
+          <w:numId w:val="3"/>
+        </w:numPr>
+        <w:spacing w:after="0" w:line="240" w:lineRule="auto"/>
+        <w:rPr>
+          <w:rFonts w:ascii="Calibri" w:eastAsia="Times New Roman" w:hAnsi="Calibri" w:cs="Calibri"/>
+          <w:color w:val="000000"/>
+          <w:kern w:val="0"/>
+          <w:sz w:val="28"/>
+          <w:szCs w:val="28"/>
+          <w:lang w:eastAsia="en-IN"/>
+          <w14:ligatures w14:val="none"/>
+        </w:rPr>
+      </w:pPr>
+      <w:r>
+        <w:rPr>
+          <w:rFonts w:ascii="Calibri" w:eastAsia="Times New Roman" w:hAnsi="Calibri" w:cs="Calibri"/>
+          <w:color w:val="000000"/>
+          <w:kern w:val="0"/>
+          <w:sz w:val="28"/>
+          <w:szCs w:val="28"/>
+          <w:lang w:eastAsia="en-IN"/>
+          <w14:ligatures w14:val="none"/>
+        </w:rPr>
+        <w:t>Allows other users to access data</w:t>
+      </w:r>
+    </w:p>
+    <w:p>
+      <w:pPr>
+        <w:pStyle w:val="ListParagraph"/>
+        <w:numPr>
+          <w:ilvl w:val="0"/>
+          <w:numId w:val="3"/>
+        </w:numPr>
+        <w:spacing w:after="0" w:line="240" w:lineRule="auto"/>
+        <w:rPr>
+          <w:rFonts w:ascii="Calibri" w:eastAsia="Times New Roman" w:hAnsi="Calibri" w:cs="Calibri"/>
+          <w:color w:val="000000"/>
+          <w:kern w:val="0"/>
+          <w:sz w:val="28"/>
+          <w:szCs w:val="28"/>
+          <w:lang w:eastAsia="en-IN"/>
+          <w14:ligatures w14:val="none"/>
+        </w:rPr>
+      </w:pPr>
+      <w:r>
+        <w:rPr>
+          <w:rFonts w:ascii="Calibri" w:eastAsia="Times New Roman" w:hAnsi="Calibri" w:cs="Calibri"/>
+          <w:color w:val="000000"/>
+          <w:kern w:val="0"/>
+          <w:sz w:val="28"/>
+          <w:szCs w:val="28"/>
+          <w:lang w:eastAsia="en-IN"/>
+          <w14:ligatures w14:val="none"/>
+        </w:rPr>
+        <w:t>Called after saving changes</w:t>
+      </w:r>
+    </w:p>
+    <w:p>
+      <w:pPr>
+        <w:spacing w:after="0" w:line="240" w:lineRule="auto"/>
+        <w:rPr>
+          <w:rFonts w:ascii="Calibri" w:eastAsia="Times New Roman" w:hAnsi="Calibri" w:cs="Calibri"/>
+          <w:color w:val="000000"/>
+          <w:kern w:val="0"/>
+          <w:sz w:val="28"/>
+          <w:szCs w:val="28"/>
+          <w:lang w:eastAsia="en-IN"/>
+          <w14:ligatures w14:val="none"/>
+        </w:rPr>
+      </w:pPr>
+    </w:p>
+    <w:p>
+      <w:pPr>
+        <w:spacing w:after="0" w:line="240" w:lineRule="auto"/>
+        <w:rPr>
+          <w:rFonts w:ascii="Calibri" w:eastAsia="Times New Roman" w:hAnsi="Calibri" w:cs="Calibri"/>
+          <w:color w:val="000000"/>
+          <w:kern w:val="0"/>
+          <w:sz w:val="28"/>
+          <w:szCs w:val="28"/>
+          <w:lang w:eastAsia="en-IN"/>
+          <w14:ligatures w14:val="none"/>
+        </w:rPr>
+      </w:pPr>
     </w:p>
     <w:p>
       <w:pPr>
@@ -1583,650 +3148,54 @@
           <w:ilvl w:val="0"/>
           <w:numId w:val="2"/>
         </w:numPr>
-        <w:rPr>
-          <w:b/>
-          <w:bCs/>
-          <w:sz w:val="28"/>
-          <w:szCs w:val="28"/>
-          <w:lang w:val="en-US"/>
-        </w:rPr>
-      </w:pPr>
-      <w:r>
-        <w:rPr>
-          <w:b/>
-          <w:bCs/>
-          <w:sz w:val="28"/>
-          <w:szCs w:val="28"/>
-          <w:lang w:val="en-US"/>
-        </w:rPr>
-        <w:lastRenderedPageBreak/>
-        <w:t>Explain modes of lock object.</w:t>
-      </w:r>
-    </w:p>
-    <w:p>
-      <w:pPr>
-        <w:pStyle w:val="ListParagraph"/>
-        <w:numPr>
-          <w:ilvl w:val="0"/>
-          <w:numId w:val="3"/>
-        </w:numPr>
-        <w:rPr>
-          <w:b/>
-          <w:bCs/>
-          <w:sz w:val="28"/>
-          <w:szCs w:val="28"/>
-          <w:lang w:val="en-US"/>
-        </w:rPr>
-      </w:pPr>
-      <w:r>
-        <w:rPr>
-          <w:b/>
-          <w:bCs/>
-          <w:sz w:val="28"/>
-          <w:szCs w:val="28"/>
-          <w:lang w:val="en-US"/>
-        </w:rPr>
-        <w:t>1. Shared Lock (S)</w:t>
-      </w:r>
-    </w:p>
-    <w:p>
-      <w:pPr>
-        <w:pStyle w:val="ListParagraph"/>
-        <w:numPr>
-          <w:ilvl w:val="0"/>
-          <w:numId w:val="3"/>
-        </w:numPr>
-        <w:rPr>
-          <w:sz w:val="28"/>
-          <w:szCs w:val="28"/>
-          <w:lang w:val="en-US"/>
-        </w:rPr>
-      </w:pPr>
-      <w:r>
-        <w:rPr>
-          <w:sz w:val="28"/>
-          <w:szCs w:val="28"/>
-          <w:lang w:val="en-US"/>
-        </w:rPr>
-        <w:t>A Shared Lock allows multiple users to read the same data simultaneously, but no user can modify it while the lock is active.</w:t>
-      </w:r>
-    </w:p>
-    <w:p>
-      <w:pPr>
-        <w:pStyle w:val="ListParagraph"/>
-        <w:numPr>
-          <w:ilvl w:val="0"/>
-          <w:numId w:val="3"/>
-        </w:numPr>
-        <w:rPr>
-          <w:sz w:val="28"/>
-          <w:szCs w:val="28"/>
-          <w:lang w:val="en-US"/>
-        </w:rPr>
-      </w:pPr>
-      <w:r>
-        <w:rPr>
-          <w:sz w:val="28"/>
-          <w:szCs w:val="28"/>
-          <w:lang w:val="en-US"/>
-        </w:rPr>
-        <w:t>Behavior:</w:t>
-      </w:r>
-    </w:p>
-    <w:p>
-      <w:pPr>
-        <w:pStyle w:val="ListParagraph"/>
-        <w:numPr>
-          <w:ilvl w:val="0"/>
-          <w:numId w:val="3"/>
-        </w:numPr>
-        <w:rPr>
-          <w:sz w:val="28"/>
-          <w:szCs w:val="28"/>
-          <w:lang w:val="en-US"/>
-        </w:rPr>
-      </w:pPr>
-      <w:r>
-        <w:rPr>
-          <w:sz w:val="28"/>
-          <w:szCs w:val="28"/>
-          <w:lang w:val="en-US"/>
-        </w:rPr>
-        <w:t>Multiple users can access data</w:t>
-      </w:r>
-    </w:p>
-    <w:p>
-      <w:pPr>
-        <w:pStyle w:val="ListParagraph"/>
-        <w:numPr>
-          <w:ilvl w:val="0"/>
-          <w:numId w:val="3"/>
-        </w:numPr>
-        <w:rPr>
-          <w:sz w:val="28"/>
-          <w:szCs w:val="28"/>
-          <w:lang w:val="en-US"/>
-        </w:rPr>
-      </w:pPr>
-      <w:r>
-        <w:rPr>
-          <w:sz w:val="28"/>
-          <w:szCs w:val="28"/>
-          <w:lang w:val="en-US"/>
-        </w:rPr>
-        <w:t>Only read allowed</w:t>
-      </w:r>
-    </w:p>
-    <w:p>
-      <w:pPr>
-        <w:pStyle w:val="ListParagraph"/>
-        <w:numPr>
-          <w:ilvl w:val="0"/>
-          <w:numId w:val="3"/>
-        </w:numPr>
-        <w:rPr>
-          <w:sz w:val="28"/>
-          <w:szCs w:val="28"/>
-          <w:lang w:val="en-US"/>
-        </w:rPr>
-      </w:pPr>
-      <w:r>
-        <w:rPr>
-          <w:sz w:val="28"/>
-          <w:szCs w:val="28"/>
-          <w:lang w:val="en-US"/>
-        </w:rPr>
-        <w:t>No update/delete allowed</w:t>
-      </w:r>
-    </w:p>
-    <w:p>
-      <w:pPr>
-        <w:pStyle w:val="ListParagraph"/>
-        <w:numPr>
-          <w:ilvl w:val="0"/>
-          <w:numId w:val="3"/>
-        </w:numPr>
-        <w:rPr>
-          <w:sz w:val="28"/>
-          <w:szCs w:val="28"/>
-          <w:lang w:val="en-US"/>
-        </w:rPr>
-      </w:pPr>
-      <w:r>
-        <w:rPr>
-          <w:sz w:val="28"/>
-          <w:szCs w:val="28"/>
-          <w:lang w:val="en-US"/>
-        </w:rPr>
-        <w:t>When data should be viewed by many users but not changed.</w:t>
-      </w:r>
-    </w:p>
-    <w:p>
-      <w:pPr>
-        <w:rPr>
-          <w:sz w:val="28"/>
-          <w:szCs w:val="28"/>
-          <w:lang w:val="en-US"/>
-        </w:rPr>
-      </w:pPr>
-      <w:r>
-        <w:rPr>
-          <w:sz w:val="28"/>
-          <w:szCs w:val="28"/>
-          <w:lang w:val="en-US"/>
-        </w:rPr>
-        <w:t xml:space="preserve"> </w:t>
-      </w:r>
-    </w:p>
-    <w:p>
-      <w:pPr>
-        <w:pStyle w:val="ListParagraph"/>
-        <w:numPr>
-          <w:ilvl w:val="0"/>
-          <w:numId w:val="3"/>
-        </w:numPr>
-        <w:rPr>
-          <w:b/>
-          <w:bCs/>
-          <w:sz w:val="28"/>
-          <w:szCs w:val="28"/>
-          <w:lang w:val="en-US"/>
-        </w:rPr>
-      </w:pPr>
-      <w:r>
-        <w:rPr>
-          <w:b/>
-          <w:bCs/>
-          <w:sz w:val="28"/>
-          <w:szCs w:val="28"/>
-          <w:lang w:val="en-US"/>
-        </w:rPr>
-        <w:t>2. Exclusive Lock (E)</w:t>
-      </w:r>
-    </w:p>
-    <w:p>
-      <w:pPr>
-        <w:pStyle w:val="ListParagraph"/>
-        <w:numPr>
-          <w:ilvl w:val="0"/>
-          <w:numId w:val="3"/>
-        </w:numPr>
-        <w:rPr>
-          <w:sz w:val="28"/>
-          <w:szCs w:val="28"/>
-          <w:lang w:val="en-US"/>
-        </w:rPr>
-      </w:pPr>
-      <w:r>
-        <w:rPr>
-          <w:sz w:val="28"/>
-          <w:szCs w:val="28"/>
-          <w:lang w:val="en-US"/>
-        </w:rPr>
-        <w:t>An Exclusive Lock allows only one user to access and modify the data.</w:t>
-      </w:r>
-    </w:p>
-    <w:p>
-      <w:pPr>
-        <w:pStyle w:val="ListParagraph"/>
-        <w:numPr>
-          <w:ilvl w:val="0"/>
-          <w:numId w:val="3"/>
-        </w:numPr>
-        <w:rPr>
-          <w:sz w:val="28"/>
-          <w:szCs w:val="28"/>
-          <w:lang w:val="en-US"/>
-        </w:rPr>
-      </w:pPr>
-      <w:r>
-        <w:rPr>
-          <w:sz w:val="28"/>
-          <w:szCs w:val="28"/>
-          <w:lang w:val="en-US"/>
-        </w:rPr>
-        <w:t>Other users cannot read or change the locked record.</w:t>
-      </w:r>
-    </w:p>
-    <w:p>
-      <w:pPr>
-        <w:pStyle w:val="ListParagraph"/>
-        <w:numPr>
-          <w:ilvl w:val="0"/>
-          <w:numId w:val="3"/>
-        </w:numPr>
-        <w:rPr>
-          <w:sz w:val="28"/>
-          <w:szCs w:val="28"/>
-          <w:lang w:val="en-US"/>
-        </w:rPr>
-      </w:pPr>
-      <w:r>
-        <w:rPr>
-          <w:sz w:val="28"/>
-          <w:szCs w:val="28"/>
-          <w:lang w:val="en-US"/>
-        </w:rPr>
-        <w:t>Behavior:</w:t>
-      </w:r>
-    </w:p>
-    <w:p>
-      <w:pPr>
-        <w:pStyle w:val="ListParagraph"/>
-        <w:numPr>
-          <w:ilvl w:val="0"/>
-          <w:numId w:val="3"/>
-        </w:numPr>
-        <w:rPr>
-          <w:sz w:val="28"/>
-          <w:szCs w:val="28"/>
-          <w:lang w:val="en-US"/>
-        </w:rPr>
-      </w:pPr>
-      <w:r>
-        <w:rPr>
-          <w:sz w:val="28"/>
-          <w:szCs w:val="28"/>
-          <w:lang w:val="en-US"/>
-        </w:rPr>
-        <w:t>Only one user allowed</w:t>
-      </w:r>
-    </w:p>
-    <w:p>
-      <w:pPr>
-        <w:pStyle w:val="ListParagraph"/>
-        <w:numPr>
-          <w:ilvl w:val="0"/>
-          <w:numId w:val="3"/>
-        </w:numPr>
-        <w:rPr>
-          <w:sz w:val="28"/>
-          <w:szCs w:val="28"/>
-          <w:lang w:val="en-US"/>
-        </w:rPr>
-      </w:pPr>
-      <w:r>
-        <w:rPr>
-          <w:sz w:val="28"/>
-          <w:szCs w:val="28"/>
-          <w:lang w:val="en-US"/>
-        </w:rPr>
-        <w:t>Read + write allowed for locking user</w:t>
-      </w:r>
-    </w:p>
-    <w:p>
-      <w:pPr>
-        <w:pStyle w:val="ListParagraph"/>
-        <w:numPr>
-          <w:ilvl w:val="0"/>
-          <w:numId w:val="3"/>
-        </w:numPr>
-        <w:rPr>
-          <w:sz w:val="28"/>
-          <w:szCs w:val="28"/>
-          <w:lang w:val="en-US"/>
-        </w:rPr>
-      </w:pPr>
-      <w:r>
-        <w:rPr>
-          <w:sz w:val="28"/>
-          <w:szCs w:val="28"/>
-          <w:lang w:val="en-US"/>
-        </w:rPr>
-        <w:t>Others blocked</w:t>
-      </w:r>
-    </w:p>
-    <w:p>
-      <w:pPr>
-        <w:pStyle w:val="ListParagraph"/>
-        <w:numPr>
-          <w:ilvl w:val="0"/>
-          <w:numId w:val="3"/>
-        </w:numPr>
-        <w:rPr>
-          <w:sz w:val="28"/>
-          <w:szCs w:val="28"/>
-          <w:lang w:val="en-US"/>
-        </w:rPr>
-      </w:pPr>
-      <w:r>
-        <w:rPr>
-          <w:sz w:val="28"/>
-          <w:szCs w:val="28"/>
-          <w:lang w:val="en-US"/>
-        </w:rPr>
-        <w:t>When data is being edited.</w:t>
-      </w:r>
-    </w:p>
-    <w:p>
-      <w:pPr>
-        <w:pStyle w:val="ListParagraph"/>
-        <w:ind w:left="360"/>
-        <w:rPr>
-          <w:sz w:val="28"/>
-          <w:szCs w:val="28"/>
-          <w:lang w:val="en-US"/>
-        </w:rPr>
-      </w:pPr>
-      <w:r>
-        <w:rPr>
-          <w:sz w:val="28"/>
-          <w:szCs w:val="28"/>
-          <w:lang w:val="en-US"/>
-        </w:rPr>
-        <w:t xml:space="preserve"> </w:t>
-      </w:r>
-    </w:p>
-    <w:p>
-      <w:pPr>
-        <w:pStyle w:val="ListParagraph"/>
-        <w:numPr>
-          <w:ilvl w:val="0"/>
-          <w:numId w:val="3"/>
-        </w:numPr>
-        <w:rPr>
-          <w:b/>
-          <w:bCs/>
-          <w:sz w:val="28"/>
-          <w:szCs w:val="28"/>
-          <w:lang w:val="en-US"/>
-        </w:rPr>
-      </w:pPr>
-      <w:r>
-        <w:rPr>
-          <w:b/>
-          <w:bCs/>
-          <w:sz w:val="28"/>
-          <w:szCs w:val="28"/>
-          <w:lang w:val="en-US"/>
-        </w:rPr>
-        <w:t>2. Exclusive Lock (E)</w:t>
-      </w:r>
-    </w:p>
-    <w:p>
-      <w:pPr>
-        <w:pStyle w:val="ListParagraph"/>
-        <w:numPr>
-          <w:ilvl w:val="0"/>
-          <w:numId w:val="3"/>
-        </w:numPr>
-        <w:rPr>
-          <w:sz w:val="28"/>
-          <w:szCs w:val="28"/>
-          <w:lang w:val="en-US"/>
-        </w:rPr>
-      </w:pPr>
-      <w:r>
-        <w:rPr>
-          <w:sz w:val="28"/>
-          <w:szCs w:val="28"/>
-          <w:lang w:val="en-US"/>
-        </w:rPr>
-        <w:t>An Exclusive Lock allows only one user to access and modify the data.</w:t>
-      </w:r>
-    </w:p>
-    <w:p>
-      <w:pPr>
-        <w:pStyle w:val="ListParagraph"/>
-        <w:numPr>
-          <w:ilvl w:val="0"/>
-          <w:numId w:val="3"/>
-        </w:numPr>
-        <w:rPr>
-          <w:sz w:val="28"/>
-          <w:szCs w:val="28"/>
-          <w:lang w:val="en-US"/>
-        </w:rPr>
-      </w:pPr>
-      <w:r>
-        <w:rPr>
-          <w:sz w:val="28"/>
-          <w:szCs w:val="28"/>
-          <w:lang w:val="en-US"/>
-        </w:rPr>
-        <w:t>Other users cannot read or change the locked record.</w:t>
-      </w:r>
-    </w:p>
-    <w:p>
-      <w:pPr>
-        <w:pStyle w:val="ListParagraph"/>
-        <w:numPr>
-          <w:ilvl w:val="0"/>
-          <w:numId w:val="3"/>
-        </w:numPr>
-        <w:rPr>
-          <w:sz w:val="28"/>
-          <w:szCs w:val="28"/>
-          <w:lang w:val="en-US"/>
-        </w:rPr>
-      </w:pPr>
-      <w:r>
-        <w:rPr>
-          <w:sz w:val="28"/>
-          <w:szCs w:val="28"/>
-          <w:lang w:val="en-US"/>
-        </w:rPr>
-        <w:t>Behavior:</w:t>
-      </w:r>
-    </w:p>
-    <w:p>
-      <w:pPr>
-        <w:pStyle w:val="ListParagraph"/>
-        <w:numPr>
-          <w:ilvl w:val="0"/>
-          <w:numId w:val="3"/>
-        </w:numPr>
-        <w:rPr>
-          <w:sz w:val="28"/>
-          <w:szCs w:val="28"/>
-          <w:lang w:val="en-US"/>
-        </w:rPr>
-      </w:pPr>
-      <w:r>
-        <w:rPr>
-          <w:sz w:val="28"/>
-          <w:szCs w:val="28"/>
-          <w:lang w:val="en-US"/>
-        </w:rPr>
-        <w:t>Only one user allowed</w:t>
-      </w:r>
-    </w:p>
-    <w:p>
-      <w:pPr>
-        <w:pStyle w:val="ListParagraph"/>
-        <w:numPr>
-          <w:ilvl w:val="0"/>
-          <w:numId w:val="3"/>
-        </w:numPr>
-        <w:rPr>
-          <w:sz w:val="28"/>
-          <w:szCs w:val="28"/>
-          <w:lang w:val="en-US"/>
-        </w:rPr>
-      </w:pPr>
-      <w:r>
-        <w:rPr>
-          <w:sz w:val="28"/>
-          <w:szCs w:val="28"/>
-          <w:lang w:val="en-US"/>
-        </w:rPr>
-        <w:t>Read + write allowed for locking user</w:t>
-      </w:r>
-    </w:p>
-    <w:p>
-      <w:pPr>
-        <w:pStyle w:val="ListParagraph"/>
-        <w:numPr>
-          <w:ilvl w:val="0"/>
-          <w:numId w:val="3"/>
-        </w:numPr>
-        <w:rPr>
-          <w:sz w:val="28"/>
-          <w:szCs w:val="28"/>
-          <w:lang w:val="en-US"/>
-        </w:rPr>
-      </w:pPr>
-      <w:r>
-        <w:rPr>
-          <w:sz w:val="28"/>
-          <w:szCs w:val="28"/>
-          <w:lang w:val="en-US"/>
-        </w:rPr>
-        <w:t>Others blocked</w:t>
-      </w:r>
-    </w:p>
-    <w:p>
-      <w:pPr>
-        <w:pStyle w:val="ListParagraph"/>
-        <w:numPr>
-          <w:ilvl w:val="0"/>
-          <w:numId w:val="3"/>
-        </w:numPr>
-        <w:rPr>
-          <w:sz w:val="28"/>
-          <w:szCs w:val="28"/>
-          <w:lang w:val="en-US"/>
-        </w:rPr>
-      </w:pPr>
-      <w:r>
-        <w:rPr>
-          <w:sz w:val="28"/>
-          <w:szCs w:val="28"/>
-          <w:lang w:val="en-US"/>
-        </w:rPr>
-        <w:t>When data is being edited.</w:t>
-      </w:r>
-    </w:p>
-    <w:p>
-      <w:pPr>
-        <w:rPr>
-          <w:sz w:val="28"/>
-          <w:szCs w:val="28"/>
-          <w:lang w:val="en-US"/>
-        </w:rPr>
-      </w:pPr>
-    </w:p>
-    <w:p>
-      <w:pPr>
-        <w:pStyle w:val="ListParagraph"/>
-        <w:numPr>
-          <w:ilvl w:val="0"/>
-          <w:numId w:val="2"/>
-        </w:numPr>
         <w:spacing w:after="0" w:line="240" w:lineRule="auto"/>
         <w:rPr>
           <w:rFonts w:ascii="Calibri" w:eastAsia="Times New Roman" w:hAnsi="Calibri" w:cs="Calibri"/>
-          <w:b/>
-          <w:bCs/>
-          <w:color w:val="000000"/>
-          <w:kern w:val="0"/>
-          <w:sz w:val="28"/>
-          <w:szCs w:val="28"/>
-          <w:lang w:eastAsia="en-IN"/>
-          <w14:ligatures w14:val="none"/>
-        </w:rPr>
-      </w:pPr>
-      <w:r>
-        <w:rPr>
-          <w:rFonts w:ascii="Calibri" w:eastAsia="Times New Roman" w:hAnsi="Calibri" w:cs="Calibri"/>
-          <w:b/>
-          <w:bCs/>
-          <w:color w:val="000000"/>
-          <w:kern w:val="0"/>
-          <w:sz w:val="28"/>
-          <w:szCs w:val="28"/>
-          <w:lang w:eastAsia="en-IN"/>
-          <w14:ligatures w14:val="none"/>
-        </w:rPr>
-        <w:t xml:space="preserve">What </w:t>
-      </w:r>
-      <w:r>
-        <w:rPr>
-          <w:rFonts w:ascii="Calibri" w:eastAsia="Times New Roman" w:hAnsi="Calibri" w:cs="Calibri"/>
-          <w:b/>
-          <w:bCs/>
-          <w:color w:val="000000"/>
-          <w:kern w:val="0"/>
-          <w:sz w:val="28"/>
-          <w:szCs w:val="28"/>
-          <w:lang w:eastAsia="en-IN"/>
-          <w14:ligatures w14:val="none"/>
-        </w:rPr>
-        <w:t>are</w:t>
-      </w:r>
-      <w:r>
-        <w:rPr>
-          <w:rFonts w:ascii="Calibri" w:eastAsia="Times New Roman" w:hAnsi="Calibri" w:cs="Calibri"/>
-          <w:b/>
-          <w:bCs/>
-          <w:color w:val="000000"/>
-          <w:kern w:val="0"/>
-          <w:sz w:val="28"/>
-          <w:szCs w:val="28"/>
-          <w:lang w:eastAsia="en-IN"/>
-          <w14:ligatures w14:val="none"/>
-        </w:rPr>
-        <w:t xml:space="preserve"> the functional modules will be generated after activating the lock object?</w:t>
+          <w:color w:val="000000"/>
+          <w:kern w:val="0"/>
+          <w:sz w:val="28"/>
+          <w:szCs w:val="28"/>
+          <w:lang w:eastAsia="en-IN"/>
+          <w14:ligatures w14:val="none"/>
+        </w:rPr>
+      </w:pPr>
+      <w:r>
+        <w:rPr>
+          <w:rFonts w:ascii="Calibri" w:eastAsia="Times New Roman" w:hAnsi="Calibri" w:cs="Calibri"/>
+          <w:color w:val="000000"/>
+          <w:kern w:val="0"/>
+          <w:sz w:val="28"/>
+          <w:szCs w:val="28"/>
+          <w:lang w:eastAsia="en-IN"/>
+          <w14:ligatures w14:val="none"/>
+        </w:rPr>
+        <w:t xml:space="preserve">Do R&amp;D on row level </w:t>
+      </w:r>
+      <w:proofErr w:type="spellStart"/>
+      <w:r>
+        <w:rPr>
+          <w:rFonts w:ascii="Calibri" w:eastAsia="Times New Roman" w:hAnsi="Calibri" w:cs="Calibri"/>
+          <w:color w:val="000000"/>
+          <w:kern w:val="0"/>
+          <w:sz w:val="28"/>
+          <w:szCs w:val="28"/>
+          <w:lang w:eastAsia="en-IN"/>
+          <w14:ligatures w14:val="none"/>
+        </w:rPr>
+        <w:t>lockin</w:t>
+      </w:r>
+      <w:proofErr w:type="spellEnd"/>
+      <w:r>
+        <w:rPr>
+          <w:rFonts w:ascii="Calibri" w:eastAsia="Times New Roman" w:hAnsi="Calibri" w:cs="Calibri"/>
+          <w:color w:val="000000"/>
+          <w:kern w:val="0"/>
+          <w:sz w:val="28"/>
+          <w:szCs w:val="28"/>
+          <w:lang w:eastAsia="en-IN"/>
+          <w14:ligatures w14:val="none"/>
+        </w:rPr>
+        <w:t xml:space="preserve"> and work on it.</w:t>
       </w:r>
     </w:p>
     <w:p>
@@ -2257,40 +3226,11 @@
           <w:lang w:eastAsia="en-IN"/>
           <w14:ligatures w14:val="none"/>
         </w:rPr>
-        <w:t xml:space="preserve">When </w:t>
-      </w:r>
-      <w:r>
-        <w:rPr>
-          <w:rFonts w:ascii="Calibri" w:eastAsia="Times New Roman" w:hAnsi="Calibri" w:cs="Calibri"/>
-          <w:color w:val="000000"/>
-          <w:kern w:val="0"/>
-          <w:sz w:val="28"/>
-          <w:szCs w:val="28"/>
-          <w:lang w:eastAsia="en-IN"/>
-          <w14:ligatures w14:val="none"/>
-        </w:rPr>
-        <w:t xml:space="preserve">we </w:t>
-      </w:r>
-      <w:r>
-        <w:rPr>
-          <w:rFonts w:ascii="Calibri" w:eastAsia="Times New Roman" w:hAnsi="Calibri" w:cs="Calibri"/>
-          <w:color w:val="000000"/>
-          <w:kern w:val="0"/>
-          <w:sz w:val="28"/>
-          <w:szCs w:val="28"/>
-          <w:lang w:eastAsia="en-IN"/>
-          <w14:ligatures w14:val="none"/>
-        </w:rPr>
-        <w:t>create and activate a Lock Object, the SAP system automatically generates two specific Function Modules</w:t>
-      </w:r>
-    </w:p>
-    <w:p>
-      <w:pPr>
-        <w:pStyle w:val="ListParagraph"/>
-        <w:numPr>
-          <w:ilvl w:val="0"/>
-          <w:numId w:val="3"/>
-        </w:numPr>
+        <w:t>Row-level locking in SAP ABAP is a technique used to enhance concurrency by locking individual rows of a database table, rather than the entire table. It ensures that while multiple users can maintain different records in the same table, only one user can modify a specific record at a time</w:t>
+      </w:r>
+    </w:p>
+    <w:p>
+      <w:pPr>
         <w:spacing w:after="0" w:line="240" w:lineRule="auto"/>
         <w:rPr>
           <w:rFonts w:ascii="Calibri" w:eastAsia="Times New Roman" w:hAnsi="Calibri" w:cs="Calibri"/>
@@ -2302,18 +3242,6 @@
           <w14:ligatures w14:val="none"/>
         </w:rPr>
       </w:pPr>
-      <w:r>
-        <w:rPr>
-          <w:rFonts w:ascii="Calibri" w:eastAsia="Times New Roman" w:hAnsi="Calibri" w:cs="Calibri"/>
-          <w:color w:val="000000"/>
-          <w:kern w:val="0"/>
-          <w:sz w:val="28"/>
-          <w:szCs w:val="28"/>
-          <w:lang w:eastAsia="en-IN"/>
-          <w14:ligatures w14:val="none"/>
-        </w:rPr>
-        <w:t>These modules are used in your ABAP programs to set and release locks.</w:t>
-      </w:r>
     </w:p>
     <w:p>
       <w:pPr>
@@ -2343,19 +3271,7 @@
           <w:lang w:eastAsia="en-IN"/>
           <w14:ligatures w14:val="none"/>
         </w:rPr>
-        <w:t>1.ENQUEUE</w:t>
-      </w:r>
-      <w:r>
-        <w:rPr>
-          <w:rFonts w:ascii="Calibri" w:eastAsia="Times New Roman" w:hAnsi="Calibri" w:cs="Calibri"/>
-          <w:color w:val="000000"/>
-          <w:kern w:val="0"/>
-          <w:sz w:val="28"/>
-          <w:szCs w:val="28"/>
-          <w:lang w:eastAsia="en-IN"/>
-          <w14:ligatures w14:val="none"/>
-        </w:rPr>
-        <w:t>:</w:t>
+        <w:t>How Row Level Locking Works Internally</w:t>
       </w:r>
     </w:p>
     <w:p>
@@ -2386,8 +3302,7 @@
           <w:lang w:eastAsia="en-IN"/>
           <w14:ligatures w14:val="none"/>
         </w:rPr>
-        <w:lastRenderedPageBreak/>
-        <w:t>Used to set (apply) a lock on database table records</w:t>
+        <w:t>User opens record</w:t>
       </w:r>
     </w:p>
     <w:p>
@@ -2418,57 +3333,7 @@
           <w:lang w:eastAsia="en-IN"/>
           <w14:ligatures w14:val="none"/>
         </w:rPr>
-        <w:t xml:space="preserve">Naming </w:t>
-      </w:r>
-      <w:r>
-        <w:rPr>
-          <w:rFonts w:ascii="Calibri" w:eastAsia="Times New Roman" w:hAnsi="Calibri" w:cs="Calibri"/>
-          <w:color w:val="000000"/>
-          <w:kern w:val="0"/>
-          <w:sz w:val="28"/>
-          <w:szCs w:val="28"/>
-          <w:lang w:eastAsia="en-IN"/>
-          <w14:ligatures w14:val="none"/>
-        </w:rPr>
-        <w:t xml:space="preserve">convention: </w:t>
-      </w:r>
-      <w:r>
-        <w:rPr>
-          <w:rFonts w:ascii="Calibri" w:eastAsia="Times New Roman" w:hAnsi="Calibri" w:cs="Calibri"/>
-          <w:color w:val="000000"/>
-          <w:kern w:val="0"/>
-          <w:sz w:val="28"/>
-          <w:szCs w:val="28"/>
-          <w:lang w:eastAsia="en-IN"/>
-          <w14:ligatures w14:val="none"/>
-        </w:rPr>
-        <w:t>ENQUEUE_&lt;</w:t>
-      </w:r>
-      <w:proofErr w:type="spellStart"/>
-      <w:r>
-        <w:rPr>
-          <w:rFonts w:ascii="Calibri" w:eastAsia="Times New Roman" w:hAnsi="Calibri" w:cs="Calibri"/>
-          <w:color w:val="000000"/>
-          <w:kern w:val="0"/>
-          <w:sz w:val="28"/>
-          <w:szCs w:val="28"/>
-          <w:lang w:eastAsia="en-IN"/>
-          <w14:ligatures w14:val="none"/>
-        </w:rPr>
-        <w:t>LockObjectName</w:t>
-      </w:r>
-      <w:proofErr w:type="spellEnd"/>
-      <w:r>
-        <w:rPr>
-          <w:rFonts w:ascii="Calibri" w:eastAsia="Times New Roman" w:hAnsi="Calibri" w:cs="Calibri"/>
-          <w:color w:val="000000"/>
-          <w:kern w:val="0"/>
-          <w:sz w:val="28"/>
-          <w:szCs w:val="28"/>
-          <w:lang w:eastAsia="en-IN"/>
-          <w14:ligatures w14:val="none"/>
-        </w:rPr>
-        <w:t>&gt;</w:t>
+        <w:t>Program calls ENQUEUE FM</w:t>
       </w:r>
     </w:p>
     <w:p>
@@ -2489,6 +3354,18 @@
           <w14:ligatures w14:val="none"/>
         </w:rPr>
       </w:pPr>
+      <w:r>
+        <w:rPr>
+          <w:rFonts w:ascii="Calibri" w:eastAsia="Times New Roman" w:hAnsi="Calibri" w:cs="Calibri"/>
+          <w:color w:val="000000"/>
+          <w:kern w:val="0"/>
+          <w:sz w:val="28"/>
+          <w:szCs w:val="28"/>
+          <w:lang w:eastAsia="en-IN"/>
+          <w14:ligatures w14:val="none"/>
+        </w:rPr>
+        <w:t>SAP creates lock entry in lock table</w:t>
+      </w:r>
     </w:p>
     <w:p>
       <w:pPr>
@@ -2518,7 +3395,7 @@
           <w:lang w:eastAsia="en-IN"/>
           <w14:ligatures w14:val="none"/>
         </w:rPr>
-        <w:t>Locks specified table entries</w:t>
+        <w:t>Other users blocked for same key</w:t>
       </w:r>
     </w:p>
     <w:p>
@@ -2549,16 +3426,11 @@
           <w:lang w:eastAsia="en-IN"/>
           <w14:ligatures w14:val="none"/>
         </w:rPr>
-        <w:t>Prevents other users from modifying data</w:t>
-      </w:r>
-    </w:p>
-    <w:p>
-      <w:pPr>
-        <w:pStyle w:val="ListParagraph"/>
-        <w:numPr>
-          <w:ilvl w:val="0"/>
-          <w:numId w:val="3"/>
-        </w:numPr>
+        <w:t>After save → DEQUEUE → unlock</w:t>
+      </w:r>
+    </w:p>
+    <w:p>
+      <w:pPr>
         <w:spacing w:after="0" w:line="240" w:lineRule="auto"/>
         <w:rPr>
           <w:rFonts w:ascii="Calibri" w:eastAsia="Times New Roman" w:hAnsi="Calibri" w:cs="Calibri"/>
@@ -2570,348 +3442,300 @@
           <w14:ligatures w14:val="none"/>
         </w:rPr>
       </w:pPr>
-      <w:r>
-        <w:rPr>
-          <w:rFonts w:ascii="Calibri" w:eastAsia="Times New Roman" w:hAnsi="Calibri" w:cs="Calibri"/>
-          <w:color w:val="000000"/>
-          <w:kern w:val="0"/>
-          <w:sz w:val="28"/>
-          <w:szCs w:val="28"/>
-          <w:lang w:eastAsia="en-IN"/>
-          <w14:ligatures w14:val="none"/>
-        </w:rPr>
-        <w:t>Called before updating data</w:t>
-      </w:r>
-    </w:p>
-    <w:p>
-      <w:pPr>
-        <w:spacing w:after="0" w:line="240" w:lineRule="auto"/>
-        <w:rPr>
-          <w:rFonts w:ascii="Calibri" w:eastAsia="Times New Roman" w:hAnsi="Calibri" w:cs="Calibri"/>
-          <w:color w:val="000000"/>
-          <w:kern w:val="0"/>
-          <w:sz w:val="28"/>
-          <w:szCs w:val="28"/>
-          <w:lang w:eastAsia="en-IN"/>
-          <w14:ligatures w14:val="none"/>
-        </w:rPr>
-      </w:pPr>
-    </w:p>
-    <w:p>
-      <w:pPr>
-        <w:pStyle w:val="ListParagraph"/>
-        <w:numPr>
-          <w:ilvl w:val="0"/>
-          <w:numId w:val="3"/>
-        </w:numPr>
-        <w:spacing w:after="0" w:line="240" w:lineRule="auto"/>
-        <w:rPr>
-          <w:rFonts w:ascii="Calibri" w:eastAsia="Times New Roman" w:hAnsi="Calibri" w:cs="Calibri"/>
-          <w:color w:val="000000"/>
-          <w:kern w:val="0"/>
-          <w:sz w:val="28"/>
-          <w:szCs w:val="28"/>
-          <w:lang w:eastAsia="en-IN"/>
-          <w14:ligatures w14:val="none"/>
-        </w:rPr>
-      </w:pPr>
-      <w:r>
-        <w:rPr>
-          <w:rFonts w:ascii="Calibri" w:eastAsia="Times New Roman" w:hAnsi="Calibri" w:cs="Calibri"/>
-          <w:color w:val="000000"/>
-          <w:kern w:val="0"/>
-          <w:sz w:val="28"/>
-          <w:szCs w:val="28"/>
-          <w:lang w:eastAsia="en-IN"/>
-          <w14:ligatures w14:val="none"/>
-        </w:rPr>
-        <w:t>2.DEQUEUE</w:t>
-      </w:r>
-      <w:r>
-        <w:rPr>
-          <w:rFonts w:ascii="Calibri" w:eastAsia="Times New Roman" w:hAnsi="Calibri" w:cs="Calibri"/>
-          <w:color w:val="000000"/>
-          <w:kern w:val="0"/>
-          <w:sz w:val="28"/>
-          <w:szCs w:val="28"/>
-          <w:lang w:eastAsia="en-IN"/>
-          <w14:ligatures w14:val="none"/>
-        </w:rPr>
-        <w:t>:</w:t>
-      </w:r>
-    </w:p>
-    <w:p>
-      <w:pPr>
-        <w:pStyle w:val="ListParagraph"/>
-        <w:numPr>
-          <w:ilvl w:val="0"/>
-          <w:numId w:val="3"/>
-        </w:numPr>
-        <w:spacing w:after="0" w:line="240" w:lineRule="auto"/>
-        <w:rPr>
-          <w:rFonts w:ascii="Calibri" w:eastAsia="Times New Roman" w:hAnsi="Calibri" w:cs="Calibri"/>
-          <w:color w:val="000000"/>
-          <w:kern w:val="0"/>
-          <w:sz w:val="28"/>
-          <w:szCs w:val="28"/>
-          <w:lang w:eastAsia="en-IN"/>
-          <w14:ligatures w14:val="none"/>
-        </w:rPr>
-      </w:pPr>
-      <w:r>
-        <w:rPr>
-          <w:rFonts w:ascii="Calibri" w:eastAsia="Times New Roman" w:hAnsi="Calibri" w:cs="Calibri"/>
-          <w:color w:val="000000"/>
-          <w:kern w:val="0"/>
-          <w:sz w:val="28"/>
-          <w:szCs w:val="28"/>
-          <w:lang w:eastAsia="en-IN"/>
-          <w14:ligatures w14:val="none"/>
-        </w:rPr>
-        <w:t>Used to release (remove) the lock from database table records.</w:t>
-      </w:r>
-    </w:p>
-    <w:p>
-      <w:pPr>
-        <w:pStyle w:val="ListParagraph"/>
-        <w:numPr>
-          <w:ilvl w:val="0"/>
-          <w:numId w:val="3"/>
-        </w:numPr>
-        <w:spacing w:after="0" w:line="240" w:lineRule="auto"/>
-        <w:rPr>
-          <w:rFonts w:ascii="Calibri" w:eastAsia="Times New Roman" w:hAnsi="Calibri" w:cs="Calibri"/>
-          <w:color w:val="000000"/>
-          <w:kern w:val="0"/>
-          <w:sz w:val="28"/>
-          <w:szCs w:val="28"/>
-          <w:lang w:eastAsia="en-IN"/>
-          <w14:ligatures w14:val="none"/>
-        </w:rPr>
-      </w:pPr>
-      <w:r>
-        <w:rPr>
-          <w:rFonts w:ascii="Calibri" w:eastAsia="Times New Roman" w:hAnsi="Calibri" w:cs="Calibri"/>
-          <w:color w:val="000000"/>
-          <w:kern w:val="0"/>
-          <w:sz w:val="28"/>
-          <w:szCs w:val="28"/>
-          <w:lang w:eastAsia="en-IN"/>
-          <w14:ligatures w14:val="none"/>
-        </w:rPr>
-        <w:t>Naming convention:</w:t>
-      </w:r>
-    </w:p>
-    <w:p>
-      <w:pPr>
-        <w:pStyle w:val="ListParagraph"/>
-        <w:numPr>
-          <w:ilvl w:val="0"/>
-          <w:numId w:val="3"/>
-        </w:numPr>
-        <w:spacing w:after="0" w:line="240" w:lineRule="auto"/>
-        <w:rPr>
-          <w:rFonts w:ascii="Calibri" w:eastAsia="Times New Roman" w:hAnsi="Calibri" w:cs="Calibri"/>
-          <w:color w:val="000000"/>
-          <w:kern w:val="0"/>
-          <w:sz w:val="28"/>
-          <w:szCs w:val="28"/>
-          <w:lang w:eastAsia="en-IN"/>
-          <w14:ligatures w14:val="none"/>
-        </w:rPr>
-      </w:pPr>
-      <w:r>
-        <w:rPr>
-          <w:rFonts w:ascii="Calibri" w:eastAsia="Times New Roman" w:hAnsi="Calibri" w:cs="Calibri"/>
-          <w:color w:val="000000"/>
-          <w:kern w:val="0"/>
-          <w:sz w:val="28"/>
-          <w:szCs w:val="28"/>
-          <w:lang w:eastAsia="en-IN"/>
-          <w14:ligatures w14:val="none"/>
-        </w:rPr>
-        <w:t>DE</w:t>
-      </w:r>
-      <w:r>
-        <w:rPr>
-          <w:rFonts w:ascii="Calibri" w:eastAsia="Times New Roman" w:hAnsi="Calibri" w:cs="Calibri"/>
-          <w:color w:val="000000"/>
-          <w:kern w:val="0"/>
-          <w:sz w:val="28"/>
-          <w:szCs w:val="28"/>
-          <w:lang w:eastAsia="en-IN"/>
-          <w14:ligatures w14:val="none"/>
-        </w:rPr>
-        <w:t>QUEUE_&lt;</w:t>
-      </w:r>
-      <w:proofErr w:type="spellStart"/>
-      <w:r>
-        <w:rPr>
-          <w:rFonts w:ascii="Calibri" w:eastAsia="Times New Roman" w:hAnsi="Calibri" w:cs="Calibri"/>
-          <w:color w:val="000000"/>
-          <w:kern w:val="0"/>
-          <w:sz w:val="28"/>
-          <w:szCs w:val="28"/>
-          <w:lang w:eastAsia="en-IN"/>
-          <w14:ligatures w14:val="none"/>
-        </w:rPr>
-        <w:t>LockObjectName</w:t>
-      </w:r>
-      <w:proofErr w:type="spellEnd"/>
-      <w:r>
-        <w:rPr>
-          <w:rFonts w:ascii="Calibri" w:eastAsia="Times New Roman" w:hAnsi="Calibri" w:cs="Calibri"/>
-          <w:color w:val="000000"/>
-          <w:kern w:val="0"/>
-          <w:sz w:val="28"/>
-          <w:szCs w:val="28"/>
-          <w:lang w:eastAsia="en-IN"/>
-          <w14:ligatures w14:val="none"/>
-        </w:rPr>
-        <w:t>&gt;</w:t>
-      </w:r>
-    </w:p>
-    <w:p>
-      <w:pPr>
-        <w:pStyle w:val="ListParagraph"/>
-        <w:numPr>
-          <w:ilvl w:val="0"/>
-          <w:numId w:val="3"/>
-        </w:numPr>
-        <w:spacing w:after="0" w:line="240" w:lineRule="auto"/>
-        <w:rPr>
-          <w:rFonts w:ascii="Calibri" w:eastAsia="Times New Roman" w:hAnsi="Calibri" w:cs="Calibri"/>
-          <w:color w:val="000000"/>
-          <w:kern w:val="0"/>
-          <w:sz w:val="28"/>
-          <w:szCs w:val="28"/>
-          <w:lang w:eastAsia="en-IN"/>
-          <w14:ligatures w14:val="none"/>
-        </w:rPr>
-      </w:pPr>
-      <w:r>
-        <w:rPr>
-          <w:rFonts w:ascii="Calibri" w:eastAsia="Times New Roman" w:hAnsi="Calibri" w:cs="Calibri"/>
-          <w:color w:val="000000"/>
-          <w:kern w:val="0"/>
-          <w:sz w:val="28"/>
-          <w:szCs w:val="28"/>
-          <w:lang w:eastAsia="en-IN"/>
-          <w14:ligatures w14:val="none"/>
-        </w:rPr>
-        <w:t xml:space="preserve"> </w:t>
-      </w:r>
-    </w:p>
-    <w:p>
-      <w:pPr>
-        <w:pStyle w:val="ListParagraph"/>
-        <w:numPr>
-          <w:ilvl w:val="0"/>
-          <w:numId w:val="3"/>
-        </w:numPr>
-        <w:spacing w:after="0" w:line="240" w:lineRule="auto"/>
-        <w:rPr>
-          <w:rFonts w:ascii="Calibri" w:eastAsia="Times New Roman" w:hAnsi="Calibri" w:cs="Calibri"/>
-          <w:color w:val="000000"/>
-          <w:kern w:val="0"/>
-          <w:sz w:val="28"/>
-          <w:szCs w:val="28"/>
-          <w:lang w:eastAsia="en-IN"/>
-          <w14:ligatures w14:val="none"/>
-        </w:rPr>
-      </w:pPr>
-      <w:r>
-        <w:rPr>
-          <w:rFonts w:ascii="Calibri" w:eastAsia="Times New Roman" w:hAnsi="Calibri" w:cs="Calibri"/>
-          <w:color w:val="000000"/>
-          <w:kern w:val="0"/>
-          <w:sz w:val="28"/>
-          <w:szCs w:val="28"/>
-          <w:lang w:eastAsia="en-IN"/>
-          <w14:ligatures w14:val="none"/>
-        </w:rPr>
-        <w:t>Removes lock after update</w:t>
-      </w:r>
-    </w:p>
-    <w:p>
-      <w:pPr>
-        <w:pStyle w:val="ListParagraph"/>
-        <w:numPr>
-          <w:ilvl w:val="0"/>
-          <w:numId w:val="3"/>
-        </w:numPr>
-        <w:spacing w:after="0" w:line="240" w:lineRule="auto"/>
-        <w:rPr>
-          <w:rFonts w:ascii="Calibri" w:eastAsia="Times New Roman" w:hAnsi="Calibri" w:cs="Calibri"/>
-          <w:color w:val="000000"/>
-          <w:kern w:val="0"/>
-          <w:sz w:val="28"/>
-          <w:szCs w:val="28"/>
-          <w:lang w:eastAsia="en-IN"/>
-          <w14:ligatures w14:val="none"/>
-        </w:rPr>
-      </w:pPr>
-      <w:r>
-        <w:rPr>
-          <w:rFonts w:ascii="Calibri" w:eastAsia="Times New Roman" w:hAnsi="Calibri" w:cs="Calibri"/>
-          <w:color w:val="000000"/>
-          <w:kern w:val="0"/>
-          <w:sz w:val="28"/>
-          <w:szCs w:val="28"/>
-          <w:lang w:eastAsia="en-IN"/>
-          <w14:ligatures w14:val="none"/>
-        </w:rPr>
-        <w:t>Allows other users to access data</w:t>
-      </w:r>
-    </w:p>
-    <w:p>
-      <w:pPr>
-        <w:pStyle w:val="ListParagraph"/>
-        <w:numPr>
-          <w:ilvl w:val="0"/>
-          <w:numId w:val="3"/>
-        </w:numPr>
-        <w:spacing w:after="0" w:line="240" w:lineRule="auto"/>
-        <w:rPr>
-          <w:rFonts w:ascii="Calibri" w:eastAsia="Times New Roman" w:hAnsi="Calibri" w:cs="Calibri"/>
-          <w:color w:val="000000"/>
-          <w:kern w:val="0"/>
-          <w:sz w:val="28"/>
-          <w:szCs w:val="28"/>
-          <w:lang w:eastAsia="en-IN"/>
-          <w14:ligatures w14:val="none"/>
-        </w:rPr>
-      </w:pPr>
-      <w:r>
-        <w:rPr>
-          <w:rFonts w:ascii="Calibri" w:eastAsia="Times New Roman" w:hAnsi="Calibri" w:cs="Calibri"/>
-          <w:color w:val="000000"/>
-          <w:kern w:val="0"/>
-          <w:sz w:val="28"/>
-          <w:szCs w:val="28"/>
-          <w:lang w:eastAsia="en-IN"/>
-          <w14:ligatures w14:val="none"/>
-        </w:rPr>
-        <w:t>Called after saving changes</w:t>
-      </w:r>
-    </w:p>
-    <w:p>
-      <w:pPr>
-        <w:spacing w:after="0" w:line="240" w:lineRule="auto"/>
-        <w:rPr>
-          <w:rFonts w:ascii="Calibri" w:eastAsia="Times New Roman" w:hAnsi="Calibri" w:cs="Calibri"/>
-          <w:color w:val="000000"/>
-          <w:kern w:val="0"/>
-          <w:sz w:val="28"/>
-          <w:szCs w:val="28"/>
-          <w:lang w:eastAsia="en-IN"/>
-          <w14:ligatures w14:val="none"/>
-        </w:rPr>
-      </w:pPr>
-    </w:p>
-    <w:p>
-      <w:pPr>
-        <w:spacing w:after="0" w:line="240" w:lineRule="auto"/>
+    </w:p>
+    <w:p>
+      <w:pPr>
+        <w:pStyle w:val="ListParagraph"/>
+        <w:numPr>
+          <w:ilvl w:val="0"/>
+          <w:numId w:val="3"/>
+        </w:numPr>
+        <w:spacing w:after="0"/>
+        <w:rPr>
+          <w:rFonts w:ascii="Calibri" w:eastAsia="Times New Roman" w:hAnsi="Calibri" w:cs="Calibri"/>
+          <w:b/>
+          <w:bCs/>
+          <w:color w:val="000000"/>
+          <w:kern w:val="0"/>
+          <w:sz w:val="28"/>
+          <w:szCs w:val="28"/>
+          <w:lang w:eastAsia="en-IN"/>
+          <w14:ligatures w14:val="none"/>
+        </w:rPr>
+      </w:pPr>
+      <w:r>
+        <w:rPr>
+          <w:rFonts w:ascii="Calibri" w:eastAsia="Times New Roman" w:hAnsi="Calibri" w:cs="Calibri"/>
+          <w:b/>
+          <w:bCs/>
+          <w:color w:val="000000"/>
+          <w:kern w:val="0"/>
+          <w:sz w:val="28"/>
+          <w:szCs w:val="28"/>
+          <w:lang w:eastAsia="en-IN"/>
+          <w14:ligatures w14:val="none"/>
+        </w:rPr>
+        <w:t xml:space="preserve">Row Lock vs Table Lock </w:t>
+      </w:r>
+    </w:p>
+    <w:p>
+      <w:pPr>
+        <w:pStyle w:val="ListParagraph"/>
+        <w:numPr>
+          <w:ilvl w:val="0"/>
+          <w:numId w:val="3"/>
+        </w:numPr>
+        <w:spacing w:after="0"/>
+        <w:rPr>
+          <w:rFonts w:ascii="Calibri" w:eastAsia="Times New Roman" w:hAnsi="Calibri" w:cs="Calibri"/>
+          <w:b/>
+          <w:bCs/>
+          <w:color w:val="000000"/>
+          <w:kern w:val="0"/>
+          <w:sz w:val="28"/>
+          <w:szCs w:val="28"/>
+          <w:lang w:eastAsia="en-IN"/>
+          <w14:ligatures w14:val="none"/>
+        </w:rPr>
+      </w:pPr>
+      <w:r>
+        <w:rPr>
+          <w:rFonts w:ascii="Calibri" w:eastAsia="Times New Roman" w:hAnsi="Calibri" w:cs="Calibri"/>
+          <w:b/>
+          <w:bCs/>
+          <w:color w:val="000000"/>
+          <w:kern w:val="0"/>
+          <w:sz w:val="28"/>
+          <w:szCs w:val="28"/>
+          <w:lang w:eastAsia="en-IN"/>
+          <w14:ligatures w14:val="none"/>
+        </w:rPr>
+        <w:t>Row Level Lock</w:t>
+      </w:r>
+    </w:p>
+    <w:p>
+      <w:pPr>
+        <w:pStyle w:val="ListParagraph"/>
+        <w:numPr>
+          <w:ilvl w:val="0"/>
+          <w:numId w:val="3"/>
+        </w:numPr>
+        <w:spacing w:after="0"/>
+        <w:rPr>
+          <w:rFonts w:ascii="Calibri" w:eastAsia="Times New Roman" w:hAnsi="Calibri" w:cs="Calibri"/>
+          <w:color w:val="000000"/>
+          <w:kern w:val="0"/>
+          <w:sz w:val="28"/>
+          <w:szCs w:val="28"/>
+          <w:lang w:eastAsia="en-IN"/>
+          <w14:ligatures w14:val="none"/>
+        </w:rPr>
+      </w:pPr>
+      <w:r>
+        <w:rPr>
+          <w:rFonts w:ascii="Calibri" w:eastAsia="Times New Roman" w:hAnsi="Calibri" w:cs="Calibri"/>
+          <w:color w:val="000000"/>
+          <w:kern w:val="0"/>
+          <w:sz w:val="28"/>
+          <w:szCs w:val="28"/>
+          <w:lang w:eastAsia="en-IN"/>
+          <w14:ligatures w14:val="none"/>
+        </w:rPr>
+        <w:t>Locks single record</w:t>
+      </w:r>
+    </w:p>
+    <w:p>
+      <w:pPr>
+        <w:pStyle w:val="ListParagraph"/>
+        <w:numPr>
+          <w:ilvl w:val="0"/>
+          <w:numId w:val="3"/>
+        </w:numPr>
+        <w:spacing w:after="0"/>
+        <w:rPr>
+          <w:rFonts w:ascii="Calibri" w:eastAsia="Times New Roman" w:hAnsi="Calibri" w:cs="Calibri"/>
+          <w:color w:val="000000"/>
+          <w:kern w:val="0"/>
+          <w:sz w:val="28"/>
+          <w:szCs w:val="28"/>
+          <w:lang w:eastAsia="en-IN"/>
+          <w14:ligatures w14:val="none"/>
+        </w:rPr>
+      </w:pPr>
+      <w:r>
+        <w:rPr>
+          <w:rFonts w:ascii="Calibri" w:eastAsia="Times New Roman" w:hAnsi="Calibri" w:cs="Calibri"/>
+          <w:color w:val="000000"/>
+          <w:kern w:val="0"/>
+          <w:sz w:val="28"/>
+          <w:szCs w:val="28"/>
+          <w:lang w:eastAsia="en-IN"/>
+          <w14:ligatures w14:val="none"/>
+        </w:rPr>
+        <w:t>Multi-user friendly</w:t>
+      </w:r>
+    </w:p>
+    <w:p>
+      <w:pPr>
+        <w:pStyle w:val="ListParagraph"/>
+        <w:numPr>
+          <w:ilvl w:val="0"/>
+          <w:numId w:val="3"/>
+        </w:numPr>
+        <w:spacing w:after="0"/>
+        <w:rPr>
+          <w:rFonts w:ascii="Calibri" w:eastAsia="Times New Roman" w:hAnsi="Calibri" w:cs="Calibri"/>
+          <w:color w:val="000000"/>
+          <w:kern w:val="0"/>
+          <w:sz w:val="28"/>
+          <w:szCs w:val="28"/>
+          <w:lang w:eastAsia="en-IN"/>
+          <w14:ligatures w14:val="none"/>
+        </w:rPr>
+      </w:pPr>
+      <w:r>
+        <w:rPr>
+          <w:rFonts w:ascii="Calibri" w:eastAsia="Times New Roman" w:hAnsi="Calibri" w:cs="Calibri"/>
+          <w:color w:val="000000"/>
+          <w:kern w:val="0"/>
+          <w:sz w:val="28"/>
+          <w:szCs w:val="28"/>
+          <w:lang w:eastAsia="en-IN"/>
+          <w14:ligatures w14:val="none"/>
+        </w:rPr>
+        <w:t>SAP lock object</w:t>
+      </w:r>
+    </w:p>
+    <w:p>
+      <w:pPr>
+        <w:pStyle w:val="ListParagraph"/>
+        <w:numPr>
+          <w:ilvl w:val="0"/>
+          <w:numId w:val="3"/>
+        </w:numPr>
+        <w:spacing w:after="0"/>
+        <w:rPr>
+          <w:rFonts w:ascii="Calibri" w:eastAsia="Times New Roman" w:hAnsi="Calibri" w:cs="Calibri"/>
+          <w:b/>
+          <w:bCs/>
+          <w:color w:val="000000"/>
+          <w:kern w:val="0"/>
+          <w:sz w:val="28"/>
+          <w:szCs w:val="28"/>
+          <w:lang w:eastAsia="en-IN"/>
+          <w14:ligatures w14:val="none"/>
+        </w:rPr>
+      </w:pPr>
+      <w:r>
+        <w:rPr>
+          <w:rFonts w:ascii="Calibri" w:eastAsia="Times New Roman" w:hAnsi="Calibri" w:cs="Calibri"/>
+          <w:b/>
+          <w:bCs/>
+          <w:color w:val="000000"/>
+          <w:kern w:val="0"/>
+          <w:sz w:val="28"/>
+          <w:szCs w:val="28"/>
+          <w:lang w:eastAsia="en-IN"/>
+          <w14:ligatures w14:val="none"/>
+        </w:rPr>
+        <w:t>Table Level Lock</w:t>
+      </w:r>
+    </w:p>
+    <w:p>
+      <w:pPr>
+        <w:pStyle w:val="ListParagraph"/>
+        <w:numPr>
+          <w:ilvl w:val="0"/>
+          <w:numId w:val="3"/>
+        </w:numPr>
+        <w:spacing w:after="0"/>
+        <w:rPr>
+          <w:rFonts w:ascii="Calibri" w:eastAsia="Times New Roman" w:hAnsi="Calibri" w:cs="Calibri"/>
+          <w:color w:val="000000"/>
+          <w:kern w:val="0"/>
+          <w:sz w:val="28"/>
+          <w:szCs w:val="28"/>
+          <w:lang w:eastAsia="en-IN"/>
+          <w14:ligatures w14:val="none"/>
+        </w:rPr>
+      </w:pPr>
+      <w:r>
+        <w:rPr>
+          <w:rFonts w:ascii="Calibri" w:eastAsia="Times New Roman" w:hAnsi="Calibri" w:cs="Calibri"/>
+          <w:color w:val="000000"/>
+          <w:kern w:val="0"/>
+          <w:sz w:val="28"/>
+          <w:szCs w:val="28"/>
+          <w:lang w:eastAsia="en-IN"/>
+          <w14:ligatures w14:val="none"/>
+        </w:rPr>
+        <w:t>Locks entire table</w:t>
+      </w:r>
+    </w:p>
+    <w:p>
+      <w:pPr>
+        <w:pStyle w:val="ListParagraph"/>
+        <w:numPr>
+          <w:ilvl w:val="0"/>
+          <w:numId w:val="3"/>
+        </w:numPr>
+        <w:spacing w:after="0"/>
+        <w:rPr>
+          <w:rFonts w:ascii="Calibri" w:eastAsia="Times New Roman" w:hAnsi="Calibri" w:cs="Calibri"/>
+          <w:color w:val="000000"/>
+          <w:kern w:val="0"/>
+          <w:sz w:val="28"/>
+          <w:szCs w:val="28"/>
+          <w:lang w:eastAsia="en-IN"/>
+          <w14:ligatures w14:val="none"/>
+        </w:rPr>
+      </w:pPr>
+      <w:r>
+        <w:rPr>
+          <w:rFonts w:ascii="Calibri" w:eastAsia="Times New Roman" w:hAnsi="Calibri" w:cs="Calibri"/>
+          <w:color w:val="000000"/>
+          <w:kern w:val="0"/>
+          <w:sz w:val="28"/>
+          <w:szCs w:val="28"/>
+          <w:lang w:eastAsia="en-IN"/>
+          <w14:ligatures w14:val="none"/>
+        </w:rPr>
+        <w:t>Blocks all users</w:t>
+      </w:r>
+    </w:p>
+    <w:p>
+      <w:pPr>
+        <w:pStyle w:val="ListParagraph"/>
+        <w:numPr>
+          <w:ilvl w:val="0"/>
+          <w:numId w:val="3"/>
+        </w:numPr>
+        <w:spacing w:after="0"/>
+        <w:rPr>
+          <w:rFonts w:ascii="Calibri" w:eastAsia="Times New Roman" w:hAnsi="Calibri" w:cs="Calibri"/>
+          <w:color w:val="000000"/>
+          <w:kern w:val="0"/>
+          <w:sz w:val="28"/>
+          <w:szCs w:val="28"/>
+          <w:lang w:eastAsia="en-IN"/>
+          <w14:ligatures w14:val="none"/>
+        </w:rPr>
+      </w:pPr>
+      <w:r>
+        <w:rPr>
+          <w:rFonts w:ascii="Calibri" w:eastAsia="Times New Roman" w:hAnsi="Calibri" w:cs="Calibri"/>
+          <w:color w:val="000000"/>
+          <w:kern w:val="0"/>
+          <w:sz w:val="28"/>
+          <w:szCs w:val="28"/>
+          <w:lang w:eastAsia="en-IN"/>
+          <w14:ligatures w14:val="none"/>
+        </w:rPr>
+        <w:t>Rare in SAP</w:t>
+      </w:r>
+    </w:p>
+    <w:p>
+      <w:pPr>
         <w:rPr>
           <w:rFonts w:ascii="Calibri" w:eastAsia="Times New Roman" w:hAnsi="Calibri" w:cs="Calibri"/>
           <w:color w:val="000000"/>
@@ -3025,6 +3849,92 @@
     </w:lvl>
   </w:abstractNum>
   <w:abstractNum w:abstractNumId="1" w15:restartNumberingAfterBreak="0">
+    <w:nsid w:val="17E14B72"/>
+    <w:multiLevelType w:val="hybridMultilevel"/>
+    <w:tmpl w:val="26C83F1E"/>
+    <w:lvl w:ilvl="0" w:tplc="4009000F">
+      <w:start w:val="1"/>
+      <w:numFmt w:val="decimal"/>
+      <w:lvlText w:val="%1."/>
+      <w:lvlJc w:val="left"/>
+      <w:pPr>
+        <w:ind w:left="1080" w:hanging="360"/>
+      </w:pPr>
+    </w:lvl>
+    <w:lvl w:ilvl="1" w:tplc="40090019" w:tentative="1">
+      <w:start w:val="1"/>
+      <w:numFmt w:val="lowerLetter"/>
+      <w:lvlText w:val="%2."/>
+      <w:lvlJc w:val="left"/>
+      <w:pPr>
+        <w:ind w:left="1800" w:hanging="360"/>
+      </w:pPr>
+    </w:lvl>
+    <w:lvl w:ilvl="2" w:tplc="4009001B" w:tentative="1">
+      <w:start w:val="1"/>
+      <w:numFmt w:val="lowerRoman"/>
+      <w:lvlText w:val="%3."/>
+      <w:lvlJc w:val="right"/>
+      <w:pPr>
+        <w:ind w:left="2520" w:hanging="180"/>
+      </w:pPr>
+    </w:lvl>
+    <w:lvl w:ilvl="3" w:tplc="4009000F" w:tentative="1">
+      <w:start w:val="1"/>
+      <w:numFmt w:val="decimal"/>
+      <w:lvlText w:val="%4."/>
+      <w:lvlJc w:val="left"/>
+      <w:pPr>
+        <w:ind w:left="3240" w:hanging="360"/>
+      </w:pPr>
+    </w:lvl>
+    <w:lvl w:ilvl="4" w:tplc="40090019" w:tentative="1">
+      <w:start w:val="1"/>
+      <w:numFmt w:val="lowerLetter"/>
+      <w:lvlText w:val="%5."/>
+      <w:lvlJc w:val="left"/>
+      <w:pPr>
+        <w:ind w:left="3960" w:hanging="360"/>
+      </w:pPr>
+    </w:lvl>
+    <w:lvl w:ilvl="5" w:tplc="4009001B" w:tentative="1">
+      <w:start w:val="1"/>
+      <w:numFmt w:val="lowerRoman"/>
+      <w:lvlText w:val="%6."/>
+      <w:lvlJc w:val="right"/>
+      <w:pPr>
+        <w:ind w:left="4680" w:hanging="180"/>
+      </w:pPr>
+    </w:lvl>
+    <w:lvl w:ilvl="6" w:tplc="4009000F" w:tentative="1">
+      <w:start w:val="1"/>
+      <w:numFmt w:val="decimal"/>
+      <w:lvlText w:val="%7."/>
+      <w:lvlJc w:val="left"/>
+      <w:pPr>
+        <w:ind w:left="5400" w:hanging="360"/>
+      </w:pPr>
+    </w:lvl>
+    <w:lvl w:ilvl="7" w:tplc="40090019" w:tentative="1">
+      <w:start w:val="1"/>
+      <w:numFmt w:val="lowerLetter"/>
+      <w:lvlText w:val="%8."/>
+      <w:lvlJc w:val="left"/>
+      <w:pPr>
+        <w:ind w:left="6120" w:hanging="360"/>
+      </w:pPr>
+    </w:lvl>
+    <w:lvl w:ilvl="8" w:tplc="4009001B" w:tentative="1">
+      <w:start w:val="1"/>
+      <w:numFmt w:val="lowerRoman"/>
+      <w:lvlText w:val="%9."/>
+      <w:lvlJc w:val="right"/>
+      <w:pPr>
+        <w:ind w:left="6840" w:hanging="180"/>
+      </w:pPr>
+    </w:lvl>
+  </w:abstractNum>
+  <w:abstractNum w:abstractNumId="2" w15:restartNumberingAfterBreak="0">
     <w:nsid w:val="31F12DD0"/>
     <w:multiLevelType w:val="hybridMultilevel"/>
     <w:tmpl w:val="418627C8"/>
@@ -3115,7 +4025,120 @@
       </w:pPr>
     </w:lvl>
   </w:abstractNum>
-  <w:abstractNum w:abstractNumId="2" w15:restartNumberingAfterBreak="0">
+  <w:abstractNum w:abstractNumId="3" w15:restartNumberingAfterBreak="0">
+    <w:nsid w:val="32F4071D"/>
+    <w:multiLevelType w:val="hybridMultilevel"/>
+    <w:tmpl w:val="D78A583C"/>
+    <w:lvl w:ilvl="0" w:tplc="0AD29A06">
+      <w:start w:val="1"/>
+      <w:numFmt w:val="bullet"/>
+      <w:lvlText w:val=""/>
+      <w:lvlJc w:val="left"/>
+      <w:pPr>
+        <w:ind w:left="360" w:hanging="360"/>
+      </w:pPr>
+      <w:rPr>
+        <w:rFonts w:ascii="Wingdings" w:eastAsiaTheme="minorHAnsi" w:hAnsi="Wingdings" w:cstheme="minorBidi" w:hint="default"/>
+      </w:rPr>
+    </w:lvl>
+    <w:lvl w:ilvl="1" w:tplc="40090003" w:tentative="1">
+      <w:start w:val="1"/>
+      <w:numFmt w:val="bullet"/>
+      <w:lvlText w:val="o"/>
+      <w:lvlJc w:val="left"/>
+      <w:pPr>
+        <w:ind w:left="1080" w:hanging="360"/>
+      </w:pPr>
+      <w:rPr>
+        <w:rFonts w:ascii="Courier New" w:hAnsi="Courier New" w:cs="Courier New" w:hint="default"/>
+      </w:rPr>
+    </w:lvl>
+    <w:lvl w:ilvl="2" w:tplc="40090005" w:tentative="1">
+      <w:start w:val="1"/>
+      <w:numFmt w:val="bullet"/>
+      <w:lvlText w:val=""/>
+      <w:lvlJc w:val="left"/>
+      <w:pPr>
+        <w:ind w:left="1800" w:hanging="360"/>
+      </w:pPr>
+      <w:rPr>
+        <w:rFonts w:ascii="Wingdings" w:hAnsi="Wingdings" w:hint="default"/>
+      </w:rPr>
+    </w:lvl>
+    <w:lvl w:ilvl="3" w:tplc="40090001" w:tentative="1">
+      <w:start w:val="1"/>
+      <w:numFmt w:val="bullet"/>
+      <w:lvlText w:val=""/>
+      <w:lvlJc w:val="left"/>
+      <w:pPr>
+        <w:ind w:left="2520" w:hanging="360"/>
+      </w:pPr>
+      <w:rPr>
+        <w:rFonts w:ascii="Symbol" w:hAnsi="Symbol" w:hint="default"/>
+      </w:rPr>
+    </w:lvl>
+    <w:lvl w:ilvl="4" w:tplc="40090003" w:tentative="1">
+      <w:start w:val="1"/>
+      <w:numFmt w:val="bullet"/>
+      <w:lvlText w:val="o"/>
+      <w:lvlJc w:val="left"/>
+      <w:pPr>
+        <w:ind w:left="3240" w:hanging="360"/>
+      </w:pPr>
+      <w:rPr>
+        <w:rFonts w:ascii="Courier New" w:hAnsi="Courier New" w:cs="Courier New" w:hint="default"/>
+      </w:rPr>
+    </w:lvl>
+    <w:lvl w:ilvl="5" w:tplc="40090005" w:tentative="1">
+      <w:start w:val="1"/>
+      <w:numFmt w:val="bullet"/>
+      <w:lvlText w:val=""/>
+      <w:lvlJc w:val="left"/>
+      <w:pPr>
+        <w:ind w:left="3960" w:hanging="360"/>
+      </w:pPr>
+      <w:rPr>
+        <w:rFonts w:ascii="Wingdings" w:hAnsi="Wingdings" w:hint="default"/>
+      </w:rPr>
+    </w:lvl>
+    <w:lvl w:ilvl="6" w:tplc="40090001" w:tentative="1">
+      <w:start w:val="1"/>
+      <w:numFmt w:val="bullet"/>
+      <w:lvlText w:val=""/>
+      <w:lvlJc w:val="left"/>
+      <w:pPr>
+        <w:ind w:left="4680" w:hanging="360"/>
+      </w:pPr>
+      <w:rPr>
+        <w:rFonts w:ascii="Symbol" w:hAnsi="Symbol" w:hint="default"/>
+      </w:rPr>
+    </w:lvl>
+    <w:lvl w:ilvl="7" w:tplc="40090003" w:tentative="1">
+      <w:start w:val="1"/>
+      <w:numFmt w:val="bullet"/>
+      <w:lvlText w:val="o"/>
+      <w:lvlJc w:val="left"/>
+      <w:pPr>
+        <w:ind w:left="5400" w:hanging="360"/>
+      </w:pPr>
+      <w:rPr>
+        <w:rFonts w:ascii="Courier New" w:hAnsi="Courier New" w:cs="Courier New" w:hint="default"/>
+      </w:rPr>
+    </w:lvl>
+    <w:lvl w:ilvl="8" w:tplc="40090005" w:tentative="1">
+      <w:start w:val="1"/>
+      <w:numFmt w:val="bullet"/>
+      <w:lvlText w:val=""/>
+      <w:lvlJc w:val="left"/>
+      <w:pPr>
+        <w:ind w:left="6120" w:hanging="360"/>
+      </w:pPr>
+      <w:rPr>
+        <w:rFonts w:ascii="Wingdings" w:hAnsi="Wingdings" w:hint="default"/>
+      </w:rPr>
+    </w:lvl>
+  </w:abstractNum>
+  <w:abstractNum w:abstractNumId="4" w15:restartNumberingAfterBreak="0">
     <w:nsid w:val="4F1A5498"/>
     <w:multiLevelType w:val="hybridMultilevel"/>
     <w:tmpl w:val="4B28943C"/>
@@ -3228,7 +4251,305 @@
       </w:rPr>
     </w:lvl>
   </w:abstractNum>
-  <w:abstractNum w:abstractNumId="3" w15:restartNumberingAfterBreak="0">
+  <w:abstractNum w:abstractNumId="5" w15:restartNumberingAfterBreak="0">
+    <w:nsid w:val="52205086"/>
+    <w:multiLevelType w:val="multilevel"/>
+    <w:tmpl w:val="C1B868EE"/>
+    <w:lvl w:ilvl="0">
+      <w:start w:val="1"/>
+      <w:numFmt w:val="bullet"/>
+      <w:lvlText w:val=""/>
+      <w:lvlJc w:val="left"/>
+      <w:pPr>
+        <w:tabs>
+          <w:tab w:val="num" w:pos="720"/>
+        </w:tabs>
+        <w:ind w:left="720" w:hanging="360"/>
+      </w:pPr>
+      <w:rPr>
+        <w:rFonts w:ascii="Symbol" w:hAnsi="Symbol" w:hint="default"/>
+        <w:sz w:val="20"/>
+      </w:rPr>
+    </w:lvl>
+    <w:lvl w:ilvl="1" w:tentative="1">
+      <w:start w:val="1"/>
+      <w:numFmt w:val="bullet"/>
+      <w:lvlText w:val="o"/>
+      <w:lvlJc w:val="left"/>
+      <w:pPr>
+        <w:tabs>
+          <w:tab w:val="num" w:pos="1440"/>
+        </w:tabs>
+        <w:ind w:left="1440" w:hanging="360"/>
+      </w:pPr>
+      <w:rPr>
+        <w:rFonts w:ascii="Courier New" w:hAnsi="Courier New" w:hint="default"/>
+        <w:sz w:val="20"/>
+      </w:rPr>
+    </w:lvl>
+    <w:lvl w:ilvl="2" w:tentative="1">
+      <w:start w:val="1"/>
+      <w:numFmt w:val="bullet"/>
+      <w:lvlText w:val=""/>
+      <w:lvlJc w:val="left"/>
+      <w:pPr>
+        <w:tabs>
+          <w:tab w:val="num" w:pos="2160"/>
+        </w:tabs>
+        <w:ind w:left="2160" w:hanging="360"/>
+      </w:pPr>
+      <w:rPr>
+        <w:rFonts w:ascii="Wingdings" w:hAnsi="Wingdings" w:hint="default"/>
+        <w:sz w:val="20"/>
+      </w:rPr>
+    </w:lvl>
+    <w:lvl w:ilvl="3" w:tentative="1">
+      <w:start w:val="1"/>
+      <w:numFmt w:val="bullet"/>
+      <w:lvlText w:val=""/>
+      <w:lvlJc w:val="left"/>
+      <w:pPr>
+        <w:tabs>
+          <w:tab w:val="num" w:pos="2880"/>
+        </w:tabs>
+        <w:ind w:left="2880" w:hanging="360"/>
+      </w:pPr>
+      <w:rPr>
+        <w:rFonts w:ascii="Wingdings" w:hAnsi="Wingdings" w:hint="default"/>
+        <w:sz w:val="20"/>
+      </w:rPr>
+    </w:lvl>
+    <w:lvl w:ilvl="4" w:tentative="1">
+      <w:start w:val="1"/>
+      <w:numFmt w:val="bullet"/>
+      <w:lvlText w:val=""/>
+      <w:lvlJc w:val="left"/>
+      <w:pPr>
+        <w:tabs>
+          <w:tab w:val="num" w:pos="3600"/>
+        </w:tabs>
+        <w:ind w:left="3600" w:hanging="360"/>
+      </w:pPr>
+      <w:rPr>
+        <w:rFonts w:ascii="Wingdings" w:hAnsi="Wingdings" w:hint="default"/>
+        <w:sz w:val="20"/>
+      </w:rPr>
+    </w:lvl>
+    <w:lvl w:ilvl="5" w:tentative="1">
+      <w:start w:val="1"/>
+      <w:numFmt w:val="bullet"/>
+      <w:lvlText w:val=""/>
+      <w:lvlJc w:val="left"/>
+      <w:pPr>
+        <w:tabs>
+          <w:tab w:val="num" w:pos="4320"/>
+        </w:tabs>
+        <w:ind w:left="4320" w:hanging="360"/>
+      </w:pPr>
+      <w:rPr>
+        <w:rFonts w:ascii="Wingdings" w:hAnsi="Wingdings" w:hint="default"/>
+        <w:sz w:val="20"/>
+      </w:rPr>
+    </w:lvl>
+    <w:lvl w:ilvl="6" w:tentative="1">
+      <w:start w:val="1"/>
+      <w:numFmt w:val="bullet"/>
+      <w:lvlText w:val=""/>
+      <w:lvlJc w:val="left"/>
+      <w:pPr>
+        <w:tabs>
+          <w:tab w:val="num" w:pos="5040"/>
+        </w:tabs>
+        <w:ind w:left="5040" w:hanging="360"/>
+      </w:pPr>
+      <w:rPr>
+        <w:rFonts w:ascii="Wingdings" w:hAnsi="Wingdings" w:hint="default"/>
+        <w:sz w:val="20"/>
+      </w:rPr>
+    </w:lvl>
+    <w:lvl w:ilvl="7" w:tentative="1">
+      <w:start w:val="1"/>
+      <w:numFmt w:val="bullet"/>
+      <w:lvlText w:val=""/>
+      <w:lvlJc w:val="left"/>
+      <w:pPr>
+        <w:tabs>
+          <w:tab w:val="num" w:pos="5760"/>
+        </w:tabs>
+        <w:ind w:left="5760" w:hanging="360"/>
+      </w:pPr>
+      <w:rPr>
+        <w:rFonts w:ascii="Wingdings" w:hAnsi="Wingdings" w:hint="default"/>
+        <w:sz w:val="20"/>
+      </w:rPr>
+    </w:lvl>
+    <w:lvl w:ilvl="8" w:tentative="1">
+      <w:start w:val="1"/>
+      <w:numFmt w:val="bullet"/>
+      <w:lvlText w:val=""/>
+      <w:lvlJc w:val="left"/>
+      <w:pPr>
+        <w:tabs>
+          <w:tab w:val="num" w:pos="6480"/>
+        </w:tabs>
+        <w:ind w:left="6480" w:hanging="360"/>
+      </w:pPr>
+      <w:rPr>
+        <w:rFonts w:ascii="Wingdings" w:hAnsi="Wingdings" w:hint="default"/>
+        <w:sz w:val="20"/>
+      </w:rPr>
+    </w:lvl>
+  </w:abstractNum>
+  <w:abstractNum w:abstractNumId="6" w15:restartNumberingAfterBreak="0">
+    <w:nsid w:val="5D902FD6"/>
+    <w:multiLevelType w:val="multilevel"/>
+    <w:tmpl w:val="C5F6F4A6"/>
+    <w:lvl w:ilvl="0">
+      <w:start w:val="1"/>
+      <w:numFmt w:val="bullet"/>
+      <w:lvlText w:val=""/>
+      <w:lvlJc w:val="left"/>
+      <w:pPr>
+        <w:tabs>
+          <w:tab w:val="num" w:pos="720"/>
+        </w:tabs>
+        <w:ind w:left="720" w:hanging="360"/>
+      </w:pPr>
+      <w:rPr>
+        <w:rFonts w:ascii="Symbol" w:hAnsi="Symbol" w:hint="default"/>
+        <w:sz w:val="20"/>
+      </w:rPr>
+    </w:lvl>
+    <w:lvl w:ilvl="1" w:tentative="1">
+      <w:start w:val="1"/>
+      <w:numFmt w:val="bullet"/>
+      <w:lvlText w:val="o"/>
+      <w:lvlJc w:val="left"/>
+      <w:pPr>
+        <w:tabs>
+          <w:tab w:val="num" w:pos="1440"/>
+        </w:tabs>
+        <w:ind w:left="1440" w:hanging="360"/>
+      </w:pPr>
+      <w:rPr>
+        <w:rFonts w:ascii="Courier New" w:hAnsi="Courier New" w:hint="default"/>
+        <w:sz w:val="20"/>
+      </w:rPr>
+    </w:lvl>
+    <w:lvl w:ilvl="2" w:tentative="1">
+      <w:start w:val="1"/>
+      <w:numFmt w:val="bullet"/>
+      <w:lvlText w:val=""/>
+      <w:lvlJc w:val="left"/>
+      <w:pPr>
+        <w:tabs>
+          <w:tab w:val="num" w:pos="2160"/>
+        </w:tabs>
+        <w:ind w:left="2160" w:hanging="360"/>
+      </w:pPr>
+      <w:rPr>
+        <w:rFonts w:ascii="Wingdings" w:hAnsi="Wingdings" w:hint="default"/>
+        <w:sz w:val="20"/>
+      </w:rPr>
+    </w:lvl>
+    <w:lvl w:ilvl="3" w:tentative="1">
+      <w:start w:val="1"/>
+      <w:numFmt w:val="bullet"/>
+      <w:lvlText w:val=""/>
+      <w:lvlJc w:val="left"/>
+      <w:pPr>
+        <w:tabs>
+          <w:tab w:val="num" w:pos="2880"/>
+        </w:tabs>
+        <w:ind w:left="2880" w:hanging="360"/>
+      </w:pPr>
+      <w:rPr>
+        <w:rFonts w:ascii="Wingdings" w:hAnsi="Wingdings" w:hint="default"/>
+        <w:sz w:val="20"/>
+      </w:rPr>
+    </w:lvl>
+    <w:lvl w:ilvl="4" w:tentative="1">
+      <w:start w:val="1"/>
+      <w:numFmt w:val="bullet"/>
+      <w:lvlText w:val=""/>
+      <w:lvlJc w:val="left"/>
+      <w:pPr>
+        <w:tabs>
+          <w:tab w:val="num" w:pos="3600"/>
+        </w:tabs>
+        <w:ind w:left="3600" w:hanging="360"/>
+      </w:pPr>
+      <w:rPr>
+        <w:rFonts w:ascii="Wingdings" w:hAnsi="Wingdings" w:hint="default"/>
+        <w:sz w:val="20"/>
+      </w:rPr>
+    </w:lvl>
+    <w:lvl w:ilvl="5" w:tentative="1">
+      <w:start w:val="1"/>
+      <w:numFmt w:val="bullet"/>
+      <w:lvlText w:val=""/>
+      <w:lvlJc w:val="left"/>
+      <w:pPr>
+        <w:tabs>
+          <w:tab w:val="num" w:pos="4320"/>
+        </w:tabs>
+        <w:ind w:left="4320" w:hanging="360"/>
+      </w:pPr>
+      <w:rPr>
+        <w:rFonts w:ascii="Wingdings" w:hAnsi="Wingdings" w:hint="default"/>
+        <w:sz w:val="20"/>
+      </w:rPr>
+    </w:lvl>
+    <w:lvl w:ilvl="6" w:tentative="1">
+      <w:start w:val="1"/>
+      <w:numFmt w:val="bullet"/>
+      <w:lvlText w:val=""/>
+      <w:lvlJc w:val="left"/>
+      <w:pPr>
+        <w:tabs>
+          <w:tab w:val="num" w:pos="5040"/>
+        </w:tabs>
+        <w:ind w:left="5040" w:hanging="360"/>
+      </w:pPr>
+      <w:rPr>
+        <w:rFonts w:ascii="Wingdings" w:hAnsi="Wingdings" w:hint="default"/>
+        <w:sz w:val="20"/>
+      </w:rPr>
+    </w:lvl>
+    <w:lvl w:ilvl="7" w:tentative="1">
+      <w:start w:val="1"/>
+      <w:numFmt w:val="bullet"/>
+      <w:lvlText w:val=""/>
+      <w:lvlJc w:val="left"/>
+      <w:pPr>
+        <w:tabs>
+          <w:tab w:val="num" w:pos="5760"/>
+        </w:tabs>
+        <w:ind w:left="5760" w:hanging="360"/>
+      </w:pPr>
+      <w:rPr>
+        <w:rFonts w:ascii="Wingdings" w:hAnsi="Wingdings" w:hint="default"/>
+        <w:sz w:val="20"/>
+      </w:rPr>
+    </w:lvl>
+    <w:lvl w:ilvl="8" w:tentative="1">
+      <w:start w:val="1"/>
+      <w:numFmt w:val="bullet"/>
+      <w:lvlText w:val=""/>
+      <w:lvlJc w:val="left"/>
+      <w:pPr>
+        <w:tabs>
+          <w:tab w:val="num" w:pos="6480"/>
+        </w:tabs>
+        <w:ind w:left="6480" w:hanging="360"/>
+      </w:pPr>
+      <w:rPr>
+        <w:rFonts w:ascii="Wingdings" w:hAnsi="Wingdings" w:hint="default"/>
+        <w:sz w:val="20"/>
+      </w:rPr>
+    </w:lvl>
+  </w:abstractNum>
+  <w:abstractNum w:abstractNumId="7" w15:restartNumberingAfterBreak="0">
     <w:nsid w:val="69EF4022"/>
     <w:multiLevelType w:val="hybridMultilevel"/>
     <w:tmpl w:val="4F9C89C8"/>
@@ -3317,7 +4638,7 @@
       </w:pPr>
     </w:lvl>
   </w:abstractNum>
-  <w:abstractNum w:abstractNumId="4" w15:restartNumberingAfterBreak="0">
+  <w:abstractNum w:abstractNumId="8" w15:restartNumberingAfterBreak="0">
     <w:nsid w:val="78D558F5"/>
     <w:multiLevelType w:val="hybridMultilevel"/>
     <w:tmpl w:val="98DA7740"/>
@@ -3407,7 +4728,7 @@
       </w:pPr>
     </w:lvl>
   </w:abstractNum>
-  <w:abstractNum w:abstractNumId="5" w15:restartNumberingAfterBreak="0">
+  <w:abstractNum w:abstractNumId="9" w15:restartNumberingAfterBreak="0">
     <w:nsid w:val="7DD82A2E"/>
     <w:multiLevelType w:val="hybridMultilevel"/>
     <w:tmpl w:val="9280BFB2"/>
@@ -3497,22 +4818,34 @@
     </w:lvl>
   </w:abstractNum>
   <w:num w:numId="1" w16cid:durableId="1017544494">
-    <w:abstractNumId w:val="5"/>
+    <w:abstractNumId w:val="9"/>
   </w:num>
   <w:num w:numId="2" w16cid:durableId="535050076">
-    <w:abstractNumId w:val="1"/>
+    <w:abstractNumId w:val="2"/>
   </w:num>
   <w:num w:numId="3" w16cid:durableId="120199385">
-    <w:abstractNumId w:val="2"/>
+    <w:abstractNumId w:val="4"/>
   </w:num>
   <w:num w:numId="4" w16cid:durableId="659964135">
     <w:abstractNumId w:val="0"/>
   </w:num>
   <w:num w:numId="5" w16cid:durableId="1057974880">
+    <w:abstractNumId w:val="7"/>
+  </w:num>
+  <w:num w:numId="6" w16cid:durableId="1832024086">
+    <w:abstractNumId w:val="8"/>
+  </w:num>
+  <w:num w:numId="7" w16cid:durableId="532112531">
+    <w:abstractNumId w:val="1"/>
+  </w:num>
+  <w:num w:numId="8" w16cid:durableId="849568635">
     <w:abstractNumId w:val="3"/>
   </w:num>
-  <w:num w:numId="6" w16cid:durableId="1832024086">
-    <w:abstractNumId w:val="4"/>
+  <w:num w:numId="9" w16cid:durableId="70934156">
+    <w:abstractNumId w:val="5"/>
+  </w:num>
+  <w:num w:numId="10" w16cid:durableId="87624641">
+    <w:abstractNumId w:val="6"/>
   </w:num>
 </w:numbering>
 </file>

--- a/Assignment 15.docx
+++ b/Assignment 15.docx
@@ -3733,19 +3733,6 @@
         </w:rPr>
         <w:t>Rare in SAP</w:t>
       </w:r>
-    </w:p>
-    <w:p>
-      <w:pPr>
-        <w:rPr>
-          <w:rFonts w:ascii="Calibri" w:eastAsia="Times New Roman" w:hAnsi="Calibri" w:cs="Calibri"/>
-          <w:color w:val="000000"/>
-          <w:kern w:val="0"/>
-          <w:sz w:val="28"/>
-          <w:szCs w:val="28"/>
-          <w:lang w:eastAsia="en-IN"/>
-          <w14:ligatures w14:val="none"/>
-        </w:rPr>
-      </w:pPr>
     </w:p>
     <w:sectPr>
       <w:pgSz w:w="11906" w:h="16838"/>

--- a/Assignment 15.docx
+++ b/Assignment 15.docx
@@ -240,33 +240,15 @@
           <w:szCs w:val="28"/>
           <w:lang w:val="en-US"/>
         </w:rPr>
-        <w:t>1.</w:t>
-      </w:r>
-      <w:proofErr w:type="gramStart"/>
-      <w:r>
-        <w:rPr>
-          <w:sz w:val="28"/>
-          <w:szCs w:val="28"/>
-          <w:lang w:val="en-US"/>
-        </w:rPr>
-        <w:t>ENQUEUE</w:t>
-      </w:r>
-      <w:r>
-        <w:rPr>
-          <w:sz w:val="28"/>
-          <w:szCs w:val="28"/>
-          <w:lang w:val="en-US"/>
-        </w:rPr>
-        <w:t xml:space="preserve"> :</w:t>
-      </w:r>
-      <w:proofErr w:type="gramEnd"/>
-      <w:r>
-        <w:rPr>
-          <w:sz w:val="28"/>
-          <w:szCs w:val="28"/>
-          <w:lang w:val="en-US"/>
-        </w:rPr>
-        <w:t xml:space="preserve"> U</w:t>
+        <w:t>1.ENQUEUE</w:t>
+      </w:r>
+      <w:r>
+        <w:rPr>
+          <w:sz w:val="28"/>
+          <w:szCs w:val="28"/>
+          <w:lang w:val="en-US"/>
+        </w:rPr>
+        <w:t>: U</w:t>
       </w:r>
       <w:r>
         <w:rPr>
@@ -296,26 +278,16 @@
           <w:szCs w:val="28"/>
           <w:lang w:val="en-US"/>
         </w:rPr>
-        <w:t>2.</w:t>
-      </w:r>
-      <w:proofErr w:type="gramStart"/>
-      <w:r>
-        <w:rPr>
-          <w:sz w:val="28"/>
-          <w:szCs w:val="28"/>
-          <w:lang w:val="en-US"/>
-        </w:rPr>
-        <w:t>DEQUEUE</w:t>
-      </w:r>
-      <w:r>
-        <w:rPr>
-          <w:sz w:val="28"/>
-          <w:szCs w:val="28"/>
-          <w:lang w:val="en-US"/>
-        </w:rPr>
-        <w:t xml:space="preserve"> :</w:t>
-      </w:r>
-      <w:proofErr w:type="gramEnd"/>
+        <w:t>2.DEQUEUE</w:t>
+      </w:r>
+      <w:r>
+        <w:rPr>
+          <w:sz w:val="28"/>
+          <w:szCs w:val="28"/>
+          <w:lang w:val="en-US"/>
+        </w:rPr>
+        <w:t>:</w:t>
+      </w:r>
       <w:r>
         <w:rPr>
           <w:sz w:val="28"/>
@@ -392,27 +364,7 @@
           <w:szCs w:val="28"/>
           <w:lang w:val="en-US"/>
         </w:rPr>
-        <w:t>1.</w:t>
-      </w:r>
-      <w:r>
-        <w:rPr>
-          <w:b/>
-          <w:bCs/>
-          <w:sz w:val="28"/>
-          <w:szCs w:val="28"/>
-          <w:lang w:val="en-US"/>
-        </w:rPr>
-        <w:t>Table-level lock</w:t>
-      </w:r>
-      <w:r>
-        <w:rPr>
-          <w:b/>
-          <w:bCs/>
-          <w:sz w:val="28"/>
-          <w:szCs w:val="28"/>
-          <w:lang w:val="en-US"/>
-        </w:rPr>
-        <w:t>:</w:t>
+        <w:t>1.Table-level lock:</w:t>
       </w:r>
     </w:p>
     <w:p>
@@ -537,27 +489,7 @@
           <w:szCs w:val="28"/>
           <w:lang w:val="en-US"/>
         </w:rPr>
-        <w:t>2.</w:t>
-      </w:r>
-      <w:r>
-        <w:rPr>
-          <w:b/>
-          <w:bCs/>
-          <w:sz w:val="28"/>
-          <w:szCs w:val="28"/>
-          <w:lang w:val="en-US"/>
-        </w:rPr>
-        <w:t>Row-level lock (record-level)</w:t>
-      </w:r>
-      <w:r>
-        <w:rPr>
-          <w:b/>
-          <w:bCs/>
-          <w:sz w:val="28"/>
-          <w:szCs w:val="28"/>
-          <w:lang w:val="en-US"/>
-        </w:rPr>
-        <w:t>:</w:t>
+        <w:t>2.Row-level lock (record-level):</w:t>
       </w:r>
     </w:p>
     <w:p>
@@ -2709,33 +2641,7 @@
           <w:lang w:eastAsia="en-IN"/>
           <w14:ligatures w14:val="none"/>
         </w:rPr>
-        <w:t>ENQUEUE_&lt;</w:t>
-      </w:r>
-      <w:proofErr w:type="spellStart"/>
-      <w:r>
-        <w:rPr>
-          <w:rFonts w:ascii="Calibri" w:eastAsia="Times New Roman" w:hAnsi="Calibri" w:cs="Calibri"/>
-          <w:color w:val="000000"/>
-          <w:kern w:val="0"/>
-          <w:sz w:val="28"/>
-          <w:szCs w:val="28"/>
-          <w:lang w:eastAsia="en-IN"/>
-          <w14:ligatures w14:val="none"/>
-        </w:rPr>
-        <w:t>LockObjectName</w:t>
-      </w:r>
-      <w:proofErr w:type="spellEnd"/>
-      <w:r>
-        <w:rPr>
-          <w:rFonts w:ascii="Calibri" w:eastAsia="Times New Roman" w:hAnsi="Calibri" w:cs="Calibri"/>
-          <w:color w:val="000000"/>
-          <w:kern w:val="0"/>
-          <w:sz w:val="28"/>
-          <w:szCs w:val="28"/>
-          <w:lang w:eastAsia="en-IN"/>
-          <w14:ligatures w14:val="none"/>
-        </w:rPr>
-        <w:t>&gt;</w:t>
+        <w:t>ENQUEUE_&lt;LockObjectName&gt;</w:t>
       </w:r>
     </w:p>
     <w:p>
@@ -2991,33 +2897,7 @@
           <w:lang w:eastAsia="en-IN"/>
           <w14:ligatures w14:val="none"/>
         </w:rPr>
-        <w:t>QUEUE_&lt;</w:t>
-      </w:r>
-      <w:proofErr w:type="spellStart"/>
-      <w:r>
-        <w:rPr>
-          <w:rFonts w:ascii="Calibri" w:eastAsia="Times New Roman" w:hAnsi="Calibri" w:cs="Calibri"/>
-          <w:color w:val="000000"/>
-          <w:kern w:val="0"/>
-          <w:sz w:val="28"/>
-          <w:szCs w:val="28"/>
-          <w:lang w:eastAsia="en-IN"/>
-          <w14:ligatures w14:val="none"/>
-        </w:rPr>
-        <w:t>LockObjectName</w:t>
-      </w:r>
-      <w:proofErr w:type="spellEnd"/>
-      <w:r>
-        <w:rPr>
-          <w:rFonts w:ascii="Calibri" w:eastAsia="Times New Roman" w:hAnsi="Calibri" w:cs="Calibri"/>
-          <w:color w:val="000000"/>
-          <w:kern w:val="0"/>
-          <w:sz w:val="28"/>
-          <w:szCs w:val="28"/>
-          <w:lang w:eastAsia="en-IN"/>
-          <w14:ligatures w14:val="none"/>
-        </w:rPr>
-        <w:t>&gt;</w:t>
+        <w:t>QUEUE_&lt;LockObjectName&gt;</w:t>
       </w:r>
     </w:p>
     <w:p>
@@ -3169,33 +3049,7 @@
           <w:lang w:eastAsia="en-IN"/>
           <w14:ligatures w14:val="none"/>
         </w:rPr>
-        <w:t xml:space="preserve">Do R&amp;D on row level </w:t>
-      </w:r>
-      <w:proofErr w:type="spellStart"/>
-      <w:r>
-        <w:rPr>
-          <w:rFonts w:ascii="Calibri" w:eastAsia="Times New Roman" w:hAnsi="Calibri" w:cs="Calibri"/>
-          <w:color w:val="000000"/>
-          <w:kern w:val="0"/>
-          <w:sz w:val="28"/>
-          <w:szCs w:val="28"/>
-          <w:lang w:eastAsia="en-IN"/>
-          <w14:ligatures w14:val="none"/>
-        </w:rPr>
-        <w:t>lockin</w:t>
-      </w:r>
-      <w:proofErr w:type="spellEnd"/>
-      <w:r>
-        <w:rPr>
-          <w:rFonts w:ascii="Calibri" w:eastAsia="Times New Roman" w:hAnsi="Calibri" w:cs="Calibri"/>
-          <w:color w:val="000000"/>
-          <w:kern w:val="0"/>
-          <w:sz w:val="28"/>
-          <w:szCs w:val="28"/>
-          <w:lang w:eastAsia="en-IN"/>
-          <w14:ligatures w14:val="none"/>
-        </w:rPr>
-        <w:t xml:space="preserve"> and work on it.</w:t>
+        <w:t>Do R&amp;D on row level lockin and work on it.</w:t>
       </w:r>
     </w:p>
     <w:p>
@@ -5440,6 +5294,7 @@
   <w:style w:type="character" w:default="1" w:styleId="DefaultParagraphFont">
     <w:name w:val="Default Paragraph Font"/>
     <w:uiPriority w:val="1"/>
+    <w:semiHidden/>
     <w:unhideWhenUsed/>
   </w:style>
   <w:style w:type="table" w:default="1" w:styleId="TableNormal">
